--- a/Assignment 2/Built in Data Types.docx
+++ b/Assignment 2/Built in Data Types.docx
@@ -22,6 +22,24 @@
     </w:p>
     <w:p>
       <w:pPr>
+        <w:jc w:val="center"/>
+        <w:rPr>
+          <w:rFonts w:ascii="Times New Roman" w:hAnsi="Times New Roman" w:cs="Times New Roman"/>
+          <w:sz w:val="32"/>
+          <w:szCs w:val="32"/>
+        </w:rPr>
+      </w:pPr>
+      <w:r>
+        <w:rPr>
+          <w:rFonts w:ascii="Times New Roman" w:hAnsi="Times New Roman" w:cs="Times New Roman"/>
+          <w:sz w:val="32"/>
+          <w:szCs w:val="32"/>
+        </w:rPr>
+        <w:t>LO1</w:t>
+      </w:r>
+    </w:p>
+    <w:p>
+      <w:pPr>
         <w:jc w:val="right"/>
         <w:rPr>
           <w:rFonts w:ascii="Times New Roman" w:hAnsi="Times New Roman" w:cs="Times New Roman"/>
@@ -31,7 +49,7 @@
         <w:rPr>
           <w:rFonts w:ascii="Times New Roman" w:hAnsi="Times New Roman" w:cs="Times New Roman"/>
         </w:rPr>
-        <w:t>5</w:t>
+        <w:t>30</w:t>
       </w:r>
       <w:r>
         <w:rPr>
@@ -43,7 +61,7 @@
         <w:rPr>
           <w:rFonts w:ascii="Times New Roman" w:hAnsi="Times New Roman" w:cs="Times New Roman"/>
         </w:rPr>
-        <w:t>2</w:t>
+        <w:t>1</w:t>
       </w:r>
       <w:r>
         <w:rPr>
@@ -413,449 +431,6 @@
         <w:rPr>
           <w:rFonts w:ascii="Times New Roman" w:hAnsi="Times New Roman" w:cs="Times New Roman"/>
         </w:rPr>
-        <w:t>        if not tasks:</w:t>
-      </w:r>
-    </w:p>
-    <w:p>
-      <w:pPr>
-        <w:rPr>
-          <w:rFonts w:ascii="Times New Roman" w:hAnsi="Times New Roman" w:cs="Times New Roman"/>
-        </w:rPr>
-      </w:pPr>
-      <w:r>
-        <w:rPr>
-          <w:rFonts w:ascii="Times New Roman" w:hAnsi="Times New Roman" w:cs="Times New Roman"/>
-        </w:rPr>
-        <w:lastRenderedPageBreak/>
-        <w:t>            print("No tasks to remove!")</w:t>
-      </w:r>
-    </w:p>
-    <w:p>
-      <w:pPr>
-        <w:rPr>
-          <w:rFonts w:ascii="Times New Roman" w:hAnsi="Times New Roman" w:cs="Times New Roman"/>
-        </w:rPr>
-      </w:pPr>
-      <w:r>
-        <w:rPr>
-          <w:rFonts w:ascii="Times New Roman" w:hAnsi="Times New Roman" w:cs="Times New Roman"/>
-        </w:rPr>
-        <w:t>        else:</w:t>
-      </w:r>
-    </w:p>
-    <w:p>
-      <w:pPr>
-        <w:rPr>
-          <w:rFonts w:ascii="Times New Roman" w:hAnsi="Times New Roman" w:cs="Times New Roman"/>
-        </w:rPr>
-      </w:pPr>
-      <w:r>
-        <w:rPr>
-          <w:rFonts w:ascii="Times New Roman" w:hAnsi="Times New Roman" w:cs="Times New Roman"/>
-        </w:rPr>
-        <w:t>            for i in range(len(tasks)):</w:t>
-      </w:r>
-    </w:p>
-    <w:p>
-      <w:pPr>
-        <w:rPr>
-          <w:rFonts w:ascii="Times New Roman" w:hAnsi="Times New Roman" w:cs="Times New Roman"/>
-        </w:rPr>
-      </w:pPr>
-      <w:r>
-        <w:rPr>
-          <w:rFonts w:ascii="Times New Roman" w:hAnsi="Times New Roman" w:cs="Times New Roman"/>
-        </w:rPr>
-        <w:t>                print(f"{i}. {tasks[i][0]} - {tasks[i][1]}")</w:t>
-      </w:r>
-    </w:p>
-    <w:p>
-      <w:pPr>
-        <w:rPr>
-          <w:rFonts w:ascii="Times New Roman" w:hAnsi="Times New Roman" w:cs="Times New Roman"/>
-        </w:rPr>
-      </w:pPr>
-      <w:r>
-        <w:rPr>
-          <w:rFonts w:ascii="Times New Roman" w:hAnsi="Times New Roman" w:cs="Times New Roman"/>
-        </w:rPr>
-        <w:t>            print("Enter task number to remove: ", end="")</w:t>
-      </w:r>
-    </w:p>
-    <w:p>
-      <w:pPr>
-        <w:rPr>
-          <w:rFonts w:ascii="Times New Roman" w:hAnsi="Times New Roman" w:cs="Times New Roman"/>
-        </w:rPr>
-      </w:pPr>
-      <w:r>
-        <w:rPr>
-          <w:rFonts w:ascii="Times New Roman" w:hAnsi="Times New Roman" w:cs="Times New Roman"/>
-        </w:rPr>
-        <w:t>            idx = int(input())</w:t>
-      </w:r>
-    </w:p>
-    <w:p>
-      <w:pPr>
-        <w:rPr>
-          <w:rFonts w:ascii="Times New Roman" w:hAnsi="Times New Roman" w:cs="Times New Roman"/>
-        </w:rPr>
-      </w:pPr>
-      <w:r>
-        <w:rPr>
-          <w:rFonts w:ascii="Times New Roman" w:hAnsi="Times New Roman" w:cs="Times New Roman"/>
-        </w:rPr>
-        <w:t>            if 0 &lt;= idx &lt; len(tasks):</w:t>
-      </w:r>
-    </w:p>
-    <w:p>
-      <w:pPr>
-        <w:rPr>
-          <w:rFonts w:ascii="Times New Roman" w:hAnsi="Times New Roman" w:cs="Times New Roman"/>
-        </w:rPr>
-      </w:pPr>
-      <w:r>
-        <w:rPr>
-          <w:rFonts w:ascii="Times New Roman" w:hAnsi="Times New Roman" w:cs="Times New Roman"/>
-        </w:rPr>
-        <w:t>                removed = tasks.pop(idx)</w:t>
-      </w:r>
-    </w:p>
-    <w:p>
-      <w:pPr>
-        <w:rPr>
-          <w:rFonts w:ascii="Times New Roman" w:hAnsi="Times New Roman" w:cs="Times New Roman"/>
-        </w:rPr>
-      </w:pPr>
-      <w:r>
-        <w:rPr>
-          <w:rFonts w:ascii="Times New Roman" w:hAnsi="Times New Roman" w:cs="Times New Roman"/>
-        </w:rPr>
-        <w:t>                print(f"Task '{removed[0]}' removed!")</w:t>
-      </w:r>
-    </w:p>
-    <w:p>
-      <w:pPr>
-        <w:rPr>
-          <w:rFonts w:ascii="Times New Roman" w:hAnsi="Times New Roman" w:cs="Times New Roman"/>
-        </w:rPr>
-      </w:pPr>
-      <w:r>
-        <w:rPr>
-          <w:rFonts w:ascii="Times New Roman" w:hAnsi="Times New Roman" w:cs="Times New Roman"/>
-        </w:rPr>
-        <w:t>            else:</w:t>
-      </w:r>
-    </w:p>
-    <w:p>
-      <w:pPr>
-        <w:rPr>
-          <w:rFonts w:ascii="Times New Roman" w:hAnsi="Times New Roman" w:cs="Times New Roman"/>
-        </w:rPr>
-      </w:pPr>
-      <w:r>
-        <w:rPr>
-          <w:rFonts w:ascii="Times New Roman" w:hAnsi="Times New Roman" w:cs="Times New Roman"/>
-        </w:rPr>
-        <w:t>                print("Invalid task number!")</w:t>
-      </w:r>
-    </w:p>
-    <w:p>
-      <w:pPr>
-        <w:rPr>
-          <w:rFonts w:ascii="Times New Roman" w:hAnsi="Times New Roman" w:cs="Times New Roman"/>
-        </w:rPr>
-      </w:pPr>
-      <w:r>
-        <w:rPr>
-          <w:rFonts w:ascii="Times New Roman" w:hAnsi="Times New Roman" w:cs="Times New Roman"/>
-        </w:rPr>
-        <w:t xml:space="preserve">    </w:t>
-      </w:r>
-    </w:p>
-    <w:p>
-      <w:pPr>
-        <w:rPr>
-          <w:rFonts w:ascii="Times New Roman" w:hAnsi="Times New Roman" w:cs="Times New Roman"/>
-        </w:rPr>
-      </w:pPr>
-      <w:r>
-        <w:rPr>
-          <w:rFonts w:ascii="Times New Roman" w:hAnsi="Times New Roman" w:cs="Times New Roman"/>
-        </w:rPr>
-        <w:t>    elif choice == 3:</w:t>
-      </w:r>
-    </w:p>
-    <w:p>
-      <w:pPr>
-        <w:rPr>
-          <w:rFonts w:ascii="Times New Roman" w:hAnsi="Times New Roman" w:cs="Times New Roman"/>
-        </w:rPr>
-      </w:pPr>
-      <w:r>
-        <w:rPr>
-          <w:rFonts w:ascii="Times New Roman" w:hAnsi="Times New Roman" w:cs="Times New Roman"/>
-        </w:rPr>
-        <w:t>        if not tasks:</w:t>
-      </w:r>
-    </w:p>
-    <w:p>
-      <w:pPr>
-        <w:rPr>
-          <w:rFonts w:ascii="Times New Roman" w:hAnsi="Times New Roman" w:cs="Times New Roman"/>
-        </w:rPr>
-      </w:pPr>
-      <w:r>
-        <w:rPr>
-          <w:rFonts w:ascii="Times New Roman" w:hAnsi="Times New Roman" w:cs="Times New Roman"/>
-        </w:rPr>
-        <w:t>            print("No tasks to update!")</w:t>
-      </w:r>
-    </w:p>
-    <w:p>
-      <w:pPr>
-        <w:rPr>
-          <w:rFonts w:ascii="Times New Roman" w:hAnsi="Times New Roman" w:cs="Times New Roman"/>
-        </w:rPr>
-      </w:pPr>
-      <w:r>
-        <w:rPr>
-          <w:rFonts w:ascii="Times New Roman" w:hAnsi="Times New Roman" w:cs="Times New Roman"/>
-        </w:rPr>
-        <w:t>        else:</w:t>
-      </w:r>
-    </w:p>
-    <w:p>
-      <w:pPr>
-        <w:rPr>
-          <w:rFonts w:ascii="Times New Roman" w:hAnsi="Times New Roman" w:cs="Times New Roman"/>
-        </w:rPr>
-      </w:pPr>
-      <w:r>
-        <w:rPr>
-          <w:rFonts w:ascii="Times New Roman" w:hAnsi="Times New Roman" w:cs="Times New Roman"/>
-        </w:rPr>
-        <w:t>            for i in range(len(tasks)):</w:t>
-      </w:r>
-    </w:p>
-    <w:p>
-      <w:pPr>
-        <w:rPr>
-          <w:rFonts w:ascii="Times New Roman" w:hAnsi="Times New Roman" w:cs="Times New Roman"/>
-        </w:rPr>
-      </w:pPr>
-      <w:r>
-        <w:rPr>
-          <w:rFonts w:ascii="Times New Roman" w:hAnsi="Times New Roman" w:cs="Times New Roman"/>
-        </w:rPr>
-        <w:t>                print(f"{i}. {tasks[i][0]} - {tasks[i][1]}")</w:t>
-      </w:r>
-    </w:p>
-    <w:p>
-      <w:pPr>
-        <w:rPr>
-          <w:rFonts w:ascii="Times New Roman" w:hAnsi="Times New Roman" w:cs="Times New Roman"/>
-        </w:rPr>
-      </w:pPr>
-      <w:r>
-        <w:rPr>
-          <w:rFonts w:ascii="Times New Roman" w:hAnsi="Times New Roman" w:cs="Times New Roman"/>
-        </w:rPr>
-        <w:t>            print("Enter task number to update: ", end="")</w:t>
-      </w:r>
-    </w:p>
-    <w:p>
-      <w:pPr>
-        <w:rPr>
-          <w:rFonts w:ascii="Times New Roman" w:hAnsi="Times New Roman" w:cs="Times New Roman"/>
-        </w:rPr>
-      </w:pPr>
-      <w:r>
-        <w:rPr>
-          <w:rFonts w:ascii="Times New Roman" w:hAnsi="Times New Roman" w:cs="Times New Roman"/>
-        </w:rPr>
-        <w:t>            idx = int(input())</w:t>
-      </w:r>
-    </w:p>
-    <w:p>
-      <w:pPr>
-        <w:rPr>
-          <w:rFonts w:ascii="Times New Roman" w:hAnsi="Times New Roman" w:cs="Times New Roman"/>
-        </w:rPr>
-      </w:pPr>
-      <w:r>
-        <w:rPr>
-          <w:rFonts w:ascii="Times New Roman" w:hAnsi="Times New Roman" w:cs="Times New Roman"/>
-        </w:rPr>
-        <w:t>            if 0 &lt;= idx &lt; len(tasks):</w:t>
-      </w:r>
-    </w:p>
-    <w:p>
-      <w:pPr>
-        <w:rPr>
-          <w:rFonts w:ascii="Times New Roman" w:hAnsi="Times New Roman" w:cs="Times New Roman"/>
-        </w:rPr>
-      </w:pPr>
-      <w:r>
-        <w:rPr>
-          <w:rFonts w:ascii="Times New Roman" w:hAnsi="Times New Roman" w:cs="Times New Roman"/>
-        </w:rPr>
-        <w:t>                new_name = input("Enter new task name: ")</w:t>
-      </w:r>
-    </w:p>
-    <w:p>
-      <w:pPr>
-        <w:rPr>
-          <w:rFonts w:ascii="Times New Roman" w:hAnsi="Times New Roman" w:cs="Times New Roman"/>
-        </w:rPr>
-      </w:pPr>
-      <w:r>
-        <w:rPr>
-          <w:rFonts w:ascii="Times New Roman" w:hAnsi="Times New Roman" w:cs="Times New Roman"/>
-        </w:rPr>
-        <w:t>                new_priority = int(input("Enter new priority (1-Highest/2-Medium/3-Lowest): "))</w:t>
-      </w:r>
-    </w:p>
-    <w:p>
-      <w:pPr>
-        <w:rPr>
-          <w:rFonts w:ascii="Times New Roman" w:hAnsi="Times New Roman" w:cs="Times New Roman"/>
-        </w:rPr>
-      </w:pPr>
-      <w:r>
-        <w:rPr>
-          <w:rFonts w:ascii="Times New Roman" w:hAnsi="Times New Roman" w:cs="Times New Roman"/>
-        </w:rPr>
-        <w:t>                tasks[idx] = (new_name, new_priority)</w:t>
-      </w:r>
-    </w:p>
-    <w:p>
-      <w:pPr>
-        <w:rPr>
-          <w:rFonts w:ascii="Times New Roman" w:hAnsi="Times New Roman" w:cs="Times New Roman"/>
-        </w:rPr>
-      </w:pPr>
-      <w:r>
-        <w:rPr>
-          <w:rFonts w:ascii="Times New Roman" w:hAnsi="Times New Roman" w:cs="Times New Roman"/>
-        </w:rPr>
-        <w:t>                print("Task updated!")</w:t>
-      </w:r>
-    </w:p>
-    <w:p>
-      <w:pPr>
-        <w:rPr>
-          <w:rFonts w:ascii="Times New Roman" w:hAnsi="Times New Roman" w:cs="Times New Roman"/>
-        </w:rPr>
-      </w:pPr>
-      <w:r>
-        <w:rPr>
-          <w:rFonts w:ascii="Times New Roman" w:hAnsi="Times New Roman" w:cs="Times New Roman"/>
-        </w:rPr>
-        <w:t>            else:</w:t>
-      </w:r>
-    </w:p>
-    <w:p>
-      <w:pPr>
-        <w:rPr>
-          <w:rFonts w:ascii="Times New Roman" w:hAnsi="Times New Roman" w:cs="Times New Roman"/>
-        </w:rPr>
-      </w:pPr>
-      <w:r>
-        <w:rPr>
-          <w:rFonts w:ascii="Times New Roman" w:hAnsi="Times New Roman" w:cs="Times New Roman"/>
-        </w:rPr>
-        <w:t>                print("Invalid task number!")</w:t>
-      </w:r>
-    </w:p>
-    <w:p>
-      <w:pPr>
-        <w:rPr>
-          <w:rFonts w:ascii="Times New Roman" w:hAnsi="Times New Roman" w:cs="Times New Roman"/>
-        </w:rPr>
-      </w:pPr>
-      <w:r>
-        <w:rPr>
-          <w:rFonts w:ascii="Times New Roman" w:hAnsi="Times New Roman" w:cs="Times New Roman"/>
-        </w:rPr>
-        <w:t xml:space="preserve">    </w:t>
-      </w:r>
-    </w:p>
-    <w:p>
-      <w:pPr>
-        <w:rPr>
-          <w:rFonts w:ascii="Times New Roman" w:hAnsi="Times New Roman" w:cs="Times New Roman"/>
-        </w:rPr>
-      </w:pPr>
-      <w:r>
-        <w:rPr>
-          <w:rFonts w:ascii="Times New Roman" w:hAnsi="Times New Roman" w:cs="Times New Roman"/>
-        </w:rPr>
-        <w:t>    elif choice == 4:</w:t>
-      </w:r>
-    </w:p>
-    <w:p>
-      <w:pPr>
-        <w:rPr>
-          <w:rFonts w:ascii="Times New Roman" w:hAnsi="Times New Roman" w:cs="Times New Roman"/>
-        </w:rPr>
-      </w:pPr>
-      <w:r>
-        <w:rPr>
-          <w:rFonts w:ascii="Times New Roman" w:hAnsi="Times New Roman" w:cs="Times New Roman"/>
-        </w:rPr>
-        <w:t>        tasks.sort(key=lambda x: x[1])</w:t>
-      </w:r>
-    </w:p>
-    <w:p>
-      <w:pPr>
-        <w:rPr>
-          <w:rFonts w:ascii="Times New Roman" w:hAnsi="Times New Roman" w:cs="Times New Roman"/>
-        </w:rPr>
-      </w:pPr>
-      <w:r>
-        <w:rPr>
-          <w:rFonts w:ascii="Times New Roman" w:hAnsi="Times New Roman" w:cs="Times New Roman"/>
-        </w:rPr>
-        <w:t>        print("Tasks sorted by priority!")</w:t>
-      </w:r>
-    </w:p>
-    <w:p>
-      <w:pPr>
-        <w:rPr>
-          <w:rFonts w:ascii="Times New Roman" w:hAnsi="Times New Roman" w:cs="Times New Roman"/>
-        </w:rPr>
-      </w:pPr>
-      <w:r>
-        <w:rPr>
-          <w:rFonts w:ascii="Times New Roman" w:hAnsi="Times New Roman" w:cs="Times New Roman"/>
-        </w:rPr>
-        <w:t xml:space="preserve">    </w:t>
-      </w:r>
-    </w:p>
-    <w:p>
-      <w:pPr>
-        <w:rPr>
-          <w:rFonts w:ascii="Times New Roman" w:hAnsi="Times New Roman" w:cs="Times New Roman"/>
-        </w:rPr>
-      </w:pPr>
-      <w:r>
-        <w:rPr>
-          <w:rFonts w:ascii="Times New Roman" w:hAnsi="Times New Roman" w:cs="Times New Roman"/>
-        </w:rPr>
-        <w:t>    elif choice == 5:</w:t>
-      </w:r>
-    </w:p>
-    <w:p>
-      <w:pPr>
-        <w:rPr>
-          <w:rFonts w:ascii="Times New Roman" w:hAnsi="Times New Roman" w:cs="Times New Roman"/>
-        </w:rPr>
-      </w:pPr>
-      <w:r>
-        <w:rPr>
-          <w:rFonts w:ascii="Times New Roman" w:hAnsi="Times New Roman" w:cs="Times New Roman"/>
-        </w:rPr>
         <w:lastRenderedPageBreak/>
         <w:t>        if not tasks:</w:t>
       </w:r>
@@ -870,6 +445,449 @@
         <w:rPr>
           <w:rFonts w:ascii="Times New Roman" w:hAnsi="Times New Roman" w:cs="Times New Roman"/>
         </w:rPr>
+        <w:t>            print("No tasks to remove!")</w:t>
+      </w:r>
+    </w:p>
+    <w:p>
+      <w:pPr>
+        <w:rPr>
+          <w:rFonts w:ascii="Times New Roman" w:hAnsi="Times New Roman" w:cs="Times New Roman"/>
+        </w:rPr>
+      </w:pPr>
+      <w:r>
+        <w:rPr>
+          <w:rFonts w:ascii="Times New Roman" w:hAnsi="Times New Roman" w:cs="Times New Roman"/>
+        </w:rPr>
+        <w:t>        else:</w:t>
+      </w:r>
+    </w:p>
+    <w:p>
+      <w:pPr>
+        <w:rPr>
+          <w:rFonts w:ascii="Times New Roman" w:hAnsi="Times New Roman" w:cs="Times New Roman"/>
+        </w:rPr>
+      </w:pPr>
+      <w:r>
+        <w:rPr>
+          <w:rFonts w:ascii="Times New Roman" w:hAnsi="Times New Roman" w:cs="Times New Roman"/>
+        </w:rPr>
+        <w:t>            for i in range(len(tasks)):</w:t>
+      </w:r>
+    </w:p>
+    <w:p>
+      <w:pPr>
+        <w:rPr>
+          <w:rFonts w:ascii="Times New Roman" w:hAnsi="Times New Roman" w:cs="Times New Roman"/>
+        </w:rPr>
+      </w:pPr>
+      <w:r>
+        <w:rPr>
+          <w:rFonts w:ascii="Times New Roman" w:hAnsi="Times New Roman" w:cs="Times New Roman"/>
+        </w:rPr>
+        <w:t>                print(f"{i}. {tasks[i][0]} - {tasks[i][1]}")</w:t>
+      </w:r>
+    </w:p>
+    <w:p>
+      <w:pPr>
+        <w:rPr>
+          <w:rFonts w:ascii="Times New Roman" w:hAnsi="Times New Roman" w:cs="Times New Roman"/>
+        </w:rPr>
+      </w:pPr>
+      <w:r>
+        <w:rPr>
+          <w:rFonts w:ascii="Times New Roman" w:hAnsi="Times New Roman" w:cs="Times New Roman"/>
+        </w:rPr>
+        <w:t>            print("Enter task number to remove: ", end="")</w:t>
+      </w:r>
+    </w:p>
+    <w:p>
+      <w:pPr>
+        <w:rPr>
+          <w:rFonts w:ascii="Times New Roman" w:hAnsi="Times New Roman" w:cs="Times New Roman"/>
+        </w:rPr>
+      </w:pPr>
+      <w:r>
+        <w:rPr>
+          <w:rFonts w:ascii="Times New Roman" w:hAnsi="Times New Roman" w:cs="Times New Roman"/>
+        </w:rPr>
+        <w:t>            idx = int(input())</w:t>
+      </w:r>
+    </w:p>
+    <w:p>
+      <w:pPr>
+        <w:rPr>
+          <w:rFonts w:ascii="Times New Roman" w:hAnsi="Times New Roman" w:cs="Times New Roman"/>
+        </w:rPr>
+      </w:pPr>
+      <w:r>
+        <w:rPr>
+          <w:rFonts w:ascii="Times New Roman" w:hAnsi="Times New Roman" w:cs="Times New Roman"/>
+        </w:rPr>
+        <w:t>            if 0 &lt;= idx &lt; len(tasks):</w:t>
+      </w:r>
+    </w:p>
+    <w:p>
+      <w:pPr>
+        <w:rPr>
+          <w:rFonts w:ascii="Times New Roman" w:hAnsi="Times New Roman" w:cs="Times New Roman"/>
+        </w:rPr>
+      </w:pPr>
+      <w:r>
+        <w:rPr>
+          <w:rFonts w:ascii="Times New Roman" w:hAnsi="Times New Roman" w:cs="Times New Roman"/>
+        </w:rPr>
+        <w:t>                removed = tasks.pop(idx)</w:t>
+      </w:r>
+    </w:p>
+    <w:p>
+      <w:pPr>
+        <w:rPr>
+          <w:rFonts w:ascii="Times New Roman" w:hAnsi="Times New Roman" w:cs="Times New Roman"/>
+        </w:rPr>
+      </w:pPr>
+      <w:r>
+        <w:rPr>
+          <w:rFonts w:ascii="Times New Roman" w:hAnsi="Times New Roman" w:cs="Times New Roman"/>
+        </w:rPr>
+        <w:t>                print(f"Task '{removed[0]}' removed!")</w:t>
+      </w:r>
+    </w:p>
+    <w:p>
+      <w:pPr>
+        <w:rPr>
+          <w:rFonts w:ascii="Times New Roman" w:hAnsi="Times New Roman" w:cs="Times New Roman"/>
+        </w:rPr>
+      </w:pPr>
+      <w:r>
+        <w:rPr>
+          <w:rFonts w:ascii="Times New Roman" w:hAnsi="Times New Roman" w:cs="Times New Roman"/>
+        </w:rPr>
+        <w:t>            else:</w:t>
+      </w:r>
+    </w:p>
+    <w:p>
+      <w:pPr>
+        <w:rPr>
+          <w:rFonts w:ascii="Times New Roman" w:hAnsi="Times New Roman" w:cs="Times New Roman"/>
+        </w:rPr>
+      </w:pPr>
+      <w:r>
+        <w:rPr>
+          <w:rFonts w:ascii="Times New Roman" w:hAnsi="Times New Roman" w:cs="Times New Roman"/>
+        </w:rPr>
+        <w:t>                print("Invalid task number!")</w:t>
+      </w:r>
+    </w:p>
+    <w:p>
+      <w:pPr>
+        <w:rPr>
+          <w:rFonts w:ascii="Times New Roman" w:hAnsi="Times New Roman" w:cs="Times New Roman"/>
+        </w:rPr>
+      </w:pPr>
+      <w:r>
+        <w:rPr>
+          <w:rFonts w:ascii="Times New Roman" w:hAnsi="Times New Roman" w:cs="Times New Roman"/>
+        </w:rPr>
+        <w:t xml:space="preserve">    </w:t>
+      </w:r>
+    </w:p>
+    <w:p>
+      <w:pPr>
+        <w:rPr>
+          <w:rFonts w:ascii="Times New Roman" w:hAnsi="Times New Roman" w:cs="Times New Roman"/>
+        </w:rPr>
+      </w:pPr>
+      <w:r>
+        <w:rPr>
+          <w:rFonts w:ascii="Times New Roman" w:hAnsi="Times New Roman" w:cs="Times New Roman"/>
+        </w:rPr>
+        <w:t>    elif choice == 3:</w:t>
+      </w:r>
+    </w:p>
+    <w:p>
+      <w:pPr>
+        <w:rPr>
+          <w:rFonts w:ascii="Times New Roman" w:hAnsi="Times New Roman" w:cs="Times New Roman"/>
+        </w:rPr>
+      </w:pPr>
+      <w:r>
+        <w:rPr>
+          <w:rFonts w:ascii="Times New Roman" w:hAnsi="Times New Roman" w:cs="Times New Roman"/>
+        </w:rPr>
+        <w:t>        if not tasks:</w:t>
+      </w:r>
+    </w:p>
+    <w:p>
+      <w:pPr>
+        <w:rPr>
+          <w:rFonts w:ascii="Times New Roman" w:hAnsi="Times New Roman" w:cs="Times New Roman"/>
+        </w:rPr>
+      </w:pPr>
+      <w:r>
+        <w:rPr>
+          <w:rFonts w:ascii="Times New Roman" w:hAnsi="Times New Roman" w:cs="Times New Roman"/>
+        </w:rPr>
+        <w:t>            print("No tasks to update!")</w:t>
+      </w:r>
+    </w:p>
+    <w:p>
+      <w:pPr>
+        <w:rPr>
+          <w:rFonts w:ascii="Times New Roman" w:hAnsi="Times New Roman" w:cs="Times New Roman"/>
+        </w:rPr>
+      </w:pPr>
+      <w:r>
+        <w:rPr>
+          <w:rFonts w:ascii="Times New Roman" w:hAnsi="Times New Roman" w:cs="Times New Roman"/>
+        </w:rPr>
+        <w:t>        else:</w:t>
+      </w:r>
+    </w:p>
+    <w:p>
+      <w:pPr>
+        <w:rPr>
+          <w:rFonts w:ascii="Times New Roman" w:hAnsi="Times New Roman" w:cs="Times New Roman"/>
+        </w:rPr>
+      </w:pPr>
+      <w:r>
+        <w:rPr>
+          <w:rFonts w:ascii="Times New Roman" w:hAnsi="Times New Roman" w:cs="Times New Roman"/>
+        </w:rPr>
+        <w:t>            for i in range(len(tasks)):</w:t>
+      </w:r>
+    </w:p>
+    <w:p>
+      <w:pPr>
+        <w:rPr>
+          <w:rFonts w:ascii="Times New Roman" w:hAnsi="Times New Roman" w:cs="Times New Roman"/>
+        </w:rPr>
+      </w:pPr>
+      <w:r>
+        <w:rPr>
+          <w:rFonts w:ascii="Times New Roman" w:hAnsi="Times New Roman" w:cs="Times New Roman"/>
+        </w:rPr>
+        <w:t>                print(f"{i}. {tasks[i][0]} - {tasks[i][1]}")</w:t>
+      </w:r>
+    </w:p>
+    <w:p>
+      <w:pPr>
+        <w:rPr>
+          <w:rFonts w:ascii="Times New Roman" w:hAnsi="Times New Roman" w:cs="Times New Roman"/>
+        </w:rPr>
+      </w:pPr>
+      <w:r>
+        <w:rPr>
+          <w:rFonts w:ascii="Times New Roman" w:hAnsi="Times New Roman" w:cs="Times New Roman"/>
+        </w:rPr>
+        <w:t>            print("Enter task number to update: ", end="")</w:t>
+      </w:r>
+    </w:p>
+    <w:p>
+      <w:pPr>
+        <w:rPr>
+          <w:rFonts w:ascii="Times New Roman" w:hAnsi="Times New Roman" w:cs="Times New Roman"/>
+        </w:rPr>
+      </w:pPr>
+      <w:r>
+        <w:rPr>
+          <w:rFonts w:ascii="Times New Roman" w:hAnsi="Times New Roman" w:cs="Times New Roman"/>
+        </w:rPr>
+        <w:t>            idx = int(input())</w:t>
+      </w:r>
+    </w:p>
+    <w:p>
+      <w:pPr>
+        <w:rPr>
+          <w:rFonts w:ascii="Times New Roman" w:hAnsi="Times New Roman" w:cs="Times New Roman"/>
+        </w:rPr>
+      </w:pPr>
+      <w:r>
+        <w:rPr>
+          <w:rFonts w:ascii="Times New Roman" w:hAnsi="Times New Roman" w:cs="Times New Roman"/>
+        </w:rPr>
+        <w:t>            if 0 &lt;= idx &lt; len(tasks):</w:t>
+      </w:r>
+    </w:p>
+    <w:p>
+      <w:pPr>
+        <w:rPr>
+          <w:rFonts w:ascii="Times New Roman" w:hAnsi="Times New Roman" w:cs="Times New Roman"/>
+        </w:rPr>
+      </w:pPr>
+      <w:r>
+        <w:rPr>
+          <w:rFonts w:ascii="Times New Roman" w:hAnsi="Times New Roman" w:cs="Times New Roman"/>
+        </w:rPr>
+        <w:t>                new_name = input("Enter new task name: ")</w:t>
+      </w:r>
+    </w:p>
+    <w:p>
+      <w:pPr>
+        <w:rPr>
+          <w:rFonts w:ascii="Times New Roman" w:hAnsi="Times New Roman" w:cs="Times New Roman"/>
+        </w:rPr>
+      </w:pPr>
+      <w:r>
+        <w:rPr>
+          <w:rFonts w:ascii="Times New Roman" w:hAnsi="Times New Roman" w:cs="Times New Roman"/>
+        </w:rPr>
+        <w:t>                new_priority = int(input("Enter new priority (1-Highest/2-Medium/3-Lowest): "))</w:t>
+      </w:r>
+    </w:p>
+    <w:p>
+      <w:pPr>
+        <w:rPr>
+          <w:rFonts w:ascii="Times New Roman" w:hAnsi="Times New Roman" w:cs="Times New Roman"/>
+        </w:rPr>
+      </w:pPr>
+      <w:r>
+        <w:rPr>
+          <w:rFonts w:ascii="Times New Roman" w:hAnsi="Times New Roman" w:cs="Times New Roman"/>
+        </w:rPr>
+        <w:t>                tasks[idx] = (new_name, new_priority)</w:t>
+      </w:r>
+    </w:p>
+    <w:p>
+      <w:pPr>
+        <w:rPr>
+          <w:rFonts w:ascii="Times New Roman" w:hAnsi="Times New Roman" w:cs="Times New Roman"/>
+        </w:rPr>
+      </w:pPr>
+      <w:r>
+        <w:rPr>
+          <w:rFonts w:ascii="Times New Roman" w:hAnsi="Times New Roman" w:cs="Times New Roman"/>
+        </w:rPr>
+        <w:t>                print("Task updated!")</w:t>
+      </w:r>
+    </w:p>
+    <w:p>
+      <w:pPr>
+        <w:rPr>
+          <w:rFonts w:ascii="Times New Roman" w:hAnsi="Times New Roman" w:cs="Times New Roman"/>
+        </w:rPr>
+      </w:pPr>
+      <w:r>
+        <w:rPr>
+          <w:rFonts w:ascii="Times New Roman" w:hAnsi="Times New Roman" w:cs="Times New Roman"/>
+        </w:rPr>
+        <w:t>            else:</w:t>
+      </w:r>
+    </w:p>
+    <w:p>
+      <w:pPr>
+        <w:rPr>
+          <w:rFonts w:ascii="Times New Roman" w:hAnsi="Times New Roman" w:cs="Times New Roman"/>
+        </w:rPr>
+      </w:pPr>
+      <w:r>
+        <w:rPr>
+          <w:rFonts w:ascii="Times New Roman" w:hAnsi="Times New Roman" w:cs="Times New Roman"/>
+        </w:rPr>
+        <w:t>                print("Invalid task number!")</w:t>
+      </w:r>
+    </w:p>
+    <w:p>
+      <w:pPr>
+        <w:rPr>
+          <w:rFonts w:ascii="Times New Roman" w:hAnsi="Times New Roman" w:cs="Times New Roman"/>
+        </w:rPr>
+      </w:pPr>
+      <w:r>
+        <w:rPr>
+          <w:rFonts w:ascii="Times New Roman" w:hAnsi="Times New Roman" w:cs="Times New Roman"/>
+        </w:rPr>
+        <w:t xml:space="preserve">    </w:t>
+      </w:r>
+    </w:p>
+    <w:p>
+      <w:pPr>
+        <w:rPr>
+          <w:rFonts w:ascii="Times New Roman" w:hAnsi="Times New Roman" w:cs="Times New Roman"/>
+        </w:rPr>
+      </w:pPr>
+      <w:r>
+        <w:rPr>
+          <w:rFonts w:ascii="Times New Roman" w:hAnsi="Times New Roman" w:cs="Times New Roman"/>
+        </w:rPr>
+        <w:t>    elif choice == 4:</w:t>
+      </w:r>
+    </w:p>
+    <w:p>
+      <w:pPr>
+        <w:rPr>
+          <w:rFonts w:ascii="Times New Roman" w:hAnsi="Times New Roman" w:cs="Times New Roman"/>
+        </w:rPr>
+      </w:pPr>
+      <w:r>
+        <w:rPr>
+          <w:rFonts w:ascii="Times New Roman" w:hAnsi="Times New Roman" w:cs="Times New Roman"/>
+        </w:rPr>
+        <w:t>        tasks.sort(key=lambda x: x[1])</w:t>
+      </w:r>
+    </w:p>
+    <w:p>
+      <w:pPr>
+        <w:rPr>
+          <w:rFonts w:ascii="Times New Roman" w:hAnsi="Times New Roman" w:cs="Times New Roman"/>
+        </w:rPr>
+      </w:pPr>
+      <w:r>
+        <w:rPr>
+          <w:rFonts w:ascii="Times New Roman" w:hAnsi="Times New Roman" w:cs="Times New Roman"/>
+        </w:rPr>
+        <w:t>        print("Tasks sorted by priority!")</w:t>
+      </w:r>
+    </w:p>
+    <w:p>
+      <w:pPr>
+        <w:rPr>
+          <w:rFonts w:ascii="Times New Roman" w:hAnsi="Times New Roman" w:cs="Times New Roman"/>
+        </w:rPr>
+      </w:pPr>
+      <w:r>
+        <w:rPr>
+          <w:rFonts w:ascii="Times New Roman" w:hAnsi="Times New Roman" w:cs="Times New Roman"/>
+        </w:rPr>
+        <w:t xml:space="preserve">    </w:t>
+      </w:r>
+    </w:p>
+    <w:p>
+      <w:pPr>
+        <w:rPr>
+          <w:rFonts w:ascii="Times New Roman" w:hAnsi="Times New Roman" w:cs="Times New Roman"/>
+        </w:rPr>
+      </w:pPr>
+      <w:r>
+        <w:rPr>
+          <w:rFonts w:ascii="Times New Roman" w:hAnsi="Times New Roman" w:cs="Times New Roman"/>
+        </w:rPr>
+        <w:lastRenderedPageBreak/>
+        <w:t>    elif choice == 5:</w:t>
+      </w:r>
+    </w:p>
+    <w:p>
+      <w:pPr>
+        <w:rPr>
+          <w:rFonts w:ascii="Times New Roman" w:hAnsi="Times New Roman" w:cs="Times New Roman"/>
+        </w:rPr>
+      </w:pPr>
+      <w:r>
+        <w:rPr>
+          <w:rFonts w:ascii="Times New Roman" w:hAnsi="Times New Roman" w:cs="Times New Roman"/>
+        </w:rPr>
+        <w:t>        if not tasks:</w:t>
+      </w:r>
+    </w:p>
+    <w:p>
+      <w:pPr>
+        <w:rPr>
+          <w:rFonts w:ascii="Times New Roman" w:hAnsi="Times New Roman" w:cs="Times New Roman"/>
+        </w:rPr>
+      </w:pPr>
+      <w:r>
+        <w:rPr>
+          <w:rFonts w:ascii="Times New Roman" w:hAnsi="Times New Roman" w:cs="Times New Roman"/>
+        </w:rPr>
         <w:t>            print("No tasks available!")</w:t>
       </w:r>
     </w:p>
@@ -1027,6 +1045,7 @@
           <w:rFonts w:ascii="Times New Roman" w:hAnsi="Times New Roman" w:cs="Times New Roman"/>
           <w:noProof/>
         </w:rPr>
+        <w:lastRenderedPageBreak/>
         <w:drawing>
           <wp:inline distT="0" distB="0" distL="0" distR="0" wp14:anchorId="0818E097" wp14:editId="1F1C4B0F">
             <wp:extent cx="3030191" cy="5928360"/>
@@ -1074,157 +1093,157 @@
         <w:rPr>
           <w:rFonts w:ascii="Times New Roman" w:hAnsi="Times New Roman" w:cs="Times New Roman"/>
         </w:rPr>
+        <w:t>A2.</w:t>
+      </w:r>
+      <w:r>
+        <w:rPr>
+          <w:rFonts w:ascii="Times New Roman" w:hAnsi="Times New Roman" w:cs="Times New Roman"/>
+        </w:rPr>
+        <w:br/>
+      </w:r>
+      <w:r>
+        <w:rPr>
+          <w:rFonts w:ascii="Times New Roman" w:hAnsi="Times New Roman" w:cs="Times New Roman"/>
+        </w:rPr>
+        <w:t>jee_students = {"Aarav", "Siddhant", "Vedant", "Chaitanya"}</w:t>
+      </w:r>
+    </w:p>
+    <w:p>
+      <w:pPr>
+        <w:rPr>
+          <w:rFonts w:ascii="Times New Roman" w:hAnsi="Times New Roman" w:cs="Times New Roman"/>
+        </w:rPr>
+      </w:pPr>
+      <w:r>
+        <w:rPr>
+          <w:rFonts w:ascii="Times New Roman" w:hAnsi="Times New Roman" w:cs="Times New Roman"/>
+        </w:rPr>
+        <w:t>cet_students = {"Siddhant", "Vedant", "Chaitanya", "Vikram"}</w:t>
+      </w:r>
+    </w:p>
+    <w:p>
+      <w:pPr>
+        <w:rPr>
+          <w:rFonts w:ascii="Times New Roman" w:hAnsi="Times New Roman" w:cs="Times New Roman"/>
+        </w:rPr>
+      </w:pPr>
+      <w:r>
+        <w:rPr>
+          <w:rFonts w:ascii="Times New Roman" w:hAnsi="Times New Roman" w:cs="Times New Roman"/>
+        </w:rPr>
+        <w:t>neet_students = {"Rohan", "Aarav", "Chaitanya", "Yuvraj"}</w:t>
+      </w:r>
+    </w:p>
+    <w:p>
+      <w:pPr>
+        <w:rPr>
+          <w:rFonts w:ascii="Times New Roman" w:hAnsi="Times New Roman" w:cs="Times New Roman"/>
+        </w:rPr>
+      </w:pPr>
+    </w:p>
+    <w:p>
+      <w:pPr>
+        <w:rPr>
+          <w:rFonts w:ascii="Times New Roman" w:hAnsi="Times New Roman" w:cs="Times New Roman"/>
+        </w:rPr>
+      </w:pPr>
+      <w:r>
+        <w:rPr>
+          <w:rFonts w:ascii="Times New Roman" w:hAnsi="Times New Roman" w:cs="Times New Roman"/>
+        </w:rPr>
+        <w:t>print(f"JEE Students: {jee_students}")</w:t>
+      </w:r>
+    </w:p>
+    <w:p>
+      <w:pPr>
+        <w:rPr>
+          <w:rFonts w:ascii="Times New Roman" w:hAnsi="Times New Roman" w:cs="Times New Roman"/>
+        </w:rPr>
+      </w:pPr>
+      <w:r>
+        <w:rPr>
+          <w:rFonts w:ascii="Times New Roman" w:hAnsi="Times New Roman" w:cs="Times New Roman"/>
+        </w:rPr>
+        <w:t>print(f"CET Students: {cet_students}")</w:t>
+      </w:r>
+    </w:p>
+    <w:p>
+      <w:pPr>
+        <w:rPr>
+          <w:rFonts w:ascii="Times New Roman" w:hAnsi="Times New Roman" w:cs="Times New Roman"/>
+        </w:rPr>
+      </w:pPr>
+      <w:r>
+        <w:rPr>
+          <w:rFonts w:ascii="Times New Roman" w:hAnsi="Times New Roman" w:cs="Times New Roman"/>
+        </w:rPr>
+        <w:t>print(f"NEET Students: {neet_students}")</w:t>
+      </w:r>
+    </w:p>
+    <w:p>
+      <w:pPr>
+        <w:rPr>
+          <w:rFonts w:ascii="Times New Roman" w:hAnsi="Times New Roman" w:cs="Times New Roman"/>
+        </w:rPr>
+      </w:pPr>
+    </w:p>
+    <w:p>
+      <w:pPr>
+        <w:rPr>
+          <w:rFonts w:ascii="Times New Roman" w:hAnsi="Times New Roman" w:cs="Times New Roman"/>
+        </w:rPr>
+      </w:pPr>
+      <w:r>
+        <w:rPr>
+          <w:rFonts w:ascii="Times New Roman" w:hAnsi="Times New Roman" w:cs="Times New Roman"/>
+        </w:rPr>
+        <w:t>(f"JEE union CET: {jee_students.union(cet_students)}")</w:t>
+      </w:r>
+    </w:p>
+    <w:p>
+      <w:pPr>
+        <w:rPr>
+          <w:rFonts w:ascii="Times New Roman" w:hAnsi="Times New Roman" w:cs="Times New Roman"/>
+        </w:rPr>
+      </w:pPr>
+      <w:r>
+        <w:rPr>
+          <w:rFonts w:ascii="Times New Roman" w:hAnsi="Times New Roman" w:cs="Times New Roman"/>
+        </w:rPr>
+        <w:t>print(f"JEE union NEET: {jee_students.union(neet_students)}")</w:t>
+      </w:r>
+    </w:p>
+    <w:p>
+      <w:pPr>
+        <w:rPr>
+          <w:rFonts w:ascii="Times New Roman" w:hAnsi="Times New Roman" w:cs="Times New Roman"/>
+        </w:rPr>
+      </w:pPr>
+      <w:r>
+        <w:rPr>
+          <w:rFonts w:ascii="Times New Roman" w:hAnsi="Times New Roman" w:cs="Times New Roman"/>
+        </w:rPr>
+        <w:t>print(f"CET union NEET: {cet_students.union(neet_students)}")</w:t>
+      </w:r>
+    </w:p>
+    <w:p>
+      <w:pPr>
+        <w:rPr>
+          <w:rFonts w:ascii="Times New Roman" w:hAnsi="Times New Roman" w:cs="Times New Roman"/>
+        </w:rPr>
+      </w:pPr>
+    </w:p>
+    <w:p>
+      <w:pPr>
+        <w:rPr>
+          <w:rFonts w:ascii="Times New Roman" w:hAnsi="Times New Roman" w:cs="Times New Roman"/>
+        </w:rPr>
+      </w:pPr>
+      <w:r>
+        <w:rPr>
+          <w:rFonts w:ascii="Times New Roman" w:hAnsi="Times New Roman" w:cs="Times New Roman"/>
+        </w:rPr>
         <w:lastRenderedPageBreak/>
-        <w:t>A2.</w:t>
-      </w:r>
-      <w:r>
-        <w:rPr>
-          <w:rFonts w:ascii="Times New Roman" w:hAnsi="Times New Roman" w:cs="Times New Roman"/>
-        </w:rPr>
-        <w:br/>
-      </w:r>
-      <w:r>
-        <w:rPr>
-          <w:rFonts w:ascii="Times New Roman" w:hAnsi="Times New Roman" w:cs="Times New Roman"/>
-        </w:rPr>
-        <w:t>jee_students = {"Aarav", "Siddhant", "Vedant", "Chaitanya"}</w:t>
-      </w:r>
-    </w:p>
-    <w:p>
-      <w:pPr>
-        <w:rPr>
-          <w:rFonts w:ascii="Times New Roman" w:hAnsi="Times New Roman" w:cs="Times New Roman"/>
-        </w:rPr>
-      </w:pPr>
-      <w:r>
-        <w:rPr>
-          <w:rFonts w:ascii="Times New Roman" w:hAnsi="Times New Roman" w:cs="Times New Roman"/>
-        </w:rPr>
-        <w:t>cet_students = {"Siddhant", "Vedant", "Chaitanya", "Vikram"}</w:t>
-      </w:r>
-    </w:p>
-    <w:p>
-      <w:pPr>
-        <w:rPr>
-          <w:rFonts w:ascii="Times New Roman" w:hAnsi="Times New Roman" w:cs="Times New Roman"/>
-        </w:rPr>
-      </w:pPr>
-      <w:r>
-        <w:rPr>
-          <w:rFonts w:ascii="Times New Roman" w:hAnsi="Times New Roman" w:cs="Times New Roman"/>
-        </w:rPr>
-        <w:t>neet_students = {"Rohan", "Aarav", "Chaitanya", "Yuvraj"}</w:t>
-      </w:r>
-    </w:p>
-    <w:p>
-      <w:pPr>
-        <w:rPr>
-          <w:rFonts w:ascii="Times New Roman" w:hAnsi="Times New Roman" w:cs="Times New Roman"/>
-        </w:rPr>
-      </w:pPr>
-    </w:p>
-    <w:p>
-      <w:pPr>
-        <w:rPr>
-          <w:rFonts w:ascii="Times New Roman" w:hAnsi="Times New Roman" w:cs="Times New Roman"/>
-        </w:rPr>
-      </w:pPr>
-      <w:r>
-        <w:rPr>
-          <w:rFonts w:ascii="Times New Roman" w:hAnsi="Times New Roman" w:cs="Times New Roman"/>
-        </w:rPr>
-        <w:t>print(f"JEE Students: {jee_students}")</w:t>
-      </w:r>
-    </w:p>
-    <w:p>
-      <w:pPr>
-        <w:rPr>
-          <w:rFonts w:ascii="Times New Roman" w:hAnsi="Times New Roman" w:cs="Times New Roman"/>
-        </w:rPr>
-      </w:pPr>
-      <w:r>
-        <w:rPr>
-          <w:rFonts w:ascii="Times New Roman" w:hAnsi="Times New Roman" w:cs="Times New Roman"/>
-        </w:rPr>
-        <w:t>print(f"CET Students: {cet_students}")</w:t>
-      </w:r>
-    </w:p>
-    <w:p>
-      <w:pPr>
-        <w:rPr>
-          <w:rFonts w:ascii="Times New Roman" w:hAnsi="Times New Roman" w:cs="Times New Roman"/>
-        </w:rPr>
-      </w:pPr>
-      <w:r>
-        <w:rPr>
-          <w:rFonts w:ascii="Times New Roman" w:hAnsi="Times New Roman" w:cs="Times New Roman"/>
-        </w:rPr>
-        <w:t>print(f"NEET Students: {neet_students}")</w:t>
-      </w:r>
-    </w:p>
-    <w:p>
-      <w:pPr>
-        <w:rPr>
-          <w:rFonts w:ascii="Times New Roman" w:hAnsi="Times New Roman" w:cs="Times New Roman"/>
-        </w:rPr>
-      </w:pPr>
-    </w:p>
-    <w:p>
-      <w:pPr>
-        <w:rPr>
-          <w:rFonts w:ascii="Times New Roman" w:hAnsi="Times New Roman" w:cs="Times New Roman"/>
-        </w:rPr>
-      </w:pPr>
-      <w:r>
-        <w:rPr>
-          <w:rFonts w:ascii="Times New Roman" w:hAnsi="Times New Roman" w:cs="Times New Roman"/>
-        </w:rPr>
-        <w:t>(f"JEE union CET: {jee_students.union(cet_students)}")</w:t>
-      </w:r>
-    </w:p>
-    <w:p>
-      <w:pPr>
-        <w:rPr>
-          <w:rFonts w:ascii="Times New Roman" w:hAnsi="Times New Roman" w:cs="Times New Roman"/>
-        </w:rPr>
-      </w:pPr>
-      <w:r>
-        <w:rPr>
-          <w:rFonts w:ascii="Times New Roman" w:hAnsi="Times New Roman" w:cs="Times New Roman"/>
-        </w:rPr>
-        <w:t>print(f"JEE union NEET: {jee_students.union(neet_students)}")</w:t>
-      </w:r>
-    </w:p>
-    <w:p>
-      <w:pPr>
-        <w:rPr>
-          <w:rFonts w:ascii="Times New Roman" w:hAnsi="Times New Roman" w:cs="Times New Roman"/>
-        </w:rPr>
-      </w:pPr>
-      <w:r>
-        <w:rPr>
-          <w:rFonts w:ascii="Times New Roman" w:hAnsi="Times New Roman" w:cs="Times New Roman"/>
-        </w:rPr>
-        <w:t>print(f"CET union NEET: {cet_students.union(neet_students)}")</w:t>
-      </w:r>
-    </w:p>
-    <w:p>
-      <w:pPr>
-        <w:rPr>
-          <w:rFonts w:ascii="Times New Roman" w:hAnsi="Times New Roman" w:cs="Times New Roman"/>
-        </w:rPr>
-      </w:pPr>
-    </w:p>
-    <w:p>
-      <w:pPr>
-        <w:rPr>
-          <w:rFonts w:ascii="Times New Roman" w:hAnsi="Times New Roman" w:cs="Times New Roman"/>
-        </w:rPr>
-      </w:pPr>
-      <w:r>
-        <w:rPr>
-          <w:rFonts w:ascii="Times New Roman" w:hAnsi="Times New Roman" w:cs="Times New Roman"/>
-        </w:rPr>
         <w:t>print(f"JEE intersection CET: {jee_students.intersection(cet_students)}")</w:t>
       </w:r>
     </w:p>
@@ -1435,60 +1454,424 @@
         <w:rPr>
           <w:rFonts w:ascii="Times New Roman" w:hAnsi="Times New Roman" w:cs="Times New Roman"/>
         </w:rPr>
+        <w:t>    print("2 - Update Student")</w:t>
+      </w:r>
+    </w:p>
+    <w:p>
+      <w:pPr>
+        <w:rPr>
+          <w:rFonts w:ascii="Times New Roman" w:hAnsi="Times New Roman" w:cs="Times New Roman"/>
+        </w:rPr>
+      </w:pPr>
+      <w:r>
+        <w:rPr>
+          <w:rFonts w:ascii="Times New Roman" w:hAnsi="Times New Roman" w:cs="Times New Roman"/>
+        </w:rPr>
+        <w:t>    print("3 - View All Students")</w:t>
+      </w:r>
+    </w:p>
+    <w:p>
+      <w:pPr>
+        <w:rPr>
+          <w:rFonts w:ascii="Times New Roman" w:hAnsi="Times New Roman" w:cs="Times New Roman"/>
+        </w:rPr>
+      </w:pPr>
+      <w:r>
+        <w:rPr>
+          <w:rFonts w:ascii="Times New Roman" w:hAnsi="Times New Roman" w:cs="Times New Roman"/>
+        </w:rPr>
+        <w:t>    print("4 - View Specific Student")</w:t>
+      </w:r>
+    </w:p>
+    <w:p>
+      <w:pPr>
+        <w:rPr>
+          <w:rFonts w:ascii="Times New Roman" w:hAnsi="Times New Roman" w:cs="Times New Roman"/>
+        </w:rPr>
+      </w:pPr>
+      <w:r>
+        <w:rPr>
+          <w:rFonts w:ascii="Times New Roman" w:hAnsi="Times New Roman" w:cs="Times New Roman"/>
+        </w:rPr>
+        <w:t>    print("5 - Delete Student")</w:t>
+      </w:r>
+    </w:p>
+    <w:p>
+      <w:pPr>
+        <w:rPr>
+          <w:rFonts w:ascii="Times New Roman" w:hAnsi="Times New Roman" w:cs="Times New Roman"/>
+        </w:rPr>
+      </w:pPr>
+      <w:r>
+        <w:rPr>
+          <w:rFonts w:ascii="Times New Roman" w:hAnsi="Times New Roman" w:cs="Times New Roman"/>
+        </w:rPr>
+        <w:t>    print("6 - Exit")</w:t>
+      </w:r>
+    </w:p>
+    <w:p>
+      <w:pPr>
+        <w:rPr>
+          <w:rFonts w:ascii="Times New Roman" w:hAnsi="Times New Roman" w:cs="Times New Roman"/>
+        </w:rPr>
+      </w:pPr>
+      <w:r>
+        <w:rPr>
+          <w:rFonts w:ascii="Times New Roman" w:hAnsi="Times New Roman" w:cs="Times New Roman"/>
+        </w:rPr>
+        <w:t xml:space="preserve">    </w:t>
+      </w:r>
+    </w:p>
+    <w:p>
+      <w:pPr>
+        <w:rPr>
+          <w:rFonts w:ascii="Times New Roman" w:hAnsi="Times New Roman" w:cs="Times New Roman"/>
+        </w:rPr>
+      </w:pPr>
+      <w:r>
+        <w:rPr>
+          <w:rFonts w:ascii="Times New Roman" w:hAnsi="Times New Roman" w:cs="Times New Roman"/>
+        </w:rPr>
+        <w:t>    choice = input("Enter your choice (1-6): ")</w:t>
+      </w:r>
+    </w:p>
+    <w:p>
+      <w:pPr>
+        <w:rPr>
+          <w:rFonts w:ascii="Times New Roman" w:hAnsi="Times New Roman" w:cs="Times New Roman"/>
+        </w:rPr>
+      </w:pPr>
+      <w:r>
+        <w:rPr>
+          <w:rFonts w:ascii="Times New Roman" w:hAnsi="Times New Roman" w:cs="Times New Roman"/>
+        </w:rPr>
+        <w:t xml:space="preserve">    </w:t>
+      </w:r>
+    </w:p>
+    <w:p>
+      <w:pPr>
+        <w:rPr>
+          <w:rFonts w:ascii="Times New Roman" w:hAnsi="Times New Roman" w:cs="Times New Roman"/>
+        </w:rPr>
+      </w:pPr>
+      <w:r>
+        <w:rPr>
+          <w:rFonts w:ascii="Times New Roman" w:hAnsi="Times New Roman" w:cs="Times New Roman"/>
+        </w:rPr>
+        <w:t>    if choice == "1":</w:t>
+      </w:r>
+    </w:p>
+    <w:p>
+      <w:pPr>
+        <w:rPr>
+          <w:rFonts w:ascii="Times New Roman" w:hAnsi="Times New Roman" w:cs="Times New Roman"/>
+        </w:rPr>
+      </w:pPr>
+      <w:r>
+        <w:rPr>
+          <w:rFonts w:ascii="Times New Roman" w:hAnsi="Times New Roman" w:cs="Times New Roman"/>
+        </w:rPr>
+        <w:t>        roll_no = input("Enter Roll Number: ")</w:t>
+      </w:r>
+    </w:p>
+    <w:p>
+      <w:pPr>
+        <w:rPr>
+          <w:rFonts w:ascii="Times New Roman" w:hAnsi="Times New Roman" w:cs="Times New Roman"/>
+        </w:rPr>
+      </w:pPr>
+      <w:r>
+        <w:rPr>
+          <w:rFonts w:ascii="Times New Roman" w:hAnsi="Times New Roman" w:cs="Times New Roman"/>
+        </w:rPr>
+        <w:t xml:space="preserve">        </w:t>
+      </w:r>
+    </w:p>
+    <w:p>
+      <w:pPr>
+        <w:rPr>
+          <w:rFonts w:ascii="Times New Roman" w:hAnsi="Times New Roman" w:cs="Times New Roman"/>
+        </w:rPr>
+      </w:pPr>
+      <w:r>
+        <w:rPr>
+          <w:rFonts w:ascii="Times New Roman" w:hAnsi="Times New Roman" w:cs="Times New Roman"/>
+        </w:rPr>
+        <w:t>        if roll_no in students:</w:t>
+      </w:r>
+    </w:p>
+    <w:p>
+      <w:pPr>
+        <w:rPr>
+          <w:rFonts w:ascii="Times New Roman" w:hAnsi="Times New Roman" w:cs="Times New Roman"/>
+        </w:rPr>
+      </w:pPr>
+      <w:r>
+        <w:rPr>
+          <w:rFonts w:ascii="Times New Roman" w:hAnsi="Times New Roman" w:cs="Times New Roman"/>
+        </w:rPr>
+        <w:t>            print("Student already exists!")</w:t>
+      </w:r>
+    </w:p>
+    <w:p>
+      <w:pPr>
+        <w:rPr>
+          <w:rFonts w:ascii="Times New Roman" w:hAnsi="Times New Roman" w:cs="Times New Roman"/>
+        </w:rPr>
+      </w:pPr>
+      <w:r>
+        <w:rPr>
+          <w:rFonts w:ascii="Times New Roman" w:hAnsi="Times New Roman" w:cs="Times New Roman"/>
+        </w:rPr>
         <w:lastRenderedPageBreak/>
-        <w:t>    print("2 - Update Student")</w:t>
-      </w:r>
-    </w:p>
-    <w:p>
-      <w:pPr>
-        <w:rPr>
-          <w:rFonts w:ascii="Times New Roman" w:hAnsi="Times New Roman" w:cs="Times New Roman"/>
-        </w:rPr>
-      </w:pPr>
-      <w:r>
-        <w:rPr>
-          <w:rFonts w:ascii="Times New Roman" w:hAnsi="Times New Roman" w:cs="Times New Roman"/>
-        </w:rPr>
-        <w:t>    print("3 - View All Students")</w:t>
-      </w:r>
-    </w:p>
-    <w:p>
-      <w:pPr>
-        <w:rPr>
-          <w:rFonts w:ascii="Times New Roman" w:hAnsi="Times New Roman" w:cs="Times New Roman"/>
-        </w:rPr>
-      </w:pPr>
-      <w:r>
-        <w:rPr>
-          <w:rFonts w:ascii="Times New Roman" w:hAnsi="Times New Roman" w:cs="Times New Roman"/>
-        </w:rPr>
-        <w:t>    print("4 - View Specific Student")</w:t>
-      </w:r>
-    </w:p>
-    <w:p>
-      <w:pPr>
-        <w:rPr>
-          <w:rFonts w:ascii="Times New Roman" w:hAnsi="Times New Roman" w:cs="Times New Roman"/>
-        </w:rPr>
-      </w:pPr>
-      <w:r>
-        <w:rPr>
-          <w:rFonts w:ascii="Times New Roman" w:hAnsi="Times New Roman" w:cs="Times New Roman"/>
-        </w:rPr>
-        <w:t>    print("5 - Delete Student")</w:t>
-      </w:r>
-    </w:p>
-    <w:p>
-      <w:pPr>
-        <w:rPr>
-          <w:rFonts w:ascii="Times New Roman" w:hAnsi="Times New Roman" w:cs="Times New Roman"/>
-        </w:rPr>
-      </w:pPr>
-      <w:r>
-        <w:rPr>
-          <w:rFonts w:ascii="Times New Roman" w:hAnsi="Times New Roman" w:cs="Times New Roman"/>
-        </w:rPr>
-        <w:t>    print("6 - Exit")</w:t>
+        <w:t>        else:</w:t>
+      </w:r>
+    </w:p>
+    <w:p>
+      <w:pPr>
+        <w:rPr>
+          <w:rFonts w:ascii="Times New Roman" w:hAnsi="Times New Roman" w:cs="Times New Roman"/>
+        </w:rPr>
+      </w:pPr>
+      <w:r>
+        <w:rPr>
+          <w:rFonts w:ascii="Times New Roman" w:hAnsi="Times New Roman" w:cs="Times New Roman"/>
+        </w:rPr>
+        <w:t>            name = input("Enter Name: ")</w:t>
+      </w:r>
+    </w:p>
+    <w:p>
+      <w:pPr>
+        <w:rPr>
+          <w:rFonts w:ascii="Times New Roman" w:hAnsi="Times New Roman" w:cs="Times New Roman"/>
+        </w:rPr>
+      </w:pPr>
+      <w:r>
+        <w:rPr>
+          <w:rFonts w:ascii="Times New Roman" w:hAnsi="Times New Roman" w:cs="Times New Roman"/>
+        </w:rPr>
+        <w:t>            math_grade = float(input("Enter Math grade: "))</w:t>
+      </w:r>
+    </w:p>
+    <w:p>
+      <w:pPr>
+        <w:rPr>
+          <w:rFonts w:ascii="Times New Roman" w:hAnsi="Times New Roman" w:cs="Times New Roman"/>
+        </w:rPr>
+      </w:pPr>
+      <w:r>
+        <w:rPr>
+          <w:rFonts w:ascii="Times New Roman" w:hAnsi="Times New Roman" w:cs="Times New Roman"/>
+        </w:rPr>
+        <w:t>            english_grade = float(input("Enter English grade: "))</w:t>
+      </w:r>
+    </w:p>
+    <w:p>
+      <w:pPr>
+        <w:rPr>
+          <w:rFonts w:ascii="Times New Roman" w:hAnsi="Times New Roman" w:cs="Times New Roman"/>
+        </w:rPr>
+      </w:pPr>
+      <w:r>
+        <w:rPr>
+          <w:rFonts w:ascii="Times New Roman" w:hAnsi="Times New Roman" w:cs="Times New Roman"/>
+        </w:rPr>
+        <w:t>            science_grade = float(input("Enter Science grade: "))</w:t>
+      </w:r>
+    </w:p>
+    <w:p>
+      <w:pPr>
+        <w:rPr>
+          <w:rFonts w:ascii="Times New Roman" w:hAnsi="Times New Roman" w:cs="Times New Roman"/>
+        </w:rPr>
+      </w:pPr>
+      <w:r>
+        <w:rPr>
+          <w:rFonts w:ascii="Times New Roman" w:hAnsi="Times New Roman" w:cs="Times New Roman"/>
+        </w:rPr>
+        <w:t>            attendance = float(input("Enter Attendance percentage: "))</w:t>
+      </w:r>
+    </w:p>
+    <w:p>
+      <w:pPr>
+        <w:rPr>
+          <w:rFonts w:ascii="Times New Roman" w:hAnsi="Times New Roman" w:cs="Times New Roman"/>
+        </w:rPr>
+      </w:pPr>
+      <w:r>
+        <w:rPr>
+          <w:rFonts w:ascii="Times New Roman" w:hAnsi="Times New Roman" w:cs="Times New Roman"/>
+        </w:rPr>
+        <w:t xml:space="preserve">            </w:t>
+      </w:r>
+    </w:p>
+    <w:p>
+      <w:pPr>
+        <w:rPr>
+          <w:rFonts w:ascii="Times New Roman" w:hAnsi="Times New Roman" w:cs="Times New Roman"/>
+        </w:rPr>
+      </w:pPr>
+      <w:r>
+        <w:rPr>
+          <w:rFonts w:ascii="Times New Roman" w:hAnsi="Times New Roman" w:cs="Times New Roman"/>
+        </w:rPr>
+        <w:t>            grades = {</w:t>
+      </w:r>
+    </w:p>
+    <w:p>
+      <w:pPr>
+        <w:rPr>
+          <w:rFonts w:ascii="Times New Roman" w:hAnsi="Times New Roman" w:cs="Times New Roman"/>
+        </w:rPr>
+      </w:pPr>
+      <w:r>
+        <w:rPr>
+          <w:rFonts w:ascii="Times New Roman" w:hAnsi="Times New Roman" w:cs="Times New Roman"/>
+        </w:rPr>
+        <w:t>                "Math": math_grade,</w:t>
+      </w:r>
+    </w:p>
+    <w:p>
+      <w:pPr>
+        <w:rPr>
+          <w:rFonts w:ascii="Times New Roman" w:hAnsi="Times New Roman" w:cs="Times New Roman"/>
+        </w:rPr>
+      </w:pPr>
+      <w:r>
+        <w:rPr>
+          <w:rFonts w:ascii="Times New Roman" w:hAnsi="Times New Roman" w:cs="Times New Roman"/>
+        </w:rPr>
+        <w:t>                "English": english_grade,</w:t>
+      </w:r>
+    </w:p>
+    <w:p>
+      <w:pPr>
+        <w:rPr>
+          <w:rFonts w:ascii="Times New Roman" w:hAnsi="Times New Roman" w:cs="Times New Roman"/>
+        </w:rPr>
+      </w:pPr>
+      <w:r>
+        <w:rPr>
+          <w:rFonts w:ascii="Times New Roman" w:hAnsi="Times New Roman" w:cs="Times New Roman"/>
+        </w:rPr>
+        <w:t>                "Science": science_grade</w:t>
+      </w:r>
+    </w:p>
+    <w:p>
+      <w:pPr>
+        <w:rPr>
+          <w:rFonts w:ascii="Times New Roman" w:hAnsi="Times New Roman" w:cs="Times New Roman"/>
+        </w:rPr>
+      </w:pPr>
+      <w:r>
+        <w:rPr>
+          <w:rFonts w:ascii="Times New Roman" w:hAnsi="Times New Roman" w:cs="Times New Roman"/>
+        </w:rPr>
+        <w:t>            }</w:t>
+      </w:r>
+    </w:p>
+    <w:p>
+      <w:pPr>
+        <w:rPr>
+          <w:rFonts w:ascii="Times New Roman" w:hAnsi="Times New Roman" w:cs="Times New Roman"/>
+        </w:rPr>
+      </w:pPr>
+      <w:r>
+        <w:rPr>
+          <w:rFonts w:ascii="Times New Roman" w:hAnsi="Times New Roman" w:cs="Times New Roman"/>
+        </w:rPr>
+        <w:t xml:space="preserve">            </w:t>
+      </w:r>
+    </w:p>
+    <w:p>
+      <w:pPr>
+        <w:rPr>
+          <w:rFonts w:ascii="Times New Roman" w:hAnsi="Times New Roman" w:cs="Times New Roman"/>
+        </w:rPr>
+      </w:pPr>
+      <w:r>
+        <w:rPr>
+          <w:rFonts w:ascii="Times New Roman" w:hAnsi="Times New Roman" w:cs="Times New Roman"/>
+        </w:rPr>
+        <w:t>            students[roll_no] = {</w:t>
+      </w:r>
+    </w:p>
+    <w:p>
+      <w:pPr>
+        <w:rPr>
+          <w:rFonts w:ascii="Times New Roman" w:hAnsi="Times New Roman" w:cs="Times New Roman"/>
+        </w:rPr>
+      </w:pPr>
+      <w:r>
+        <w:rPr>
+          <w:rFonts w:ascii="Times New Roman" w:hAnsi="Times New Roman" w:cs="Times New Roman"/>
+        </w:rPr>
+        <w:t>                "name": name,</w:t>
+      </w:r>
+    </w:p>
+    <w:p>
+      <w:pPr>
+        <w:rPr>
+          <w:rFonts w:ascii="Times New Roman" w:hAnsi="Times New Roman" w:cs="Times New Roman"/>
+        </w:rPr>
+      </w:pPr>
+      <w:r>
+        <w:rPr>
+          <w:rFonts w:ascii="Times New Roman" w:hAnsi="Times New Roman" w:cs="Times New Roman"/>
+        </w:rPr>
+        <w:t>                "grades": grades,</w:t>
+      </w:r>
+    </w:p>
+    <w:p>
+      <w:pPr>
+        <w:rPr>
+          <w:rFonts w:ascii="Times New Roman" w:hAnsi="Times New Roman" w:cs="Times New Roman"/>
+        </w:rPr>
+      </w:pPr>
+      <w:r>
+        <w:rPr>
+          <w:rFonts w:ascii="Times New Roman" w:hAnsi="Times New Roman" w:cs="Times New Roman"/>
+        </w:rPr>
+        <w:t>                "attendance": attendance</w:t>
+      </w:r>
+    </w:p>
+    <w:p>
+      <w:pPr>
+        <w:rPr>
+          <w:rFonts w:ascii="Times New Roman" w:hAnsi="Times New Roman" w:cs="Times New Roman"/>
+        </w:rPr>
+      </w:pPr>
+      <w:r>
+        <w:rPr>
+          <w:rFonts w:ascii="Times New Roman" w:hAnsi="Times New Roman" w:cs="Times New Roman"/>
+        </w:rPr>
+        <w:t>            }</w:t>
+      </w:r>
+    </w:p>
+    <w:p>
+      <w:pPr>
+        <w:rPr>
+          <w:rFonts w:ascii="Times New Roman" w:hAnsi="Times New Roman" w:cs="Times New Roman"/>
+        </w:rPr>
+      </w:pPr>
+      <w:r>
+        <w:rPr>
+          <w:rFonts w:ascii="Times New Roman" w:hAnsi="Times New Roman" w:cs="Times New Roman"/>
+        </w:rPr>
+        <w:t xml:space="preserve">            </w:t>
+      </w:r>
+    </w:p>
+    <w:p>
+      <w:pPr>
+        <w:rPr>
+          <w:rFonts w:ascii="Times New Roman" w:hAnsi="Times New Roman" w:cs="Times New Roman"/>
+        </w:rPr>
+      </w:pPr>
+      <w:r>
+        <w:rPr>
+          <w:rFonts w:ascii="Times New Roman" w:hAnsi="Times New Roman" w:cs="Times New Roman"/>
+        </w:rPr>
+        <w:t>            print("Student added successfully!")</w:t>
       </w:r>
     </w:p>
     <w:p>
@@ -1514,7 +1897,281 @@
         <w:rPr>
           <w:rFonts w:ascii="Times New Roman" w:hAnsi="Times New Roman" w:cs="Times New Roman"/>
         </w:rPr>
-        <w:t>    choice = input("Enter your choice (1-6): ")</w:t>
+        <w:t>    elif choice == "2":</w:t>
+      </w:r>
+    </w:p>
+    <w:p>
+      <w:pPr>
+        <w:rPr>
+          <w:rFonts w:ascii="Times New Roman" w:hAnsi="Times New Roman" w:cs="Times New Roman"/>
+        </w:rPr>
+      </w:pPr>
+      <w:r>
+        <w:rPr>
+          <w:rFonts w:ascii="Times New Roman" w:hAnsi="Times New Roman" w:cs="Times New Roman"/>
+        </w:rPr>
+        <w:t>        roll_no = input("Enter Roll Number to update: ")</w:t>
+      </w:r>
+    </w:p>
+    <w:p>
+      <w:pPr>
+        <w:rPr>
+          <w:rFonts w:ascii="Times New Roman" w:hAnsi="Times New Roman" w:cs="Times New Roman"/>
+        </w:rPr>
+      </w:pPr>
+      <w:r>
+        <w:rPr>
+          <w:rFonts w:ascii="Times New Roman" w:hAnsi="Times New Roman" w:cs="Times New Roman"/>
+        </w:rPr>
+        <w:t xml:space="preserve">        </w:t>
+      </w:r>
+    </w:p>
+    <w:p>
+      <w:pPr>
+        <w:rPr>
+          <w:rFonts w:ascii="Times New Roman" w:hAnsi="Times New Roman" w:cs="Times New Roman"/>
+        </w:rPr>
+      </w:pPr>
+      <w:r>
+        <w:rPr>
+          <w:rFonts w:ascii="Times New Roman" w:hAnsi="Times New Roman" w:cs="Times New Roman"/>
+        </w:rPr>
+        <w:t>        if roll_no not in students:</w:t>
+      </w:r>
+    </w:p>
+    <w:p>
+      <w:pPr>
+        <w:rPr>
+          <w:rFonts w:ascii="Times New Roman" w:hAnsi="Times New Roman" w:cs="Times New Roman"/>
+        </w:rPr>
+      </w:pPr>
+      <w:r>
+        <w:rPr>
+          <w:rFonts w:ascii="Times New Roman" w:hAnsi="Times New Roman" w:cs="Times New Roman"/>
+        </w:rPr>
+        <w:t>            print("Student not found!")</w:t>
+      </w:r>
+    </w:p>
+    <w:p>
+      <w:pPr>
+        <w:rPr>
+          <w:rFonts w:ascii="Times New Roman" w:hAnsi="Times New Roman" w:cs="Times New Roman"/>
+        </w:rPr>
+      </w:pPr>
+      <w:r>
+        <w:rPr>
+          <w:rFonts w:ascii="Times New Roman" w:hAnsi="Times New Roman" w:cs="Times New Roman"/>
+        </w:rPr>
+        <w:t>        else:</w:t>
+      </w:r>
+    </w:p>
+    <w:p>
+      <w:pPr>
+        <w:rPr>
+          <w:rFonts w:ascii="Times New Roman" w:hAnsi="Times New Roman" w:cs="Times New Roman"/>
+        </w:rPr>
+      </w:pPr>
+      <w:r>
+        <w:rPr>
+          <w:rFonts w:ascii="Times New Roman" w:hAnsi="Times New Roman" w:cs="Times New Roman"/>
+        </w:rPr>
+        <w:t>            print("\nWhat do you want to update?")</w:t>
+      </w:r>
+    </w:p>
+    <w:p>
+      <w:pPr>
+        <w:rPr>
+          <w:rFonts w:ascii="Times New Roman" w:hAnsi="Times New Roman" w:cs="Times New Roman"/>
+        </w:rPr>
+      </w:pPr>
+      <w:r>
+        <w:rPr>
+          <w:rFonts w:ascii="Times New Roman" w:hAnsi="Times New Roman" w:cs="Times New Roman"/>
+        </w:rPr>
+        <w:t>            print("1. Grades")</w:t>
+      </w:r>
+    </w:p>
+    <w:p>
+      <w:pPr>
+        <w:rPr>
+          <w:rFonts w:ascii="Times New Roman" w:hAnsi="Times New Roman" w:cs="Times New Roman"/>
+        </w:rPr>
+      </w:pPr>
+      <w:r>
+        <w:rPr>
+          <w:rFonts w:ascii="Times New Roman" w:hAnsi="Times New Roman" w:cs="Times New Roman"/>
+        </w:rPr>
+        <w:t>            print("2. Attendance")</w:t>
+      </w:r>
+    </w:p>
+    <w:p>
+      <w:pPr>
+        <w:rPr>
+          <w:rFonts w:ascii="Times New Roman" w:hAnsi="Times New Roman" w:cs="Times New Roman"/>
+        </w:rPr>
+      </w:pPr>
+      <w:r>
+        <w:rPr>
+          <w:rFonts w:ascii="Times New Roman" w:hAnsi="Times New Roman" w:cs="Times New Roman"/>
+        </w:rPr>
+        <w:t xml:space="preserve">            </w:t>
+      </w:r>
+    </w:p>
+    <w:p>
+      <w:pPr>
+        <w:rPr>
+          <w:rFonts w:ascii="Times New Roman" w:hAnsi="Times New Roman" w:cs="Times New Roman"/>
+        </w:rPr>
+      </w:pPr>
+      <w:r>
+        <w:rPr>
+          <w:rFonts w:ascii="Times New Roman" w:hAnsi="Times New Roman" w:cs="Times New Roman"/>
+        </w:rPr>
+        <w:t>            update_choice = input("Enter choice (1-2): ")</w:t>
+      </w:r>
+    </w:p>
+    <w:p>
+      <w:pPr>
+        <w:rPr>
+          <w:rFonts w:ascii="Times New Roman" w:hAnsi="Times New Roman" w:cs="Times New Roman"/>
+        </w:rPr>
+      </w:pPr>
+      <w:r>
+        <w:rPr>
+          <w:rFonts w:ascii="Times New Roman" w:hAnsi="Times New Roman" w:cs="Times New Roman"/>
+        </w:rPr>
+        <w:t xml:space="preserve">            </w:t>
+      </w:r>
+    </w:p>
+    <w:p>
+      <w:pPr>
+        <w:rPr>
+          <w:rFonts w:ascii="Times New Roman" w:hAnsi="Times New Roman" w:cs="Times New Roman"/>
+        </w:rPr>
+      </w:pPr>
+      <w:r>
+        <w:rPr>
+          <w:rFonts w:ascii="Times New Roman" w:hAnsi="Times New Roman" w:cs="Times New Roman"/>
+        </w:rPr>
+        <w:lastRenderedPageBreak/>
+        <w:t>            if update_choice == "1":</w:t>
+      </w:r>
+    </w:p>
+    <w:p>
+      <w:pPr>
+        <w:rPr>
+          <w:rFonts w:ascii="Times New Roman" w:hAnsi="Times New Roman" w:cs="Times New Roman"/>
+        </w:rPr>
+      </w:pPr>
+      <w:r>
+        <w:rPr>
+          <w:rFonts w:ascii="Times New Roman" w:hAnsi="Times New Roman" w:cs="Times New Roman"/>
+        </w:rPr>
+        <w:t>                subject = input("Enter subject (Math/English/Science): ")</w:t>
+      </w:r>
+    </w:p>
+    <w:p>
+      <w:pPr>
+        <w:rPr>
+          <w:rFonts w:ascii="Times New Roman" w:hAnsi="Times New Roman" w:cs="Times New Roman"/>
+        </w:rPr>
+      </w:pPr>
+      <w:r>
+        <w:rPr>
+          <w:rFonts w:ascii="Times New Roman" w:hAnsi="Times New Roman" w:cs="Times New Roman"/>
+        </w:rPr>
+        <w:t>                new_grade = float(input(f"Enter new {subject} grade: "))</w:t>
+      </w:r>
+    </w:p>
+    <w:p>
+      <w:pPr>
+        <w:rPr>
+          <w:rFonts w:ascii="Times New Roman" w:hAnsi="Times New Roman" w:cs="Times New Roman"/>
+        </w:rPr>
+      </w:pPr>
+      <w:r>
+        <w:rPr>
+          <w:rFonts w:ascii="Times New Roman" w:hAnsi="Times New Roman" w:cs="Times New Roman"/>
+        </w:rPr>
+        <w:t>                students[roll_no]["grades"][subject] = new_grade</w:t>
+      </w:r>
+    </w:p>
+    <w:p>
+      <w:pPr>
+        <w:rPr>
+          <w:rFonts w:ascii="Times New Roman" w:hAnsi="Times New Roman" w:cs="Times New Roman"/>
+        </w:rPr>
+      </w:pPr>
+      <w:r>
+        <w:rPr>
+          <w:rFonts w:ascii="Times New Roman" w:hAnsi="Times New Roman" w:cs="Times New Roman"/>
+        </w:rPr>
+        <w:t>                print("Grade updated!")</w:t>
+      </w:r>
+    </w:p>
+    <w:p>
+      <w:pPr>
+        <w:rPr>
+          <w:rFonts w:ascii="Times New Roman" w:hAnsi="Times New Roman" w:cs="Times New Roman"/>
+        </w:rPr>
+      </w:pPr>
+      <w:r>
+        <w:rPr>
+          <w:rFonts w:ascii="Times New Roman" w:hAnsi="Times New Roman" w:cs="Times New Roman"/>
+        </w:rPr>
+        <w:t xml:space="preserve">                </w:t>
+      </w:r>
+    </w:p>
+    <w:p>
+      <w:pPr>
+        <w:rPr>
+          <w:rFonts w:ascii="Times New Roman" w:hAnsi="Times New Roman" w:cs="Times New Roman"/>
+        </w:rPr>
+      </w:pPr>
+      <w:r>
+        <w:rPr>
+          <w:rFonts w:ascii="Times New Roman" w:hAnsi="Times New Roman" w:cs="Times New Roman"/>
+        </w:rPr>
+        <w:t>            elif update_choice == "2":</w:t>
+      </w:r>
+    </w:p>
+    <w:p>
+      <w:pPr>
+        <w:rPr>
+          <w:rFonts w:ascii="Times New Roman" w:hAnsi="Times New Roman" w:cs="Times New Roman"/>
+        </w:rPr>
+      </w:pPr>
+      <w:r>
+        <w:rPr>
+          <w:rFonts w:ascii="Times New Roman" w:hAnsi="Times New Roman" w:cs="Times New Roman"/>
+        </w:rPr>
+        <w:t>                new_attendance = float(input("Enter new attendance: "))</w:t>
+      </w:r>
+    </w:p>
+    <w:p>
+      <w:pPr>
+        <w:rPr>
+          <w:rFonts w:ascii="Times New Roman" w:hAnsi="Times New Roman" w:cs="Times New Roman"/>
+        </w:rPr>
+      </w:pPr>
+      <w:r>
+        <w:rPr>
+          <w:rFonts w:ascii="Times New Roman" w:hAnsi="Times New Roman" w:cs="Times New Roman"/>
+        </w:rPr>
+        <w:t>                students[roll_no]["attendance"] = new_attendance</w:t>
+      </w:r>
+    </w:p>
+    <w:p>
+      <w:pPr>
+        <w:rPr>
+          <w:rFonts w:ascii="Times New Roman" w:hAnsi="Times New Roman" w:cs="Times New Roman"/>
+        </w:rPr>
+      </w:pPr>
+      <w:r>
+        <w:rPr>
+          <w:rFonts w:ascii="Times New Roman" w:hAnsi="Times New Roman" w:cs="Times New Roman"/>
+        </w:rPr>
+        <w:t>                print("Attendance updated!")</w:t>
       </w:r>
     </w:p>
     <w:p>
@@ -1540,7 +2197,150 @@
         <w:rPr>
           <w:rFonts w:ascii="Times New Roman" w:hAnsi="Times New Roman" w:cs="Times New Roman"/>
         </w:rPr>
-        <w:t>    if choice == "1":</w:t>
+        <w:t>    elif choice == "3":</w:t>
+      </w:r>
+    </w:p>
+    <w:p>
+      <w:pPr>
+        <w:rPr>
+          <w:rFonts w:ascii="Times New Roman" w:hAnsi="Times New Roman" w:cs="Times New Roman"/>
+        </w:rPr>
+      </w:pPr>
+      <w:r>
+        <w:rPr>
+          <w:rFonts w:ascii="Times New Roman" w:hAnsi="Times New Roman" w:cs="Times New Roman"/>
+        </w:rPr>
+        <w:t>        if not students:</w:t>
+      </w:r>
+    </w:p>
+    <w:p>
+      <w:pPr>
+        <w:rPr>
+          <w:rFonts w:ascii="Times New Roman" w:hAnsi="Times New Roman" w:cs="Times New Roman"/>
+        </w:rPr>
+      </w:pPr>
+      <w:r>
+        <w:rPr>
+          <w:rFonts w:ascii="Times New Roman" w:hAnsi="Times New Roman" w:cs="Times New Roman"/>
+        </w:rPr>
+        <w:t>            print("No students in records!")</w:t>
+      </w:r>
+    </w:p>
+    <w:p>
+      <w:pPr>
+        <w:rPr>
+          <w:rFonts w:ascii="Times New Roman" w:hAnsi="Times New Roman" w:cs="Times New Roman"/>
+        </w:rPr>
+      </w:pPr>
+      <w:r>
+        <w:rPr>
+          <w:rFonts w:ascii="Times New Roman" w:hAnsi="Times New Roman" w:cs="Times New Roman"/>
+        </w:rPr>
+        <w:t>        else:</w:t>
+      </w:r>
+    </w:p>
+    <w:p>
+      <w:pPr>
+        <w:rPr>
+          <w:rFonts w:ascii="Times New Roman" w:hAnsi="Times New Roman" w:cs="Times New Roman"/>
+        </w:rPr>
+      </w:pPr>
+      <w:r>
+        <w:rPr>
+          <w:rFonts w:ascii="Times New Roman" w:hAnsi="Times New Roman" w:cs="Times New Roman"/>
+        </w:rPr>
+        <w:t>            print("\n--- All Students ---")</w:t>
+      </w:r>
+    </w:p>
+    <w:p>
+      <w:pPr>
+        <w:rPr>
+          <w:rFonts w:ascii="Times New Roman" w:hAnsi="Times New Roman" w:cs="Times New Roman"/>
+        </w:rPr>
+      </w:pPr>
+      <w:r>
+        <w:rPr>
+          <w:rFonts w:ascii="Times New Roman" w:hAnsi="Times New Roman" w:cs="Times New Roman"/>
+        </w:rPr>
+        <w:t>            for roll, details in students.items():</w:t>
+      </w:r>
+    </w:p>
+    <w:p>
+      <w:pPr>
+        <w:rPr>
+          <w:rFonts w:ascii="Times New Roman" w:hAnsi="Times New Roman" w:cs="Times New Roman"/>
+        </w:rPr>
+      </w:pPr>
+      <w:r>
+        <w:rPr>
+          <w:rFonts w:ascii="Times New Roman" w:hAnsi="Times New Roman" w:cs="Times New Roman"/>
+        </w:rPr>
+        <w:t>                print(f"\nRoll No: {roll}")</w:t>
+      </w:r>
+    </w:p>
+    <w:p>
+      <w:pPr>
+        <w:rPr>
+          <w:rFonts w:ascii="Times New Roman" w:hAnsi="Times New Roman" w:cs="Times New Roman"/>
+        </w:rPr>
+      </w:pPr>
+      <w:r>
+        <w:rPr>
+          <w:rFonts w:ascii="Times New Roman" w:hAnsi="Times New Roman" w:cs="Times New Roman"/>
+        </w:rPr>
+        <w:t>                print(f"Name: {details['name']}")</w:t>
+      </w:r>
+    </w:p>
+    <w:p>
+      <w:pPr>
+        <w:rPr>
+          <w:rFonts w:ascii="Times New Roman" w:hAnsi="Times New Roman" w:cs="Times New Roman"/>
+        </w:rPr>
+      </w:pPr>
+      <w:r>
+        <w:rPr>
+          <w:rFonts w:ascii="Times New Roman" w:hAnsi="Times New Roman" w:cs="Times New Roman"/>
+        </w:rPr>
+        <w:t>                print(f"Grades: {details['grades']}")</w:t>
+      </w:r>
+    </w:p>
+    <w:p>
+      <w:pPr>
+        <w:rPr>
+          <w:rFonts w:ascii="Times New Roman" w:hAnsi="Times New Roman" w:cs="Times New Roman"/>
+        </w:rPr>
+      </w:pPr>
+      <w:r>
+        <w:rPr>
+          <w:rFonts w:ascii="Times New Roman" w:hAnsi="Times New Roman" w:cs="Times New Roman"/>
+        </w:rPr>
+        <w:t>                print(f"Attendance: {details['attendance']}%")</w:t>
+      </w:r>
+    </w:p>
+    <w:p>
+      <w:pPr>
+        <w:rPr>
+          <w:rFonts w:ascii="Times New Roman" w:hAnsi="Times New Roman" w:cs="Times New Roman"/>
+        </w:rPr>
+      </w:pPr>
+      <w:r>
+        <w:rPr>
+          <w:rFonts w:ascii="Times New Roman" w:hAnsi="Times New Roman" w:cs="Times New Roman"/>
+        </w:rPr>
+        <w:t xml:space="preserve">    </w:t>
+      </w:r>
+    </w:p>
+    <w:p>
+      <w:pPr>
+        <w:rPr>
+          <w:rFonts w:ascii="Times New Roman" w:hAnsi="Times New Roman" w:cs="Times New Roman"/>
+        </w:rPr>
+      </w:pPr>
+      <w:r>
+        <w:rPr>
+          <w:rFonts w:ascii="Times New Roman" w:hAnsi="Times New Roman" w:cs="Times New Roman"/>
+        </w:rPr>
+        <w:t>    elif choice == "4":</w:t>
       </w:r>
     </w:p>
     <w:p>
@@ -1579,20 +2379,20 @@
         <w:rPr>
           <w:rFonts w:ascii="Times New Roman" w:hAnsi="Times New Roman" w:cs="Times New Roman"/>
         </w:rPr>
-        <w:t>        if roll_no in students:</w:t>
-      </w:r>
-    </w:p>
-    <w:p>
-      <w:pPr>
-        <w:rPr>
-          <w:rFonts w:ascii="Times New Roman" w:hAnsi="Times New Roman" w:cs="Times New Roman"/>
-        </w:rPr>
-      </w:pPr>
-      <w:r>
-        <w:rPr>
-          <w:rFonts w:ascii="Times New Roman" w:hAnsi="Times New Roman" w:cs="Times New Roman"/>
-        </w:rPr>
-        <w:t>            print("Student already exists!")</w:t>
+        <w:t>        if roll_no not in students:</w:t>
+      </w:r>
+    </w:p>
+    <w:p>
+      <w:pPr>
+        <w:rPr>
+          <w:rFonts w:ascii="Times New Roman" w:hAnsi="Times New Roman" w:cs="Times New Roman"/>
+        </w:rPr>
+      </w:pPr>
+      <w:r>
+        <w:rPr>
+          <w:rFonts w:ascii="Times New Roman" w:hAnsi="Times New Roman" w:cs="Times New Roman"/>
+        </w:rPr>
+        <w:t>            print("Student not found!")</w:t>
       </w:r>
     </w:p>
     <w:p>
@@ -1618,241 +2418,59 @@
         <w:rPr>
           <w:rFonts w:ascii="Times New Roman" w:hAnsi="Times New Roman" w:cs="Times New Roman"/>
         </w:rPr>
-        <w:t>            name = input("Enter Name: ")</w:t>
-      </w:r>
-    </w:p>
-    <w:p>
-      <w:pPr>
-        <w:rPr>
-          <w:rFonts w:ascii="Times New Roman" w:hAnsi="Times New Roman" w:cs="Times New Roman"/>
-        </w:rPr>
-      </w:pPr>
-      <w:r>
-        <w:rPr>
-          <w:rFonts w:ascii="Times New Roman" w:hAnsi="Times New Roman" w:cs="Times New Roman"/>
-        </w:rPr>
-        <w:t>            math_grade = float(input("Enter Math grade: "))</w:t>
-      </w:r>
-    </w:p>
-    <w:p>
-      <w:pPr>
-        <w:rPr>
-          <w:rFonts w:ascii="Times New Roman" w:hAnsi="Times New Roman" w:cs="Times New Roman"/>
-        </w:rPr>
-      </w:pPr>
-      <w:r>
-        <w:rPr>
-          <w:rFonts w:ascii="Times New Roman" w:hAnsi="Times New Roman" w:cs="Times New Roman"/>
-        </w:rPr>
-        <w:t>            english_grade = float(input("Enter English grade: "))</w:t>
-      </w:r>
-    </w:p>
-    <w:p>
-      <w:pPr>
-        <w:rPr>
-          <w:rFonts w:ascii="Times New Roman" w:hAnsi="Times New Roman" w:cs="Times New Roman"/>
-        </w:rPr>
-      </w:pPr>
-      <w:r>
-        <w:rPr>
-          <w:rFonts w:ascii="Times New Roman" w:hAnsi="Times New Roman" w:cs="Times New Roman"/>
-        </w:rPr>
-        <w:t>            science_grade = float(input("Enter Science grade: "))</w:t>
-      </w:r>
-    </w:p>
-    <w:p>
-      <w:pPr>
-        <w:rPr>
-          <w:rFonts w:ascii="Times New Roman" w:hAnsi="Times New Roman" w:cs="Times New Roman"/>
-        </w:rPr>
-      </w:pPr>
-      <w:r>
-        <w:rPr>
-          <w:rFonts w:ascii="Times New Roman" w:hAnsi="Times New Roman" w:cs="Times New Roman"/>
-        </w:rPr>
-        <w:t>            attendance = float(input("Enter Attendance percentage: "))</w:t>
-      </w:r>
-    </w:p>
-    <w:p>
-      <w:pPr>
-        <w:rPr>
-          <w:rFonts w:ascii="Times New Roman" w:hAnsi="Times New Roman" w:cs="Times New Roman"/>
-        </w:rPr>
-      </w:pPr>
-      <w:r>
-        <w:rPr>
-          <w:rFonts w:ascii="Times New Roman" w:hAnsi="Times New Roman" w:cs="Times New Roman"/>
-        </w:rPr>
-        <w:t xml:space="preserve">            </w:t>
-      </w:r>
-    </w:p>
-    <w:p>
-      <w:pPr>
-        <w:rPr>
-          <w:rFonts w:ascii="Times New Roman" w:hAnsi="Times New Roman" w:cs="Times New Roman"/>
-        </w:rPr>
-      </w:pPr>
-      <w:r>
-        <w:rPr>
-          <w:rFonts w:ascii="Times New Roman" w:hAnsi="Times New Roman" w:cs="Times New Roman"/>
-        </w:rPr>
-        <w:t>            grades = {</w:t>
-      </w:r>
-    </w:p>
-    <w:p>
-      <w:pPr>
-        <w:rPr>
-          <w:rFonts w:ascii="Times New Roman" w:hAnsi="Times New Roman" w:cs="Times New Roman"/>
-        </w:rPr>
-      </w:pPr>
-      <w:r>
-        <w:rPr>
-          <w:rFonts w:ascii="Times New Roman" w:hAnsi="Times New Roman" w:cs="Times New Roman"/>
-        </w:rPr>
-        <w:t>                "Math": math_grade,</w:t>
-      </w:r>
-    </w:p>
-    <w:p>
-      <w:pPr>
-        <w:rPr>
-          <w:rFonts w:ascii="Times New Roman" w:hAnsi="Times New Roman" w:cs="Times New Roman"/>
-        </w:rPr>
-      </w:pPr>
-      <w:r>
-        <w:rPr>
-          <w:rFonts w:ascii="Times New Roman" w:hAnsi="Times New Roman" w:cs="Times New Roman"/>
-        </w:rPr>
-        <w:t>                "English": english_grade,</w:t>
-      </w:r>
-    </w:p>
-    <w:p>
-      <w:pPr>
-        <w:rPr>
-          <w:rFonts w:ascii="Times New Roman" w:hAnsi="Times New Roman" w:cs="Times New Roman"/>
-        </w:rPr>
-      </w:pPr>
-      <w:r>
-        <w:rPr>
-          <w:rFonts w:ascii="Times New Roman" w:hAnsi="Times New Roman" w:cs="Times New Roman"/>
-        </w:rPr>
-        <w:t>                "Science": science_grade</w:t>
-      </w:r>
-    </w:p>
-    <w:p>
-      <w:pPr>
-        <w:rPr>
-          <w:rFonts w:ascii="Times New Roman" w:hAnsi="Times New Roman" w:cs="Times New Roman"/>
-        </w:rPr>
-      </w:pPr>
-      <w:r>
-        <w:rPr>
-          <w:rFonts w:ascii="Times New Roman" w:hAnsi="Times New Roman" w:cs="Times New Roman"/>
-        </w:rPr>
-        <w:t>            }</w:t>
-      </w:r>
-    </w:p>
-    <w:p>
-      <w:pPr>
-        <w:rPr>
-          <w:rFonts w:ascii="Times New Roman" w:hAnsi="Times New Roman" w:cs="Times New Roman"/>
-        </w:rPr>
-      </w:pPr>
-      <w:r>
-        <w:rPr>
-          <w:rFonts w:ascii="Times New Roman" w:hAnsi="Times New Roman" w:cs="Times New Roman"/>
-        </w:rPr>
-        <w:t xml:space="preserve">            </w:t>
-      </w:r>
-    </w:p>
-    <w:p>
-      <w:pPr>
-        <w:rPr>
-          <w:rFonts w:ascii="Times New Roman" w:hAnsi="Times New Roman" w:cs="Times New Roman"/>
-        </w:rPr>
-      </w:pPr>
-      <w:r>
-        <w:rPr>
-          <w:rFonts w:ascii="Times New Roman" w:hAnsi="Times New Roman" w:cs="Times New Roman"/>
-        </w:rPr>
-        <w:t>            students[roll_no] = {</w:t>
-      </w:r>
-    </w:p>
-    <w:p>
-      <w:pPr>
-        <w:rPr>
-          <w:rFonts w:ascii="Times New Roman" w:hAnsi="Times New Roman" w:cs="Times New Roman"/>
-        </w:rPr>
-      </w:pPr>
-      <w:r>
-        <w:rPr>
-          <w:rFonts w:ascii="Times New Roman" w:hAnsi="Times New Roman" w:cs="Times New Roman"/>
-        </w:rPr>
-        <w:t>                "name": name,</w:t>
-      </w:r>
-    </w:p>
-    <w:p>
-      <w:pPr>
-        <w:rPr>
-          <w:rFonts w:ascii="Times New Roman" w:hAnsi="Times New Roman" w:cs="Times New Roman"/>
-        </w:rPr>
-      </w:pPr>
-      <w:r>
-        <w:rPr>
-          <w:rFonts w:ascii="Times New Roman" w:hAnsi="Times New Roman" w:cs="Times New Roman"/>
-        </w:rPr>
-        <w:t>                "grades": grades,</w:t>
-      </w:r>
-    </w:p>
-    <w:p>
-      <w:pPr>
-        <w:rPr>
-          <w:rFonts w:ascii="Times New Roman" w:hAnsi="Times New Roman" w:cs="Times New Roman"/>
-        </w:rPr>
-      </w:pPr>
-      <w:r>
-        <w:rPr>
-          <w:rFonts w:ascii="Times New Roman" w:hAnsi="Times New Roman" w:cs="Times New Roman"/>
-        </w:rPr>
-        <w:t>                "attendance": attendance</w:t>
-      </w:r>
-    </w:p>
-    <w:p>
-      <w:pPr>
-        <w:rPr>
-          <w:rFonts w:ascii="Times New Roman" w:hAnsi="Times New Roman" w:cs="Times New Roman"/>
-        </w:rPr>
-      </w:pPr>
-      <w:r>
-        <w:rPr>
-          <w:rFonts w:ascii="Times New Roman" w:hAnsi="Times New Roman" w:cs="Times New Roman"/>
-        </w:rPr>
-        <w:t>            }</w:t>
-      </w:r>
-    </w:p>
-    <w:p>
-      <w:pPr>
-        <w:rPr>
-          <w:rFonts w:ascii="Times New Roman" w:hAnsi="Times New Roman" w:cs="Times New Roman"/>
-        </w:rPr>
-      </w:pPr>
-      <w:r>
-        <w:rPr>
-          <w:rFonts w:ascii="Times New Roman" w:hAnsi="Times New Roman" w:cs="Times New Roman"/>
-        </w:rPr>
-        <w:t xml:space="preserve">            </w:t>
-      </w:r>
-    </w:p>
-    <w:p>
-      <w:pPr>
-        <w:rPr>
-          <w:rFonts w:ascii="Times New Roman" w:hAnsi="Times New Roman" w:cs="Times New Roman"/>
-        </w:rPr>
-      </w:pPr>
-      <w:r>
-        <w:rPr>
-          <w:rFonts w:ascii="Times New Roman" w:hAnsi="Times New Roman" w:cs="Times New Roman"/>
-        </w:rPr>
-        <w:t>            print("Student added successfully!")</w:t>
+        <w:t>            details = students[roll_no]</w:t>
+      </w:r>
+    </w:p>
+    <w:p>
+      <w:pPr>
+        <w:rPr>
+          <w:rFonts w:ascii="Times New Roman" w:hAnsi="Times New Roman" w:cs="Times New Roman"/>
+        </w:rPr>
+      </w:pPr>
+      <w:r>
+        <w:rPr>
+          <w:rFonts w:ascii="Times New Roman" w:hAnsi="Times New Roman" w:cs="Times New Roman"/>
+        </w:rPr>
+        <w:t>            print(f"\n--- Student Details ---")</w:t>
+      </w:r>
+    </w:p>
+    <w:p>
+      <w:pPr>
+        <w:rPr>
+          <w:rFonts w:ascii="Times New Roman" w:hAnsi="Times New Roman" w:cs="Times New Roman"/>
+        </w:rPr>
+      </w:pPr>
+      <w:r>
+        <w:rPr>
+          <w:rFonts w:ascii="Times New Roman" w:hAnsi="Times New Roman" w:cs="Times New Roman"/>
+        </w:rPr>
+        <w:t>            print(f"Roll No: {roll_no}")</w:t>
+      </w:r>
+    </w:p>
+    <w:p>
+      <w:pPr>
+        <w:rPr>
+          <w:rFonts w:ascii="Times New Roman" w:hAnsi="Times New Roman" w:cs="Times New Roman"/>
+        </w:rPr>
+      </w:pPr>
+      <w:r>
+        <w:rPr>
+          <w:rFonts w:ascii="Times New Roman" w:hAnsi="Times New Roman" w:cs="Times New Roman"/>
+        </w:rPr>
+        <w:t>            print(f"Name: {details['name']}")</w:t>
+      </w:r>
+    </w:p>
+    <w:p>
+      <w:pPr>
+        <w:rPr>
+          <w:rFonts w:ascii="Times New Roman" w:hAnsi="Times New Roman" w:cs="Times New Roman"/>
+        </w:rPr>
+      </w:pPr>
+      <w:r>
+        <w:rPr>
+          <w:rFonts w:ascii="Times New Roman" w:hAnsi="Times New Roman" w:cs="Times New Roman"/>
+        </w:rPr>
+        <w:t>            print(f"Grades: {details['grades']}")</w:t>
       </w:r>
     </w:p>
     <w:p>
@@ -1866,605 +2484,6 @@
           <w:rFonts w:ascii="Times New Roman" w:hAnsi="Times New Roman" w:cs="Times New Roman"/>
         </w:rPr>
         <w:lastRenderedPageBreak/>
-        <w:t xml:space="preserve">    </w:t>
-      </w:r>
-    </w:p>
-    <w:p>
-      <w:pPr>
-        <w:rPr>
-          <w:rFonts w:ascii="Times New Roman" w:hAnsi="Times New Roman" w:cs="Times New Roman"/>
-        </w:rPr>
-      </w:pPr>
-      <w:r>
-        <w:rPr>
-          <w:rFonts w:ascii="Times New Roman" w:hAnsi="Times New Roman" w:cs="Times New Roman"/>
-        </w:rPr>
-        <w:t>    elif choice == "2":</w:t>
-      </w:r>
-    </w:p>
-    <w:p>
-      <w:pPr>
-        <w:rPr>
-          <w:rFonts w:ascii="Times New Roman" w:hAnsi="Times New Roman" w:cs="Times New Roman"/>
-        </w:rPr>
-      </w:pPr>
-      <w:r>
-        <w:rPr>
-          <w:rFonts w:ascii="Times New Roman" w:hAnsi="Times New Roman" w:cs="Times New Roman"/>
-        </w:rPr>
-        <w:t>        roll_no = input("Enter Roll Number to update: ")</w:t>
-      </w:r>
-    </w:p>
-    <w:p>
-      <w:pPr>
-        <w:rPr>
-          <w:rFonts w:ascii="Times New Roman" w:hAnsi="Times New Roman" w:cs="Times New Roman"/>
-        </w:rPr>
-      </w:pPr>
-      <w:r>
-        <w:rPr>
-          <w:rFonts w:ascii="Times New Roman" w:hAnsi="Times New Roman" w:cs="Times New Roman"/>
-        </w:rPr>
-        <w:t xml:space="preserve">        </w:t>
-      </w:r>
-    </w:p>
-    <w:p>
-      <w:pPr>
-        <w:rPr>
-          <w:rFonts w:ascii="Times New Roman" w:hAnsi="Times New Roman" w:cs="Times New Roman"/>
-        </w:rPr>
-      </w:pPr>
-      <w:r>
-        <w:rPr>
-          <w:rFonts w:ascii="Times New Roman" w:hAnsi="Times New Roman" w:cs="Times New Roman"/>
-        </w:rPr>
-        <w:t>        if roll_no not in students:</w:t>
-      </w:r>
-    </w:p>
-    <w:p>
-      <w:pPr>
-        <w:rPr>
-          <w:rFonts w:ascii="Times New Roman" w:hAnsi="Times New Roman" w:cs="Times New Roman"/>
-        </w:rPr>
-      </w:pPr>
-      <w:r>
-        <w:rPr>
-          <w:rFonts w:ascii="Times New Roman" w:hAnsi="Times New Roman" w:cs="Times New Roman"/>
-        </w:rPr>
-        <w:t>            print("Student not found!")</w:t>
-      </w:r>
-    </w:p>
-    <w:p>
-      <w:pPr>
-        <w:rPr>
-          <w:rFonts w:ascii="Times New Roman" w:hAnsi="Times New Roman" w:cs="Times New Roman"/>
-        </w:rPr>
-      </w:pPr>
-      <w:r>
-        <w:rPr>
-          <w:rFonts w:ascii="Times New Roman" w:hAnsi="Times New Roman" w:cs="Times New Roman"/>
-        </w:rPr>
-        <w:t>        else:</w:t>
-      </w:r>
-    </w:p>
-    <w:p>
-      <w:pPr>
-        <w:rPr>
-          <w:rFonts w:ascii="Times New Roman" w:hAnsi="Times New Roman" w:cs="Times New Roman"/>
-        </w:rPr>
-      </w:pPr>
-      <w:r>
-        <w:rPr>
-          <w:rFonts w:ascii="Times New Roman" w:hAnsi="Times New Roman" w:cs="Times New Roman"/>
-        </w:rPr>
-        <w:t>            print("\nWhat do you want to update?")</w:t>
-      </w:r>
-    </w:p>
-    <w:p>
-      <w:pPr>
-        <w:rPr>
-          <w:rFonts w:ascii="Times New Roman" w:hAnsi="Times New Roman" w:cs="Times New Roman"/>
-        </w:rPr>
-      </w:pPr>
-      <w:r>
-        <w:rPr>
-          <w:rFonts w:ascii="Times New Roman" w:hAnsi="Times New Roman" w:cs="Times New Roman"/>
-        </w:rPr>
-        <w:t>            print("1. Grades")</w:t>
-      </w:r>
-    </w:p>
-    <w:p>
-      <w:pPr>
-        <w:rPr>
-          <w:rFonts w:ascii="Times New Roman" w:hAnsi="Times New Roman" w:cs="Times New Roman"/>
-        </w:rPr>
-      </w:pPr>
-      <w:r>
-        <w:rPr>
-          <w:rFonts w:ascii="Times New Roman" w:hAnsi="Times New Roman" w:cs="Times New Roman"/>
-        </w:rPr>
-        <w:t>            print("2. Attendance")</w:t>
-      </w:r>
-    </w:p>
-    <w:p>
-      <w:pPr>
-        <w:rPr>
-          <w:rFonts w:ascii="Times New Roman" w:hAnsi="Times New Roman" w:cs="Times New Roman"/>
-        </w:rPr>
-      </w:pPr>
-      <w:r>
-        <w:rPr>
-          <w:rFonts w:ascii="Times New Roman" w:hAnsi="Times New Roman" w:cs="Times New Roman"/>
-        </w:rPr>
-        <w:t xml:space="preserve">            </w:t>
-      </w:r>
-    </w:p>
-    <w:p>
-      <w:pPr>
-        <w:rPr>
-          <w:rFonts w:ascii="Times New Roman" w:hAnsi="Times New Roman" w:cs="Times New Roman"/>
-        </w:rPr>
-      </w:pPr>
-      <w:r>
-        <w:rPr>
-          <w:rFonts w:ascii="Times New Roman" w:hAnsi="Times New Roman" w:cs="Times New Roman"/>
-        </w:rPr>
-        <w:t>            update_choice = input("Enter choice (1-2): ")</w:t>
-      </w:r>
-    </w:p>
-    <w:p>
-      <w:pPr>
-        <w:rPr>
-          <w:rFonts w:ascii="Times New Roman" w:hAnsi="Times New Roman" w:cs="Times New Roman"/>
-        </w:rPr>
-      </w:pPr>
-      <w:r>
-        <w:rPr>
-          <w:rFonts w:ascii="Times New Roman" w:hAnsi="Times New Roman" w:cs="Times New Roman"/>
-        </w:rPr>
-        <w:t xml:space="preserve">            </w:t>
-      </w:r>
-    </w:p>
-    <w:p>
-      <w:pPr>
-        <w:rPr>
-          <w:rFonts w:ascii="Times New Roman" w:hAnsi="Times New Roman" w:cs="Times New Roman"/>
-        </w:rPr>
-      </w:pPr>
-      <w:r>
-        <w:rPr>
-          <w:rFonts w:ascii="Times New Roman" w:hAnsi="Times New Roman" w:cs="Times New Roman"/>
-        </w:rPr>
-        <w:t>            if update_choice == "1":</w:t>
-      </w:r>
-    </w:p>
-    <w:p>
-      <w:pPr>
-        <w:rPr>
-          <w:rFonts w:ascii="Times New Roman" w:hAnsi="Times New Roman" w:cs="Times New Roman"/>
-        </w:rPr>
-      </w:pPr>
-      <w:r>
-        <w:rPr>
-          <w:rFonts w:ascii="Times New Roman" w:hAnsi="Times New Roman" w:cs="Times New Roman"/>
-        </w:rPr>
-        <w:t>                subject = input("Enter subject (Math/English/Science): ")</w:t>
-      </w:r>
-    </w:p>
-    <w:p>
-      <w:pPr>
-        <w:rPr>
-          <w:rFonts w:ascii="Times New Roman" w:hAnsi="Times New Roman" w:cs="Times New Roman"/>
-        </w:rPr>
-      </w:pPr>
-      <w:r>
-        <w:rPr>
-          <w:rFonts w:ascii="Times New Roman" w:hAnsi="Times New Roman" w:cs="Times New Roman"/>
-        </w:rPr>
-        <w:t>                new_grade = float(input(f"Enter new {subject} grade: "))</w:t>
-      </w:r>
-    </w:p>
-    <w:p>
-      <w:pPr>
-        <w:rPr>
-          <w:rFonts w:ascii="Times New Roman" w:hAnsi="Times New Roman" w:cs="Times New Roman"/>
-        </w:rPr>
-      </w:pPr>
-      <w:r>
-        <w:rPr>
-          <w:rFonts w:ascii="Times New Roman" w:hAnsi="Times New Roman" w:cs="Times New Roman"/>
-        </w:rPr>
-        <w:t>                students[roll_no]["grades"][subject] = new_grade</w:t>
-      </w:r>
-    </w:p>
-    <w:p>
-      <w:pPr>
-        <w:rPr>
-          <w:rFonts w:ascii="Times New Roman" w:hAnsi="Times New Roman" w:cs="Times New Roman"/>
-        </w:rPr>
-      </w:pPr>
-      <w:r>
-        <w:rPr>
-          <w:rFonts w:ascii="Times New Roman" w:hAnsi="Times New Roman" w:cs="Times New Roman"/>
-        </w:rPr>
-        <w:t>                print("Grade updated!")</w:t>
-      </w:r>
-    </w:p>
-    <w:p>
-      <w:pPr>
-        <w:rPr>
-          <w:rFonts w:ascii="Times New Roman" w:hAnsi="Times New Roman" w:cs="Times New Roman"/>
-        </w:rPr>
-      </w:pPr>
-      <w:r>
-        <w:rPr>
-          <w:rFonts w:ascii="Times New Roman" w:hAnsi="Times New Roman" w:cs="Times New Roman"/>
-        </w:rPr>
-        <w:t xml:space="preserve">                </w:t>
-      </w:r>
-    </w:p>
-    <w:p>
-      <w:pPr>
-        <w:rPr>
-          <w:rFonts w:ascii="Times New Roman" w:hAnsi="Times New Roman" w:cs="Times New Roman"/>
-        </w:rPr>
-      </w:pPr>
-      <w:r>
-        <w:rPr>
-          <w:rFonts w:ascii="Times New Roman" w:hAnsi="Times New Roman" w:cs="Times New Roman"/>
-        </w:rPr>
-        <w:t>            elif update_choice == "2":</w:t>
-      </w:r>
-    </w:p>
-    <w:p>
-      <w:pPr>
-        <w:rPr>
-          <w:rFonts w:ascii="Times New Roman" w:hAnsi="Times New Roman" w:cs="Times New Roman"/>
-        </w:rPr>
-      </w:pPr>
-      <w:r>
-        <w:rPr>
-          <w:rFonts w:ascii="Times New Roman" w:hAnsi="Times New Roman" w:cs="Times New Roman"/>
-        </w:rPr>
-        <w:t>                new_attendance = float(input("Enter new attendance: "))</w:t>
-      </w:r>
-    </w:p>
-    <w:p>
-      <w:pPr>
-        <w:rPr>
-          <w:rFonts w:ascii="Times New Roman" w:hAnsi="Times New Roman" w:cs="Times New Roman"/>
-        </w:rPr>
-      </w:pPr>
-      <w:r>
-        <w:rPr>
-          <w:rFonts w:ascii="Times New Roman" w:hAnsi="Times New Roman" w:cs="Times New Roman"/>
-        </w:rPr>
-        <w:t>                students[roll_no]["attendance"] = new_attendance</w:t>
-      </w:r>
-    </w:p>
-    <w:p>
-      <w:pPr>
-        <w:rPr>
-          <w:rFonts w:ascii="Times New Roman" w:hAnsi="Times New Roman" w:cs="Times New Roman"/>
-        </w:rPr>
-      </w:pPr>
-      <w:r>
-        <w:rPr>
-          <w:rFonts w:ascii="Times New Roman" w:hAnsi="Times New Roman" w:cs="Times New Roman"/>
-        </w:rPr>
-        <w:t>                print("Attendance updated!")</w:t>
-      </w:r>
-    </w:p>
-    <w:p>
-      <w:pPr>
-        <w:rPr>
-          <w:rFonts w:ascii="Times New Roman" w:hAnsi="Times New Roman" w:cs="Times New Roman"/>
-        </w:rPr>
-      </w:pPr>
-      <w:r>
-        <w:rPr>
-          <w:rFonts w:ascii="Times New Roman" w:hAnsi="Times New Roman" w:cs="Times New Roman"/>
-        </w:rPr>
-        <w:t xml:space="preserve">    </w:t>
-      </w:r>
-    </w:p>
-    <w:p>
-      <w:pPr>
-        <w:rPr>
-          <w:rFonts w:ascii="Times New Roman" w:hAnsi="Times New Roman" w:cs="Times New Roman"/>
-        </w:rPr>
-      </w:pPr>
-      <w:r>
-        <w:rPr>
-          <w:rFonts w:ascii="Times New Roman" w:hAnsi="Times New Roman" w:cs="Times New Roman"/>
-        </w:rPr>
-        <w:t>    elif choice == "3":</w:t>
-      </w:r>
-    </w:p>
-    <w:p>
-      <w:pPr>
-        <w:rPr>
-          <w:rFonts w:ascii="Times New Roman" w:hAnsi="Times New Roman" w:cs="Times New Roman"/>
-        </w:rPr>
-      </w:pPr>
-      <w:r>
-        <w:rPr>
-          <w:rFonts w:ascii="Times New Roman" w:hAnsi="Times New Roman" w:cs="Times New Roman"/>
-        </w:rPr>
-        <w:t>        if not students:</w:t>
-      </w:r>
-    </w:p>
-    <w:p>
-      <w:pPr>
-        <w:rPr>
-          <w:rFonts w:ascii="Times New Roman" w:hAnsi="Times New Roman" w:cs="Times New Roman"/>
-        </w:rPr>
-      </w:pPr>
-      <w:r>
-        <w:rPr>
-          <w:rFonts w:ascii="Times New Roman" w:hAnsi="Times New Roman" w:cs="Times New Roman"/>
-        </w:rPr>
-        <w:t>            print("No students in records!")</w:t>
-      </w:r>
-    </w:p>
-    <w:p>
-      <w:pPr>
-        <w:rPr>
-          <w:rFonts w:ascii="Times New Roman" w:hAnsi="Times New Roman" w:cs="Times New Roman"/>
-        </w:rPr>
-      </w:pPr>
-      <w:r>
-        <w:rPr>
-          <w:rFonts w:ascii="Times New Roman" w:hAnsi="Times New Roman" w:cs="Times New Roman"/>
-        </w:rPr>
-        <w:t>        else:</w:t>
-      </w:r>
-    </w:p>
-    <w:p>
-      <w:pPr>
-        <w:rPr>
-          <w:rFonts w:ascii="Times New Roman" w:hAnsi="Times New Roman" w:cs="Times New Roman"/>
-        </w:rPr>
-      </w:pPr>
-      <w:r>
-        <w:rPr>
-          <w:rFonts w:ascii="Times New Roman" w:hAnsi="Times New Roman" w:cs="Times New Roman"/>
-        </w:rPr>
-        <w:t>            print("\n--- All Students ---")</w:t>
-      </w:r>
-    </w:p>
-    <w:p>
-      <w:pPr>
-        <w:rPr>
-          <w:rFonts w:ascii="Times New Roman" w:hAnsi="Times New Roman" w:cs="Times New Roman"/>
-        </w:rPr>
-      </w:pPr>
-      <w:r>
-        <w:rPr>
-          <w:rFonts w:ascii="Times New Roman" w:hAnsi="Times New Roman" w:cs="Times New Roman"/>
-        </w:rPr>
-        <w:t>            for roll, details in students.items():</w:t>
-      </w:r>
-    </w:p>
-    <w:p>
-      <w:pPr>
-        <w:rPr>
-          <w:rFonts w:ascii="Times New Roman" w:hAnsi="Times New Roman" w:cs="Times New Roman"/>
-        </w:rPr>
-      </w:pPr>
-      <w:r>
-        <w:rPr>
-          <w:rFonts w:ascii="Times New Roman" w:hAnsi="Times New Roman" w:cs="Times New Roman"/>
-        </w:rPr>
-        <w:t>                print(f"\nRoll No: {roll}")</w:t>
-      </w:r>
-    </w:p>
-    <w:p>
-      <w:pPr>
-        <w:rPr>
-          <w:rFonts w:ascii="Times New Roman" w:hAnsi="Times New Roman" w:cs="Times New Roman"/>
-        </w:rPr>
-      </w:pPr>
-      <w:r>
-        <w:rPr>
-          <w:rFonts w:ascii="Times New Roman" w:hAnsi="Times New Roman" w:cs="Times New Roman"/>
-        </w:rPr>
-        <w:t>                print(f"Name: {details['name']}")</w:t>
-      </w:r>
-    </w:p>
-    <w:p>
-      <w:pPr>
-        <w:rPr>
-          <w:rFonts w:ascii="Times New Roman" w:hAnsi="Times New Roman" w:cs="Times New Roman"/>
-        </w:rPr>
-      </w:pPr>
-      <w:r>
-        <w:rPr>
-          <w:rFonts w:ascii="Times New Roman" w:hAnsi="Times New Roman" w:cs="Times New Roman"/>
-        </w:rPr>
-        <w:t>                print(f"Grades: {details['grades']}")</w:t>
-      </w:r>
-    </w:p>
-    <w:p>
-      <w:pPr>
-        <w:rPr>
-          <w:rFonts w:ascii="Times New Roman" w:hAnsi="Times New Roman" w:cs="Times New Roman"/>
-        </w:rPr>
-      </w:pPr>
-      <w:r>
-        <w:rPr>
-          <w:rFonts w:ascii="Times New Roman" w:hAnsi="Times New Roman" w:cs="Times New Roman"/>
-        </w:rPr>
-        <w:lastRenderedPageBreak/>
-        <w:t>                print(f"Attendance: {details['attendance']}%")</w:t>
-      </w:r>
-    </w:p>
-    <w:p>
-      <w:pPr>
-        <w:rPr>
-          <w:rFonts w:ascii="Times New Roman" w:hAnsi="Times New Roman" w:cs="Times New Roman"/>
-        </w:rPr>
-      </w:pPr>
-      <w:r>
-        <w:rPr>
-          <w:rFonts w:ascii="Times New Roman" w:hAnsi="Times New Roman" w:cs="Times New Roman"/>
-        </w:rPr>
-        <w:t xml:space="preserve">    </w:t>
-      </w:r>
-    </w:p>
-    <w:p>
-      <w:pPr>
-        <w:rPr>
-          <w:rFonts w:ascii="Times New Roman" w:hAnsi="Times New Roman" w:cs="Times New Roman"/>
-        </w:rPr>
-      </w:pPr>
-      <w:r>
-        <w:rPr>
-          <w:rFonts w:ascii="Times New Roman" w:hAnsi="Times New Roman" w:cs="Times New Roman"/>
-        </w:rPr>
-        <w:t>    elif choice == "4":</w:t>
-      </w:r>
-    </w:p>
-    <w:p>
-      <w:pPr>
-        <w:rPr>
-          <w:rFonts w:ascii="Times New Roman" w:hAnsi="Times New Roman" w:cs="Times New Roman"/>
-        </w:rPr>
-      </w:pPr>
-      <w:r>
-        <w:rPr>
-          <w:rFonts w:ascii="Times New Roman" w:hAnsi="Times New Roman" w:cs="Times New Roman"/>
-        </w:rPr>
-        <w:t>        roll_no = input("Enter Roll Number: ")</w:t>
-      </w:r>
-    </w:p>
-    <w:p>
-      <w:pPr>
-        <w:rPr>
-          <w:rFonts w:ascii="Times New Roman" w:hAnsi="Times New Roman" w:cs="Times New Roman"/>
-        </w:rPr>
-      </w:pPr>
-      <w:r>
-        <w:rPr>
-          <w:rFonts w:ascii="Times New Roman" w:hAnsi="Times New Roman" w:cs="Times New Roman"/>
-        </w:rPr>
-        <w:t xml:space="preserve">        </w:t>
-      </w:r>
-    </w:p>
-    <w:p>
-      <w:pPr>
-        <w:rPr>
-          <w:rFonts w:ascii="Times New Roman" w:hAnsi="Times New Roman" w:cs="Times New Roman"/>
-        </w:rPr>
-      </w:pPr>
-      <w:r>
-        <w:rPr>
-          <w:rFonts w:ascii="Times New Roman" w:hAnsi="Times New Roman" w:cs="Times New Roman"/>
-        </w:rPr>
-        <w:t>        if roll_no not in students:</w:t>
-      </w:r>
-    </w:p>
-    <w:p>
-      <w:pPr>
-        <w:rPr>
-          <w:rFonts w:ascii="Times New Roman" w:hAnsi="Times New Roman" w:cs="Times New Roman"/>
-        </w:rPr>
-      </w:pPr>
-      <w:r>
-        <w:rPr>
-          <w:rFonts w:ascii="Times New Roman" w:hAnsi="Times New Roman" w:cs="Times New Roman"/>
-        </w:rPr>
-        <w:t>            print("Student not found!")</w:t>
-      </w:r>
-    </w:p>
-    <w:p>
-      <w:pPr>
-        <w:rPr>
-          <w:rFonts w:ascii="Times New Roman" w:hAnsi="Times New Roman" w:cs="Times New Roman"/>
-        </w:rPr>
-      </w:pPr>
-      <w:r>
-        <w:rPr>
-          <w:rFonts w:ascii="Times New Roman" w:hAnsi="Times New Roman" w:cs="Times New Roman"/>
-        </w:rPr>
-        <w:t>        else:</w:t>
-      </w:r>
-    </w:p>
-    <w:p>
-      <w:pPr>
-        <w:rPr>
-          <w:rFonts w:ascii="Times New Roman" w:hAnsi="Times New Roman" w:cs="Times New Roman"/>
-        </w:rPr>
-      </w:pPr>
-      <w:r>
-        <w:rPr>
-          <w:rFonts w:ascii="Times New Roman" w:hAnsi="Times New Roman" w:cs="Times New Roman"/>
-        </w:rPr>
-        <w:t>            details = students[roll_no]</w:t>
-      </w:r>
-    </w:p>
-    <w:p>
-      <w:pPr>
-        <w:rPr>
-          <w:rFonts w:ascii="Times New Roman" w:hAnsi="Times New Roman" w:cs="Times New Roman"/>
-        </w:rPr>
-      </w:pPr>
-      <w:r>
-        <w:rPr>
-          <w:rFonts w:ascii="Times New Roman" w:hAnsi="Times New Roman" w:cs="Times New Roman"/>
-        </w:rPr>
-        <w:t>            print(f"\n--- Student Details ---")</w:t>
-      </w:r>
-    </w:p>
-    <w:p>
-      <w:pPr>
-        <w:rPr>
-          <w:rFonts w:ascii="Times New Roman" w:hAnsi="Times New Roman" w:cs="Times New Roman"/>
-        </w:rPr>
-      </w:pPr>
-      <w:r>
-        <w:rPr>
-          <w:rFonts w:ascii="Times New Roman" w:hAnsi="Times New Roman" w:cs="Times New Roman"/>
-        </w:rPr>
-        <w:t>            print(f"Roll No: {roll_no}")</w:t>
-      </w:r>
-    </w:p>
-    <w:p>
-      <w:pPr>
-        <w:rPr>
-          <w:rFonts w:ascii="Times New Roman" w:hAnsi="Times New Roman" w:cs="Times New Roman"/>
-        </w:rPr>
-      </w:pPr>
-      <w:r>
-        <w:rPr>
-          <w:rFonts w:ascii="Times New Roman" w:hAnsi="Times New Roman" w:cs="Times New Roman"/>
-        </w:rPr>
-        <w:t>            print(f"Name: {details['name']}")</w:t>
-      </w:r>
-    </w:p>
-    <w:p>
-      <w:pPr>
-        <w:rPr>
-          <w:rFonts w:ascii="Times New Roman" w:hAnsi="Times New Roman" w:cs="Times New Roman"/>
-        </w:rPr>
-      </w:pPr>
-      <w:r>
-        <w:rPr>
-          <w:rFonts w:ascii="Times New Roman" w:hAnsi="Times New Roman" w:cs="Times New Roman"/>
-        </w:rPr>
-        <w:t>            print(f"Grades: {details['grades']}")</w:t>
-      </w:r>
-    </w:p>
-    <w:p>
-      <w:pPr>
-        <w:rPr>
-          <w:rFonts w:ascii="Times New Roman" w:hAnsi="Times New Roman" w:cs="Times New Roman"/>
-        </w:rPr>
-      </w:pPr>
-      <w:r>
-        <w:rPr>
-          <w:rFonts w:ascii="Times New Roman" w:hAnsi="Times New Roman" w:cs="Times New Roman"/>
-        </w:rPr>
         <w:t>            print(f"Attendance: {details['attendance']}%")</w:t>
       </w:r>
     </w:p>

--- a/Assignment 2/Built in Data Types.docx
+++ b/Assignment 2/Built in Data Types.docx
@@ -19,16 +19,14 @@
         </w:rPr>
         <w:t>Built in Data Types</w:t>
       </w:r>
-    </w:p>
-    <w:p>
-      <w:pPr>
-        <w:jc w:val="center"/>
+      <w:r>
         <w:rPr>
           <w:rFonts w:ascii="Times New Roman" w:hAnsi="Times New Roman" w:cs="Times New Roman"/>
           <w:sz w:val="32"/>
           <w:szCs w:val="32"/>
         </w:rPr>
-      </w:pPr>
+        <w:t xml:space="preserve"> </w:t>
+      </w:r>
       <w:r>
         <w:rPr>
           <w:rFonts w:ascii="Times New Roman" w:hAnsi="Times New Roman" w:cs="Times New Roman"/>
@@ -431,6 +429,449 @@
         <w:rPr>
           <w:rFonts w:ascii="Times New Roman" w:hAnsi="Times New Roman" w:cs="Times New Roman"/>
         </w:rPr>
+        <w:t>        if not tasks:</w:t>
+      </w:r>
+    </w:p>
+    <w:p>
+      <w:pPr>
+        <w:rPr>
+          <w:rFonts w:ascii="Times New Roman" w:hAnsi="Times New Roman" w:cs="Times New Roman"/>
+        </w:rPr>
+      </w:pPr>
+      <w:r>
+        <w:rPr>
+          <w:rFonts w:ascii="Times New Roman" w:hAnsi="Times New Roman" w:cs="Times New Roman"/>
+        </w:rPr>
+        <w:lastRenderedPageBreak/>
+        <w:t>            print("No tasks to remove!")</w:t>
+      </w:r>
+    </w:p>
+    <w:p>
+      <w:pPr>
+        <w:rPr>
+          <w:rFonts w:ascii="Times New Roman" w:hAnsi="Times New Roman" w:cs="Times New Roman"/>
+        </w:rPr>
+      </w:pPr>
+      <w:r>
+        <w:rPr>
+          <w:rFonts w:ascii="Times New Roman" w:hAnsi="Times New Roman" w:cs="Times New Roman"/>
+        </w:rPr>
+        <w:t>        else:</w:t>
+      </w:r>
+    </w:p>
+    <w:p>
+      <w:pPr>
+        <w:rPr>
+          <w:rFonts w:ascii="Times New Roman" w:hAnsi="Times New Roman" w:cs="Times New Roman"/>
+        </w:rPr>
+      </w:pPr>
+      <w:r>
+        <w:rPr>
+          <w:rFonts w:ascii="Times New Roman" w:hAnsi="Times New Roman" w:cs="Times New Roman"/>
+        </w:rPr>
+        <w:t>            for i in range(len(tasks)):</w:t>
+      </w:r>
+    </w:p>
+    <w:p>
+      <w:pPr>
+        <w:rPr>
+          <w:rFonts w:ascii="Times New Roman" w:hAnsi="Times New Roman" w:cs="Times New Roman"/>
+        </w:rPr>
+      </w:pPr>
+      <w:r>
+        <w:rPr>
+          <w:rFonts w:ascii="Times New Roman" w:hAnsi="Times New Roman" w:cs="Times New Roman"/>
+        </w:rPr>
+        <w:t>                print(f"{i}. {tasks[i][0]} - {tasks[i][1]}")</w:t>
+      </w:r>
+    </w:p>
+    <w:p>
+      <w:pPr>
+        <w:rPr>
+          <w:rFonts w:ascii="Times New Roman" w:hAnsi="Times New Roman" w:cs="Times New Roman"/>
+        </w:rPr>
+      </w:pPr>
+      <w:r>
+        <w:rPr>
+          <w:rFonts w:ascii="Times New Roman" w:hAnsi="Times New Roman" w:cs="Times New Roman"/>
+        </w:rPr>
+        <w:t>            print("Enter task number to remove: ", end="")</w:t>
+      </w:r>
+    </w:p>
+    <w:p>
+      <w:pPr>
+        <w:rPr>
+          <w:rFonts w:ascii="Times New Roman" w:hAnsi="Times New Roman" w:cs="Times New Roman"/>
+        </w:rPr>
+      </w:pPr>
+      <w:r>
+        <w:rPr>
+          <w:rFonts w:ascii="Times New Roman" w:hAnsi="Times New Roman" w:cs="Times New Roman"/>
+        </w:rPr>
+        <w:t>            idx = int(input())</w:t>
+      </w:r>
+    </w:p>
+    <w:p>
+      <w:pPr>
+        <w:rPr>
+          <w:rFonts w:ascii="Times New Roman" w:hAnsi="Times New Roman" w:cs="Times New Roman"/>
+        </w:rPr>
+      </w:pPr>
+      <w:r>
+        <w:rPr>
+          <w:rFonts w:ascii="Times New Roman" w:hAnsi="Times New Roman" w:cs="Times New Roman"/>
+        </w:rPr>
+        <w:t>            if 0 &lt;= idx &lt; len(tasks):</w:t>
+      </w:r>
+    </w:p>
+    <w:p>
+      <w:pPr>
+        <w:rPr>
+          <w:rFonts w:ascii="Times New Roman" w:hAnsi="Times New Roman" w:cs="Times New Roman"/>
+        </w:rPr>
+      </w:pPr>
+      <w:r>
+        <w:rPr>
+          <w:rFonts w:ascii="Times New Roman" w:hAnsi="Times New Roman" w:cs="Times New Roman"/>
+        </w:rPr>
+        <w:t>                removed = tasks.pop(idx)</w:t>
+      </w:r>
+    </w:p>
+    <w:p>
+      <w:pPr>
+        <w:rPr>
+          <w:rFonts w:ascii="Times New Roman" w:hAnsi="Times New Roman" w:cs="Times New Roman"/>
+        </w:rPr>
+      </w:pPr>
+      <w:r>
+        <w:rPr>
+          <w:rFonts w:ascii="Times New Roman" w:hAnsi="Times New Roman" w:cs="Times New Roman"/>
+        </w:rPr>
+        <w:t>                print(f"Task '{removed[0]}' removed!")</w:t>
+      </w:r>
+    </w:p>
+    <w:p>
+      <w:pPr>
+        <w:rPr>
+          <w:rFonts w:ascii="Times New Roman" w:hAnsi="Times New Roman" w:cs="Times New Roman"/>
+        </w:rPr>
+      </w:pPr>
+      <w:r>
+        <w:rPr>
+          <w:rFonts w:ascii="Times New Roman" w:hAnsi="Times New Roman" w:cs="Times New Roman"/>
+        </w:rPr>
+        <w:t>            else:</w:t>
+      </w:r>
+    </w:p>
+    <w:p>
+      <w:pPr>
+        <w:rPr>
+          <w:rFonts w:ascii="Times New Roman" w:hAnsi="Times New Roman" w:cs="Times New Roman"/>
+        </w:rPr>
+      </w:pPr>
+      <w:r>
+        <w:rPr>
+          <w:rFonts w:ascii="Times New Roman" w:hAnsi="Times New Roman" w:cs="Times New Roman"/>
+        </w:rPr>
+        <w:t>                print("Invalid task number!")</w:t>
+      </w:r>
+    </w:p>
+    <w:p>
+      <w:pPr>
+        <w:rPr>
+          <w:rFonts w:ascii="Times New Roman" w:hAnsi="Times New Roman" w:cs="Times New Roman"/>
+        </w:rPr>
+      </w:pPr>
+      <w:r>
+        <w:rPr>
+          <w:rFonts w:ascii="Times New Roman" w:hAnsi="Times New Roman" w:cs="Times New Roman"/>
+        </w:rPr>
+        <w:t xml:space="preserve">    </w:t>
+      </w:r>
+    </w:p>
+    <w:p>
+      <w:pPr>
+        <w:rPr>
+          <w:rFonts w:ascii="Times New Roman" w:hAnsi="Times New Roman" w:cs="Times New Roman"/>
+        </w:rPr>
+      </w:pPr>
+      <w:r>
+        <w:rPr>
+          <w:rFonts w:ascii="Times New Roman" w:hAnsi="Times New Roman" w:cs="Times New Roman"/>
+        </w:rPr>
+        <w:t>    elif choice == 3:</w:t>
+      </w:r>
+    </w:p>
+    <w:p>
+      <w:pPr>
+        <w:rPr>
+          <w:rFonts w:ascii="Times New Roman" w:hAnsi="Times New Roman" w:cs="Times New Roman"/>
+        </w:rPr>
+      </w:pPr>
+      <w:r>
+        <w:rPr>
+          <w:rFonts w:ascii="Times New Roman" w:hAnsi="Times New Roman" w:cs="Times New Roman"/>
+        </w:rPr>
+        <w:t>        if not tasks:</w:t>
+      </w:r>
+    </w:p>
+    <w:p>
+      <w:pPr>
+        <w:rPr>
+          <w:rFonts w:ascii="Times New Roman" w:hAnsi="Times New Roman" w:cs="Times New Roman"/>
+        </w:rPr>
+      </w:pPr>
+      <w:r>
+        <w:rPr>
+          <w:rFonts w:ascii="Times New Roman" w:hAnsi="Times New Roman" w:cs="Times New Roman"/>
+        </w:rPr>
+        <w:t>            print("No tasks to update!")</w:t>
+      </w:r>
+    </w:p>
+    <w:p>
+      <w:pPr>
+        <w:rPr>
+          <w:rFonts w:ascii="Times New Roman" w:hAnsi="Times New Roman" w:cs="Times New Roman"/>
+        </w:rPr>
+      </w:pPr>
+      <w:r>
+        <w:rPr>
+          <w:rFonts w:ascii="Times New Roman" w:hAnsi="Times New Roman" w:cs="Times New Roman"/>
+        </w:rPr>
+        <w:t>        else:</w:t>
+      </w:r>
+    </w:p>
+    <w:p>
+      <w:pPr>
+        <w:rPr>
+          <w:rFonts w:ascii="Times New Roman" w:hAnsi="Times New Roman" w:cs="Times New Roman"/>
+        </w:rPr>
+      </w:pPr>
+      <w:r>
+        <w:rPr>
+          <w:rFonts w:ascii="Times New Roman" w:hAnsi="Times New Roman" w:cs="Times New Roman"/>
+        </w:rPr>
+        <w:t>            for i in range(len(tasks)):</w:t>
+      </w:r>
+    </w:p>
+    <w:p>
+      <w:pPr>
+        <w:rPr>
+          <w:rFonts w:ascii="Times New Roman" w:hAnsi="Times New Roman" w:cs="Times New Roman"/>
+        </w:rPr>
+      </w:pPr>
+      <w:r>
+        <w:rPr>
+          <w:rFonts w:ascii="Times New Roman" w:hAnsi="Times New Roman" w:cs="Times New Roman"/>
+        </w:rPr>
+        <w:t>                print(f"{i}. {tasks[i][0]} - {tasks[i][1]}")</w:t>
+      </w:r>
+    </w:p>
+    <w:p>
+      <w:pPr>
+        <w:rPr>
+          <w:rFonts w:ascii="Times New Roman" w:hAnsi="Times New Roman" w:cs="Times New Roman"/>
+        </w:rPr>
+      </w:pPr>
+      <w:r>
+        <w:rPr>
+          <w:rFonts w:ascii="Times New Roman" w:hAnsi="Times New Roman" w:cs="Times New Roman"/>
+        </w:rPr>
+        <w:t>            print("Enter task number to update: ", end="")</w:t>
+      </w:r>
+    </w:p>
+    <w:p>
+      <w:pPr>
+        <w:rPr>
+          <w:rFonts w:ascii="Times New Roman" w:hAnsi="Times New Roman" w:cs="Times New Roman"/>
+        </w:rPr>
+      </w:pPr>
+      <w:r>
+        <w:rPr>
+          <w:rFonts w:ascii="Times New Roman" w:hAnsi="Times New Roman" w:cs="Times New Roman"/>
+        </w:rPr>
+        <w:t>            idx = int(input())</w:t>
+      </w:r>
+    </w:p>
+    <w:p>
+      <w:pPr>
+        <w:rPr>
+          <w:rFonts w:ascii="Times New Roman" w:hAnsi="Times New Roman" w:cs="Times New Roman"/>
+        </w:rPr>
+      </w:pPr>
+      <w:r>
+        <w:rPr>
+          <w:rFonts w:ascii="Times New Roman" w:hAnsi="Times New Roman" w:cs="Times New Roman"/>
+        </w:rPr>
+        <w:t>            if 0 &lt;= idx &lt; len(tasks):</w:t>
+      </w:r>
+    </w:p>
+    <w:p>
+      <w:pPr>
+        <w:rPr>
+          <w:rFonts w:ascii="Times New Roman" w:hAnsi="Times New Roman" w:cs="Times New Roman"/>
+        </w:rPr>
+      </w:pPr>
+      <w:r>
+        <w:rPr>
+          <w:rFonts w:ascii="Times New Roman" w:hAnsi="Times New Roman" w:cs="Times New Roman"/>
+        </w:rPr>
+        <w:t>                new_name = input("Enter new task name: ")</w:t>
+      </w:r>
+    </w:p>
+    <w:p>
+      <w:pPr>
+        <w:rPr>
+          <w:rFonts w:ascii="Times New Roman" w:hAnsi="Times New Roman" w:cs="Times New Roman"/>
+        </w:rPr>
+      </w:pPr>
+      <w:r>
+        <w:rPr>
+          <w:rFonts w:ascii="Times New Roman" w:hAnsi="Times New Roman" w:cs="Times New Roman"/>
+        </w:rPr>
+        <w:t>                new_priority = int(input("Enter new priority (1-Highest/2-Medium/3-Lowest): "))</w:t>
+      </w:r>
+    </w:p>
+    <w:p>
+      <w:pPr>
+        <w:rPr>
+          <w:rFonts w:ascii="Times New Roman" w:hAnsi="Times New Roman" w:cs="Times New Roman"/>
+        </w:rPr>
+      </w:pPr>
+      <w:r>
+        <w:rPr>
+          <w:rFonts w:ascii="Times New Roman" w:hAnsi="Times New Roman" w:cs="Times New Roman"/>
+        </w:rPr>
+        <w:t>                tasks[idx] = (new_name, new_priority)</w:t>
+      </w:r>
+    </w:p>
+    <w:p>
+      <w:pPr>
+        <w:rPr>
+          <w:rFonts w:ascii="Times New Roman" w:hAnsi="Times New Roman" w:cs="Times New Roman"/>
+        </w:rPr>
+      </w:pPr>
+      <w:r>
+        <w:rPr>
+          <w:rFonts w:ascii="Times New Roman" w:hAnsi="Times New Roman" w:cs="Times New Roman"/>
+        </w:rPr>
+        <w:t>                print("Task updated!")</w:t>
+      </w:r>
+    </w:p>
+    <w:p>
+      <w:pPr>
+        <w:rPr>
+          <w:rFonts w:ascii="Times New Roman" w:hAnsi="Times New Roman" w:cs="Times New Roman"/>
+        </w:rPr>
+      </w:pPr>
+      <w:r>
+        <w:rPr>
+          <w:rFonts w:ascii="Times New Roman" w:hAnsi="Times New Roman" w:cs="Times New Roman"/>
+        </w:rPr>
+        <w:t>            else:</w:t>
+      </w:r>
+    </w:p>
+    <w:p>
+      <w:pPr>
+        <w:rPr>
+          <w:rFonts w:ascii="Times New Roman" w:hAnsi="Times New Roman" w:cs="Times New Roman"/>
+        </w:rPr>
+      </w:pPr>
+      <w:r>
+        <w:rPr>
+          <w:rFonts w:ascii="Times New Roman" w:hAnsi="Times New Roman" w:cs="Times New Roman"/>
+        </w:rPr>
+        <w:t>                print("Invalid task number!")</w:t>
+      </w:r>
+    </w:p>
+    <w:p>
+      <w:pPr>
+        <w:rPr>
+          <w:rFonts w:ascii="Times New Roman" w:hAnsi="Times New Roman" w:cs="Times New Roman"/>
+        </w:rPr>
+      </w:pPr>
+      <w:r>
+        <w:rPr>
+          <w:rFonts w:ascii="Times New Roman" w:hAnsi="Times New Roman" w:cs="Times New Roman"/>
+        </w:rPr>
+        <w:t xml:space="preserve">    </w:t>
+      </w:r>
+    </w:p>
+    <w:p>
+      <w:pPr>
+        <w:rPr>
+          <w:rFonts w:ascii="Times New Roman" w:hAnsi="Times New Roman" w:cs="Times New Roman"/>
+        </w:rPr>
+      </w:pPr>
+      <w:r>
+        <w:rPr>
+          <w:rFonts w:ascii="Times New Roman" w:hAnsi="Times New Roman" w:cs="Times New Roman"/>
+        </w:rPr>
+        <w:t>    elif choice == 4:</w:t>
+      </w:r>
+    </w:p>
+    <w:p>
+      <w:pPr>
+        <w:rPr>
+          <w:rFonts w:ascii="Times New Roman" w:hAnsi="Times New Roman" w:cs="Times New Roman"/>
+        </w:rPr>
+      </w:pPr>
+      <w:r>
+        <w:rPr>
+          <w:rFonts w:ascii="Times New Roman" w:hAnsi="Times New Roman" w:cs="Times New Roman"/>
+        </w:rPr>
+        <w:t>        tasks.sort(key=lambda x: x[1])</w:t>
+      </w:r>
+    </w:p>
+    <w:p>
+      <w:pPr>
+        <w:rPr>
+          <w:rFonts w:ascii="Times New Roman" w:hAnsi="Times New Roman" w:cs="Times New Roman"/>
+        </w:rPr>
+      </w:pPr>
+      <w:r>
+        <w:rPr>
+          <w:rFonts w:ascii="Times New Roman" w:hAnsi="Times New Roman" w:cs="Times New Roman"/>
+        </w:rPr>
+        <w:t>        print("Tasks sorted by priority!")</w:t>
+      </w:r>
+    </w:p>
+    <w:p>
+      <w:pPr>
+        <w:rPr>
+          <w:rFonts w:ascii="Times New Roman" w:hAnsi="Times New Roman" w:cs="Times New Roman"/>
+        </w:rPr>
+      </w:pPr>
+      <w:r>
+        <w:rPr>
+          <w:rFonts w:ascii="Times New Roman" w:hAnsi="Times New Roman" w:cs="Times New Roman"/>
+        </w:rPr>
+        <w:t xml:space="preserve">    </w:t>
+      </w:r>
+    </w:p>
+    <w:p>
+      <w:pPr>
+        <w:rPr>
+          <w:rFonts w:ascii="Times New Roman" w:hAnsi="Times New Roman" w:cs="Times New Roman"/>
+        </w:rPr>
+      </w:pPr>
+      <w:r>
+        <w:rPr>
+          <w:rFonts w:ascii="Times New Roman" w:hAnsi="Times New Roman" w:cs="Times New Roman"/>
+        </w:rPr>
+        <w:t>    elif choice == 5:</w:t>
+      </w:r>
+    </w:p>
+    <w:p>
+      <w:pPr>
+        <w:rPr>
+          <w:rFonts w:ascii="Times New Roman" w:hAnsi="Times New Roman" w:cs="Times New Roman"/>
+        </w:rPr>
+      </w:pPr>
+      <w:r>
+        <w:rPr>
+          <w:rFonts w:ascii="Times New Roman" w:hAnsi="Times New Roman" w:cs="Times New Roman"/>
+        </w:rPr>
         <w:lastRenderedPageBreak/>
         <w:t>        if not tasks:</w:t>
       </w:r>
@@ -445,7 +886,7 @@
         <w:rPr>
           <w:rFonts w:ascii="Times New Roman" w:hAnsi="Times New Roman" w:cs="Times New Roman"/>
         </w:rPr>
-        <w:t>            print("No tasks to remove!")</w:t>
+        <w:t>            print("No tasks available!")</w:t>
       </w:r>
     </w:p>
     <w:p>
@@ -471,6 +912,19 @@
         <w:rPr>
           <w:rFonts w:ascii="Times New Roman" w:hAnsi="Times New Roman" w:cs="Times New Roman"/>
         </w:rPr>
+        <w:t>            print("\n--- All Tasks ---")</w:t>
+      </w:r>
+    </w:p>
+    <w:p>
+      <w:pPr>
+        <w:rPr>
+          <w:rFonts w:ascii="Times New Roman" w:hAnsi="Times New Roman" w:cs="Times New Roman"/>
+        </w:rPr>
+      </w:pPr>
+      <w:r>
+        <w:rPr>
+          <w:rFonts w:ascii="Times New Roman" w:hAnsi="Times New Roman" w:cs="Times New Roman"/>
+        </w:rPr>
         <w:t>            for i in range(len(tasks)):</w:t>
       </w:r>
     </w:p>
@@ -484,98 +938,7 @@
         <w:rPr>
           <w:rFonts w:ascii="Times New Roman" w:hAnsi="Times New Roman" w:cs="Times New Roman"/>
         </w:rPr>
-        <w:t>                print(f"{i}. {tasks[i][0]} - {tasks[i][1]}")</w:t>
-      </w:r>
-    </w:p>
-    <w:p>
-      <w:pPr>
-        <w:rPr>
-          <w:rFonts w:ascii="Times New Roman" w:hAnsi="Times New Roman" w:cs="Times New Roman"/>
-        </w:rPr>
-      </w:pPr>
-      <w:r>
-        <w:rPr>
-          <w:rFonts w:ascii="Times New Roman" w:hAnsi="Times New Roman" w:cs="Times New Roman"/>
-        </w:rPr>
-        <w:t>            print("Enter task number to remove: ", end="")</w:t>
-      </w:r>
-    </w:p>
-    <w:p>
-      <w:pPr>
-        <w:rPr>
-          <w:rFonts w:ascii="Times New Roman" w:hAnsi="Times New Roman" w:cs="Times New Roman"/>
-        </w:rPr>
-      </w:pPr>
-      <w:r>
-        <w:rPr>
-          <w:rFonts w:ascii="Times New Roman" w:hAnsi="Times New Roman" w:cs="Times New Roman"/>
-        </w:rPr>
-        <w:t>            idx = int(input())</w:t>
-      </w:r>
-    </w:p>
-    <w:p>
-      <w:pPr>
-        <w:rPr>
-          <w:rFonts w:ascii="Times New Roman" w:hAnsi="Times New Roman" w:cs="Times New Roman"/>
-        </w:rPr>
-      </w:pPr>
-      <w:r>
-        <w:rPr>
-          <w:rFonts w:ascii="Times New Roman" w:hAnsi="Times New Roman" w:cs="Times New Roman"/>
-        </w:rPr>
-        <w:t>            if 0 &lt;= idx &lt; len(tasks):</w:t>
-      </w:r>
-    </w:p>
-    <w:p>
-      <w:pPr>
-        <w:rPr>
-          <w:rFonts w:ascii="Times New Roman" w:hAnsi="Times New Roman" w:cs="Times New Roman"/>
-        </w:rPr>
-      </w:pPr>
-      <w:r>
-        <w:rPr>
-          <w:rFonts w:ascii="Times New Roman" w:hAnsi="Times New Roman" w:cs="Times New Roman"/>
-        </w:rPr>
-        <w:t>                removed = tasks.pop(idx)</w:t>
-      </w:r>
-    </w:p>
-    <w:p>
-      <w:pPr>
-        <w:rPr>
-          <w:rFonts w:ascii="Times New Roman" w:hAnsi="Times New Roman" w:cs="Times New Roman"/>
-        </w:rPr>
-      </w:pPr>
-      <w:r>
-        <w:rPr>
-          <w:rFonts w:ascii="Times New Roman" w:hAnsi="Times New Roman" w:cs="Times New Roman"/>
-        </w:rPr>
-        <w:t>                print(f"Task '{removed[0]}' removed!")</w:t>
-      </w:r>
-    </w:p>
-    <w:p>
-      <w:pPr>
-        <w:rPr>
-          <w:rFonts w:ascii="Times New Roman" w:hAnsi="Times New Roman" w:cs="Times New Roman"/>
-        </w:rPr>
-      </w:pPr>
-      <w:r>
-        <w:rPr>
-          <w:rFonts w:ascii="Times New Roman" w:hAnsi="Times New Roman" w:cs="Times New Roman"/>
-        </w:rPr>
-        <w:t>            else:</w:t>
-      </w:r>
-    </w:p>
-    <w:p>
-      <w:pPr>
-        <w:rPr>
-          <w:rFonts w:ascii="Times New Roman" w:hAnsi="Times New Roman" w:cs="Times New Roman"/>
-        </w:rPr>
-      </w:pPr>
-      <w:r>
-        <w:rPr>
-          <w:rFonts w:ascii="Times New Roman" w:hAnsi="Times New Roman" w:cs="Times New Roman"/>
-        </w:rPr>
-        <w:t>                print("Invalid task number!")</w:t>
+        <w:t>                print(f"{i}. {tasks[i][0]} - Priority: {tasks[i][1]}")</w:t>
       </w:r>
     </w:p>
     <w:p>
@@ -601,189 +964,33 @@
         <w:rPr>
           <w:rFonts w:ascii="Times New Roman" w:hAnsi="Times New Roman" w:cs="Times New Roman"/>
         </w:rPr>
-        <w:t>    elif choice == 3:</w:t>
-      </w:r>
-    </w:p>
-    <w:p>
-      <w:pPr>
-        <w:rPr>
-          <w:rFonts w:ascii="Times New Roman" w:hAnsi="Times New Roman" w:cs="Times New Roman"/>
-        </w:rPr>
-      </w:pPr>
-      <w:r>
-        <w:rPr>
-          <w:rFonts w:ascii="Times New Roman" w:hAnsi="Times New Roman" w:cs="Times New Roman"/>
-        </w:rPr>
-        <w:t>        if not tasks:</w:t>
-      </w:r>
-    </w:p>
-    <w:p>
-      <w:pPr>
-        <w:rPr>
-          <w:rFonts w:ascii="Times New Roman" w:hAnsi="Times New Roman" w:cs="Times New Roman"/>
-        </w:rPr>
-      </w:pPr>
-      <w:r>
-        <w:rPr>
-          <w:rFonts w:ascii="Times New Roman" w:hAnsi="Times New Roman" w:cs="Times New Roman"/>
-        </w:rPr>
-        <w:t>            print("No tasks to update!")</w:t>
-      </w:r>
-    </w:p>
-    <w:p>
-      <w:pPr>
-        <w:rPr>
-          <w:rFonts w:ascii="Times New Roman" w:hAnsi="Times New Roman" w:cs="Times New Roman"/>
-        </w:rPr>
-      </w:pPr>
-      <w:r>
-        <w:rPr>
-          <w:rFonts w:ascii="Times New Roman" w:hAnsi="Times New Roman" w:cs="Times New Roman"/>
-        </w:rPr>
-        <w:t>        else:</w:t>
-      </w:r>
-    </w:p>
-    <w:p>
-      <w:pPr>
-        <w:rPr>
-          <w:rFonts w:ascii="Times New Roman" w:hAnsi="Times New Roman" w:cs="Times New Roman"/>
-        </w:rPr>
-      </w:pPr>
-      <w:r>
-        <w:rPr>
-          <w:rFonts w:ascii="Times New Roman" w:hAnsi="Times New Roman" w:cs="Times New Roman"/>
-        </w:rPr>
-        <w:t>            for i in range(len(tasks)):</w:t>
-      </w:r>
-    </w:p>
-    <w:p>
-      <w:pPr>
-        <w:rPr>
-          <w:rFonts w:ascii="Times New Roman" w:hAnsi="Times New Roman" w:cs="Times New Roman"/>
-        </w:rPr>
-      </w:pPr>
-      <w:r>
-        <w:rPr>
-          <w:rFonts w:ascii="Times New Roman" w:hAnsi="Times New Roman" w:cs="Times New Roman"/>
-        </w:rPr>
-        <w:t>                print(f"{i}. {tasks[i][0]} - {tasks[i][1]}")</w:t>
-      </w:r>
-    </w:p>
-    <w:p>
-      <w:pPr>
-        <w:rPr>
-          <w:rFonts w:ascii="Times New Roman" w:hAnsi="Times New Roman" w:cs="Times New Roman"/>
-        </w:rPr>
-      </w:pPr>
-      <w:r>
-        <w:rPr>
-          <w:rFonts w:ascii="Times New Roman" w:hAnsi="Times New Roman" w:cs="Times New Roman"/>
-        </w:rPr>
-        <w:t>            print("Enter task number to update: ", end="")</w:t>
-      </w:r>
-    </w:p>
-    <w:p>
-      <w:pPr>
-        <w:rPr>
-          <w:rFonts w:ascii="Times New Roman" w:hAnsi="Times New Roman" w:cs="Times New Roman"/>
-        </w:rPr>
-      </w:pPr>
-      <w:r>
-        <w:rPr>
-          <w:rFonts w:ascii="Times New Roman" w:hAnsi="Times New Roman" w:cs="Times New Roman"/>
-        </w:rPr>
-        <w:t>            idx = int(input())</w:t>
-      </w:r>
-    </w:p>
-    <w:p>
-      <w:pPr>
-        <w:rPr>
-          <w:rFonts w:ascii="Times New Roman" w:hAnsi="Times New Roman" w:cs="Times New Roman"/>
-        </w:rPr>
-      </w:pPr>
-      <w:r>
-        <w:rPr>
-          <w:rFonts w:ascii="Times New Roman" w:hAnsi="Times New Roman" w:cs="Times New Roman"/>
-        </w:rPr>
-        <w:t>            if 0 &lt;= idx &lt; len(tasks):</w:t>
-      </w:r>
-    </w:p>
-    <w:p>
-      <w:pPr>
-        <w:rPr>
-          <w:rFonts w:ascii="Times New Roman" w:hAnsi="Times New Roman" w:cs="Times New Roman"/>
-        </w:rPr>
-      </w:pPr>
-      <w:r>
-        <w:rPr>
-          <w:rFonts w:ascii="Times New Roman" w:hAnsi="Times New Roman" w:cs="Times New Roman"/>
-        </w:rPr>
-        <w:t>                new_name = input("Enter new task name: ")</w:t>
-      </w:r>
-    </w:p>
-    <w:p>
-      <w:pPr>
-        <w:rPr>
-          <w:rFonts w:ascii="Times New Roman" w:hAnsi="Times New Roman" w:cs="Times New Roman"/>
-        </w:rPr>
-      </w:pPr>
-      <w:r>
-        <w:rPr>
-          <w:rFonts w:ascii="Times New Roman" w:hAnsi="Times New Roman" w:cs="Times New Roman"/>
-        </w:rPr>
-        <w:t>                new_priority = int(input("Enter new priority (1-Highest/2-Medium/3-Lowest): "))</w:t>
-      </w:r>
-    </w:p>
-    <w:p>
-      <w:pPr>
-        <w:rPr>
-          <w:rFonts w:ascii="Times New Roman" w:hAnsi="Times New Roman" w:cs="Times New Roman"/>
-        </w:rPr>
-      </w:pPr>
-      <w:r>
-        <w:rPr>
-          <w:rFonts w:ascii="Times New Roman" w:hAnsi="Times New Roman" w:cs="Times New Roman"/>
-        </w:rPr>
-        <w:t>                tasks[idx] = (new_name, new_priority)</w:t>
-      </w:r>
-    </w:p>
-    <w:p>
-      <w:pPr>
-        <w:rPr>
-          <w:rFonts w:ascii="Times New Roman" w:hAnsi="Times New Roman" w:cs="Times New Roman"/>
-        </w:rPr>
-      </w:pPr>
-      <w:r>
-        <w:rPr>
-          <w:rFonts w:ascii="Times New Roman" w:hAnsi="Times New Roman" w:cs="Times New Roman"/>
-        </w:rPr>
-        <w:t>                print("Task updated!")</w:t>
-      </w:r>
-    </w:p>
-    <w:p>
-      <w:pPr>
-        <w:rPr>
-          <w:rFonts w:ascii="Times New Roman" w:hAnsi="Times New Roman" w:cs="Times New Roman"/>
-        </w:rPr>
-      </w:pPr>
-      <w:r>
-        <w:rPr>
-          <w:rFonts w:ascii="Times New Roman" w:hAnsi="Times New Roman" w:cs="Times New Roman"/>
-        </w:rPr>
-        <w:t>            else:</w:t>
-      </w:r>
-    </w:p>
-    <w:p>
-      <w:pPr>
-        <w:rPr>
-          <w:rFonts w:ascii="Times New Roman" w:hAnsi="Times New Roman" w:cs="Times New Roman"/>
-        </w:rPr>
-      </w:pPr>
-      <w:r>
-        <w:rPr>
-          <w:rFonts w:ascii="Times New Roman" w:hAnsi="Times New Roman" w:cs="Times New Roman"/>
-        </w:rPr>
-        <w:t>                print("Invalid task number!")</w:t>
+        <w:t>    elif choice == 6:</w:t>
+      </w:r>
+    </w:p>
+    <w:p>
+      <w:pPr>
+        <w:rPr>
+          <w:rFonts w:ascii="Times New Roman" w:hAnsi="Times New Roman" w:cs="Times New Roman"/>
+        </w:rPr>
+      </w:pPr>
+      <w:r>
+        <w:rPr>
+          <w:rFonts w:ascii="Times New Roman" w:hAnsi="Times New Roman" w:cs="Times New Roman"/>
+        </w:rPr>
+        <w:t>        print("Exit!")</w:t>
+      </w:r>
+    </w:p>
+    <w:p>
+      <w:pPr>
+        <w:rPr>
+          <w:rFonts w:ascii="Times New Roman" w:hAnsi="Times New Roman" w:cs="Times New Roman"/>
+        </w:rPr>
+      </w:pPr>
+      <w:r>
+        <w:rPr>
+          <w:rFonts w:ascii="Times New Roman" w:hAnsi="Times New Roman" w:cs="Times New Roman"/>
+        </w:rPr>
+        <w:t>        break</w:t>
       </w:r>
     </w:p>
     <w:p>
@@ -809,215 +1016,6 @@
         <w:rPr>
           <w:rFonts w:ascii="Times New Roman" w:hAnsi="Times New Roman" w:cs="Times New Roman"/>
         </w:rPr>
-        <w:t>    elif choice == 4:</w:t>
-      </w:r>
-    </w:p>
-    <w:p>
-      <w:pPr>
-        <w:rPr>
-          <w:rFonts w:ascii="Times New Roman" w:hAnsi="Times New Roman" w:cs="Times New Roman"/>
-        </w:rPr>
-      </w:pPr>
-      <w:r>
-        <w:rPr>
-          <w:rFonts w:ascii="Times New Roman" w:hAnsi="Times New Roman" w:cs="Times New Roman"/>
-        </w:rPr>
-        <w:t>        tasks.sort(key=lambda x: x[1])</w:t>
-      </w:r>
-    </w:p>
-    <w:p>
-      <w:pPr>
-        <w:rPr>
-          <w:rFonts w:ascii="Times New Roman" w:hAnsi="Times New Roman" w:cs="Times New Roman"/>
-        </w:rPr>
-      </w:pPr>
-      <w:r>
-        <w:rPr>
-          <w:rFonts w:ascii="Times New Roman" w:hAnsi="Times New Roman" w:cs="Times New Roman"/>
-        </w:rPr>
-        <w:t>        print("Tasks sorted by priority!")</w:t>
-      </w:r>
-    </w:p>
-    <w:p>
-      <w:pPr>
-        <w:rPr>
-          <w:rFonts w:ascii="Times New Roman" w:hAnsi="Times New Roman" w:cs="Times New Roman"/>
-        </w:rPr>
-      </w:pPr>
-      <w:r>
-        <w:rPr>
-          <w:rFonts w:ascii="Times New Roman" w:hAnsi="Times New Roman" w:cs="Times New Roman"/>
-        </w:rPr>
-        <w:t xml:space="preserve">    </w:t>
-      </w:r>
-    </w:p>
-    <w:p>
-      <w:pPr>
-        <w:rPr>
-          <w:rFonts w:ascii="Times New Roman" w:hAnsi="Times New Roman" w:cs="Times New Roman"/>
-        </w:rPr>
-      </w:pPr>
-      <w:r>
-        <w:rPr>
-          <w:rFonts w:ascii="Times New Roman" w:hAnsi="Times New Roman" w:cs="Times New Roman"/>
-        </w:rPr>
-        <w:lastRenderedPageBreak/>
-        <w:t>    elif choice == 5:</w:t>
-      </w:r>
-    </w:p>
-    <w:p>
-      <w:pPr>
-        <w:rPr>
-          <w:rFonts w:ascii="Times New Roman" w:hAnsi="Times New Roman" w:cs="Times New Roman"/>
-        </w:rPr>
-      </w:pPr>
-      <w:r>
-        <w:rPr>
-          <w:rFonts w:ascii="Times New Roman" w:hAnsi="Times New Roman" w:cs="Times New Roman"/>
-        </w:rPr>
-        <w:t>        if not tasks:</w:t>
-      </w:r>
-    </w:p>
-    <w:p>
-      <w:pPr>
-        <w:rPr>
-          <w:rFonts w:ascii="Times New Roman" w:hAnsi="Times New Roman" w:cs="Times New Roman"/>
-        </w:rPr>
-      </w:pPr>
-      <w:r>
-        <w:rPr>
-          <w:rFonts w:ascii="Times New Roman" w:hAnsi="Times New Roman" w:cs="Times New Roman"/>
-        </w:rPr>
-        <w:t>            print("No tasks available!")</w:t>
-      </w:r>
-    </w:p>
-    <w:p>
-      <w:pPr>
-        <w:rPr>
-          <w:rFonts w:ascii="Times New Roman" w:hAnsi="Times New Roman" w:cs="Times New Roman"/>
-        </w:rPr>
-      </w:pPr>
-      <w:r>
-        <w:rPr>
-          <w:rFonts w:ascii="Times New Roman" w:hAnsi="Times New Roman" w:cs="Times New Roman"/>
-        </w:rPr>
-        <w:t>        else:</w:t>
-      </w:r>
-    </w:p>
-    <w:p>
-      <w:pPr>
-        <w:rPr>
-          <w:rFonts w:ascii="Times New Roman" w:hAnsi="Times New Roman" w:cs="Times New Roman"/>
-        </w:rPr>
-      </w:pPr>
-      <w:r>
-        <w:rPr>
-          <w:rFonts w:ascii="Times New Roman" w:hAnsi="Times New Roman" w:cs="Times New Roman"/>
-        </w:rPr>
-        <w:t>            print("\n--- All Tasks ---")</w:t>
-      </w:r>
-    </w:p>
-    <w:p>
-      <w:pPr>
-        <w:rPr>
-          <w:rFonts w:ascii="Times New Roman" w:hAnsi="Times New Roman" w:cs="Times New Roman"/>
-        </w:rPr>
-      </w:pPr>
-      <w:r>
-        <w:rPr>
-          <w:rFonts w:ascii="Times New Roman" w:hAnsi="Times New Roman" w:cs="Times New Roman"/>
-        </w:rPr>
-        <w:t>            for i in range(len(tasks)):</w:t>
-      </w:r>
-    </w:p>
-    <w:p>
-      <w:pPr>
-        <w:rPr>
-          <w:rFonts w:ascii="Times New Roman" w:hAnsi="Times New Roman" w:cs="Times New Roman"/>
-        </w:rPr>
-      </w:pPr>
-      <w:r>
-        <w:rPr>
-          <w:rFonts w:ascii="Times New Roman" w:hAnsi="Times New Roman" w:cs="Times New Roman"/>
-        </w:rPr>
-        <w:t>                print(f"{i}. {tasks[i][0]} - Priority: {tasks[i][1]}")</w:t>
-      </w:r>
-    </w:p>
-    <w:p>
-      <w:pPr>
-        <w:rPr>
-          <w:rFonts w:ascii="Times New Roman" w:hAnsi="Times New Roman" w:cs="Times New Roman"/>
-        </w:rPr>
-      </w:pPr>
-      <w:r>
-        <w:rPr>
-          <w:rFonts w:ascii="Times New Roman" w:hAnsi="Times New Roman" w:cs="Times New Roman"/>
-        </w:rPr>
-        <w:t xml:space="preserve">    </w:t>
-      </w:r>
-    </w:p>
-    <w:p>
-      <w:pPr>
-        <w:rPr>
-          <w:rFonts w:ascii="Times New Roman" w:hAnsi="Times New Roman" w:cs="Times New Roman"/>
-        </w:rPr>
-      </w:pPr>
-      <w:r>
-        <w:rPr>
-          <w:rFonts w:ascii="Times New Roman" w:hAnsi="Times New Roman" w:cs="Times New Roman"/>
-        </w:rPr>
-        <w:t>    elif choice == 6:</w:t>
-      </w:r>
-    </w:p>
-    <w:p>
-      <w:pPr>
-        <w:rPr>
-          <w:rFonts w:ascii="Times New Roman" w:hAnsi="Times New Roman" w:cs="Times New Roman"/>
-        </w:rPr>
-      </w:pPr>
-      <w:r>
-        <w:rPr>
-          <w:rFonts w:ascii="Times New Roman" w:hAnsi="Times New Roman" w:cs="Times New Roman"/>
-        </w:rPr>
-        <w:t>        print("Exit!")</w:t>
-      </w:r>
-    </w:p>
-    <w:p>
-      <w:pPr>
-        <w:rPr>
-          <w:rFonts w:ascii="Times New Roman" w:hAnsi="Times New Roman" w:cs="Times New Roman"/>
-        </w:rPr>
-      </w:pPr>
-      <w:r>
-        <w:rPr>
-          <w:rFonts w:ascii="Times New Roman" w:hAnsi="Times New Roman" w:cs="Times New Roman"/>
-        </w:rPr>
-        <w:t>        break</w:t>
-      </w:r>
-    </w:p>
-    <w:p>
-      <w:pPr>
-        <w:rPr>
-          <w:rFonts w:ascii="Times New Roman" w:hAnsi="Times New Roman" w:cs="Times New Roman"/>
-        </w:rPr>
-      </w:pPr>
-      <w:r>
-        <w:rPr>
-          <w:rFonts w:ascii="Times New Roman" w:hAnsi="Times New Roman" w:cs="Times New Roman"/>
-        </w:rPr>
-        <w:t xml:space="preserve">    </w:t>
-      </w:r>
-    </w:p>
-    <w:p>
-      <w:pPr>
-        <w:rPr>
-          <w:rFonts w:ascii="Times New Roman" w:hAnsi="Times New Roman" w:cs="Times New Roman"/>
-        </w:rPr>
-      </w:pPr>
-      <w:r>
-        <w:rPr>
-          <w:rFonts w:ascii="Times New Roman" w:hAnsi="Times New Roman" w:cs="Times New Roman"/>
-        </w:rPr>
         <w:t>    else:</w:t>
       </w:r>
     </w:p>
@@ -1045,7 +1043,6 @@
           <w:rFonts w:ascii="Times New Roman" w:hAnsi="Times New Roman" w:cs="Times New Roman"/>
           <w:noProof/>
         </w:rPr>
-        <w:lastRenderedPageBreak/>
         <w:drawing>
           <wp:inline distT="0" distB="0" distL="0" distR="0" wp14:anchorId="0818E097" wp14:editId="1F1C4B0F">
             <wp:extent cx="3030191" cy="5928360"/>
@@ -1093,6 +1090,7 @@
         <w:rPr>
           <w:rFonts w:ascii="Times New Roman" w:hAnsi="Times New Roman" w:cs="Times New Roman"/>
         </w:rPr>
+        <w:lastRenderedPageBreak/>
         <w:t>A2.</w:t>
       </w:r>
       <w:r>
@@ -1243,7 +1241,6 @@
         <w:rPr>
           <w:rFonts w:ascii="Times New Roman" w:hAnsi="Times New Roman" w:cs="Times New Roman"/>
         </w:rPr>
-        <w:lastRenderedPageBreak/>
         <w:t>print(f"JEE intersection CET: {jee_students.intersection(cet_students)}")</w:t>
       </w:r>
     </w:p>
@@ -1454,6 +1451,7 @@
         <w:rPr>
           <w:rFonts w:ascii="Times New Roman" w:hAnsi="Times New Roman" w:cs="Times New Roman"/>
         </w:rPr>
+        <w:lastRenderedPageBreak/>
         <w:t>    print("2 - Update Student")</w:t>
       </w:r>
     </w:p>
@@ -1623,7 +1621,345 @@
         <w:rPr>
           <w:rFonts w:ascii="Times New Roman" w:hAnsi="Times New Roman" w:cs="Times New Roman"/>
         </w:rPr>
+        <w:t>        else:</w:t>
+      </w:r>
+    </w:p>
+    <w:p>
+      <w:pPr>
+        <w:rPr>
+          <w:rFonts w:ascii="Times New Roman" w:hAnsi="Times New Roman" w:cs="Times New Roman"/>
+        </w:rPr>
+      </w:pPr>
+      <w:r>
+        <w:rPr>
+          <w:rFonts w:ascii="Times New Roman" w:hAnsi="Times New Roman" w:cs="Times New Roman"/>
+        </w:rPr>
+        <w:t>            name = input("Enter Name: ")</w:t>
+      </w:r>
+    </w:p>
+    <w:p>
+      <w:pPr>
+        <w:rPr>
+          <w:rFonts w:ascii="Times New Roman" w:hAnsi="Times New Roman" w:cs="Times New Roman"/>
+        </w:rPr>
+      </w:pPr>
+      <w:r>
+        <w:rPr>
+          <w:rFonts w:ascii="Times New Roman" w:hAnsi="Times New Roman" w:cs="Times New Roman"/>
+        </w:rPr>
+        <w:t>            math_grade = float(input("Enter Math grade: "))</w:t>
+      </w:r>
+    </w:p>
+    <w:p>
+      <w:pPr>
+        <w:rPr>
+          <w:rFonts w:ascii="Times New Roman" w:hAnsi="Times New Roman" w:cs="Times New Roman"/>
+        </w:rPr>
+      </w:pPr>
+      <w:r>
+        <w:rPr>
+          <w:rFonts w:ascii="Times New Roman" w:hAnsi="Times New Roman" w:cs="Times New Roman"/>
+        </w:rPr>
+        <w:t>            english_grade = float(input("Enter English grade: "))</w:t>
+      </w:r>
+    </w:p>
+    <w:p>
+      <w:pPr>
+        <w:rPr>
+          <w:rFonts w:ascii="Times New Roman" w:hAnsi="Times New Roman" w:cs="Times New Roman"/>
+        </w:rPr>
+      </w:pPr>
+      <w:r>
+        <w:rPr>
+          <w:rFonts w:ascii="Times New Roman" w:hAnsi="Times New Roman" w:cs="Times New Roman"/>
+        </w:rPr>
+        <w:t>            science_grade = float(input("Enter Science grade: "))</w:t>
+      </w:r>
+    </w:p>
+    <w:p>
+      <w:pPr>
+        <w:rPr>
+          <w:rFonts w:ascii="Times New Roman" w:hAnsi="Times New Roman" w:cs="Times New Roman"/>
+        </w:rPr>
+      </w:pPr>
+      <w:r>
+        <w:rPr>
+          <w:rFonts w:ascii="Times New Roman" w:hAnsi="Times New Roman" w:cs="Times New Roman"/>
+        </w:rPr>
+        <w:t>            attendance = float(input("Enter Attendance percentage: "))</w:t>
+      </w:r>
+    </w:p>
+    <w:p>
+      <w:pPr>
+        <w:rPr>
+          <w:rFonts w:ascii="Times New Roman" w:hAnsi="Times New Roman" w:cs="Times New Roman"/>
+        </w:rPr>
+      </w:pPr>
+      <w:r>
+        <w:rPr>
+          <w:rFonts w:ascii="Times New Roman" w:hAnsi="Times New Roman" w:cs="Times New Roman"/>
+        </w:rPr>
+        <w:t xml:space="preserve">            </w:t>
+      </w:r>
+    </w:p>
+    <w:p>
+      <w:pPr>
+        <w:rPr>
+          <w:rFonts w:ascii="Times New Roman" w:hAnsi="Times New Roman" w:cs="Times New Roman"/>
+        </w:rPr>
+      </w:pPr>
+      <w:r>
+        <w:rPr>
+          <w:rFonts w:ascii="Times New Roman" w:hAnsi="Times New Roman" w:cs="Times New Roman"/>
+        </w:rPr>
+        <w:t>            grades = {</w:t>
+      </w:r>
+    </w:p>
+    <w:p>
+      <w:pPr>
+        <w:rPr>
+          <w:rFonts w:ascii="Times New Roman" w:hAnsi="Times New Roman" w:cs="Times New Roman"/>
+        </w:rPr>
+      </w:pPr>
+      <w:r>
+        <w:rPr>
+          <w:rFonts w:ascii="Times New Roman" w:hAnsi="Times New Roman" w:cs="Times New Roman"/>
+        </w:rPr>
+        <w:t>                "Math": math_grade,</w:t>
+      </w:r>
+    </w:p>
+    <w:p>
+      <w:pPr>
+        <w:rPr>
+          <w:rFonts w:ascii="Times New Roman" w:hAnsi="Times New Roman" w:cs="Times New Roman"/>
+        </w:rPr>
+      </w:pPr>
+      <w:r>
+        <w:rPr>
+          <w:rFonts w:ascii="Times New Roman" w:hAnsi="Times New Roman" w:cs="Times New Roman"/>
+        </w:rPr>
+        <w:t>                "English": english_grade,</w:t>
+      </w:r>
+    </w:p>
+    <w:p>
+      <w:pPr>
+        <w:rPr>
+          <w:rFonts w:ascii="Times New Roman" w:hAnsi="Times New Roman" w:cs="Times New Roman"/>
+        </w:rPr>
+      </w:pPr>
+      <w:r>
+        <w:rPr>
+          <w:rFonts w:ascii="Times New Roman" w:hAnsi="Times New Roman" w:cs="Times New Roman"/>
+        </w:rPr>
+        <w:t>                "Science": science_grade</w:t>
+      </w:r>
+    </w:p>
+    <w:p>
+      <w:pPr>
+        <w:rPr>
+          <w:rFonts w:ascii="Times New Roman" w:hAnsi="Times New Roman" w:cs="Times New Roman"/>
+        </w:rPr>
+      </w:pPr>
+      <w:r>
+        <w:rPr>
+          <w:rFonts w:ascii="Times New Roman" w:hAnsi="Times New Roman" w:cs="Times New Roman"/>
+        </w:rPr>
+        <w:t>            }</w:t>
+      </w:r>
+    </w:p>
+    <w:p>
+      <w:pPr>
+        <w:rPr>
+          <w:rFonts w:ascii="Times New Roman" w:hAnsi="Times New Roman" w:cs="Times New Roman"/>
+        </w:rPr>
+      </w:pPr>
+      <w:r>
+        <w:rPr>
+          <w:rFonts w:ascii="Times New Roman" w:hAnsi="Times New Roman" w:cs="Times New Roman"/>
+        </w:rPr>
+        <w:t xml:space="preserve">            </w:t>
+      </w:r>
+    </w:p>
+    <w:p>
+      <w:pPr>
+        <w:rPr>
+          <w:rFonts w:ascii="Times New Roman" w:hAnsi="Times New Roman" w:cs="Times New Roman"/>
+        </w:rPr>
+      </w:pPr>
+      <w:r>
+        <w:rPr>
+          <w:rFonts w:ascii="Times New Roman" w:hAnsi="Times New Roman" w:cs="Times New Roman"/>
+        </w:rPr>
+        <w:t>            students[roll_no] = {</w:t>
+      </w:r>
+    </w:p>
+    <w:p>
+      <w:pPr>
+        <w:rPr>
+          <w:rFonts w:ascii="Times New Roman" w:hAnsi="Times New Roman" w:cs="Times New Roman"/>
+        </w:rPr>
+      </w:pPr>
+      <w:r>
+        <w:rPr>
+          <w:rFonts w:ascii="Times New Roman" w:hAnsi="Times New Roman" w:cs="Times New Roman"/>
+        </w:rPr>
+        <w:t>                "name": name,</w:t>
+      </w:r>
+    </w:p>
+    <w:p>
+      <w:pPr>
+        <w:rPr>
+          <w:rFonts w:ascii="Times New Roman" w:hAnsi="Times New Roman" w:cs="Times New Roman"/>
+        </w:rPr>
+      </w:pPr>
+      <w:r>
+        <w:rPr>
+          <w:rFonts w:ascii="Times New Roman" w:hAnsi="Times New Roman" w:cs="Times New Roman"/>
+        </w:rPr>
+        <w:t>                "grades": grades,</w:t>
+      </w:r>
+    </w:p>
+    <w:p>
+      <w:pPr>
+        <w:rPr>
+          <w:rFonts w:ascii="Times New Roman" w:hAnsi="Times New Roman" w:cs="Times New Roman"/>
+        </w:rPr>
+      </w:pPr>
+      <w:r>
+        <w:rPr>
+          <w:rFonts w:ascii="Times New Roman" w:hAnsi="Times New Roman" w:cs="Times New Roman"/>
+        </w:rPr>
+        <w:t>                "attendance": attendance</w:t>
+      </w:r>
+    </w:p>
+    <w:p>
+      <w:pPr>
+        <w:rPr>
+          <w:rFonts w:ascii="Times New Roman" w:hAnsi="Times New Roman" w:cs="Times New Roman"/>
+        </w:rPr>
+      </w:pPr>
+      <w:r>
+        <w:rPr>
+          <w:rFonts w:ascii="Times New Roman" w:hAnsi="Times New Roman" w:cs="Times New Roman"/>
+        </w:rPr>
+        <w:t>            }</w:t>
+      </w:r>
+    </w:p>
+    <w:p>
+      <w:pPr>
+        <w:rPr>
+          <w:rFonts w:ascii="Times New Roman" w:hAnsi="Times New Roman" w:cs="Times New Roman"/>
+        </w:rPr>
+      </w:pPr>
+      <w:r>
+        <w:rPr>
+          <w:rFonts w:ascii="Times New Roman" w:hAnsi="Times New Roman" w:cs="Times New Roman"/>
+        </w:rPr>
+        <w:t xml:space="preserve">            </w:t>
+      </w:r>
+    </w:p>
+    <w:p>
+      <w:pPr>
+        <w:rPr>
+          <w:rFonts w:ascii="Times New Roman" w:hAnsi="Times New Roman" w:cs="Times New Roman"/>
+        </w:rPr>
+      </w:pPr>
+      <w:r>
+        <w:rPr>
+          <w:rFonts w:ascii="Times New Roman" w:hAnsi="Times New Roman" w:cs="Times New Roman"/>
+        </w:rPr>
+        <w:t>            print("Student added successfully!")</w:t>
+      </w:r>
+    </w:p>
+    <w:p>
+      <w:pPr>
+        <w:rPr>
+          <w:rFonts w:ascii="Times New Roman" w:hAnsi="Times New Roman" w:cs="Times New Roman"/>
+        </w:rPr>
+      </w:pPr>
+      <w:r>
+        <w:rPr>
+          <w:rFonts w:ascii="Times New Roman" w:hAnsi="Times New Roman" w:cs="Times New Roman"/>
+        </w:rPr>
         <w:lastRenderedPageBreak/>
+        <w:t xml:space="preserve">    </w:t>
+      </w:r>
+    </w:p>
+    <w:p>
+      <w:pPr>
+        <w:rPr>
+          <w:rFonts w:ascii="Times New Roman" w:hAnsi="Times New Roman" w:cs="Times New Roman"/>
+        </w:rPr>
+      </w:pPr>
+      <w:r>
+        <w:rPr>
+          <w:rFonts w:ascii="Times New Roman" w:hAnsi="Times New Roman" w:cs="Times New Roman"/>
+        </w:rPr>
+        <w:t>    elif choice == "2":</w:t>
+      </w:r>
+    </w:p>
+    <w:p>
+      <w:pPr>
+        <w:rPr>
+          <w:rFonts w:ascii="Times New Roman" w:hAnsi="Times New Roman" w:cs="Times New Roman"/>
+        </w:rPr>
+      </w:pPr>
+      <w:r>
+        <w:rPr>
+          <w:rFonts w:ascii="Times New Roman" w:hAnsi="Times New Roman" w:cs="Times New Roman"/>
+        </w:rPr>
+        <w:t>        roll_no = input("Enter Roll Number to update: ")</w:t>
+      </w:r>
+    </w:p>
+    <w:p>
+      <w:pPr>
+        <w:rPr>
+          <w:rFonts w:ascii="Times New Roman" w:hAnsi="Times New Roman" w:cs="Times New Roman"/>
+        </w:rPr>
+      </w:pPr>
+      <w:r>
+        <w:rPr>
+          <w:rFonts w:ascii="Times New Roman" w:hAnsi="Times New Roman" w:cs="Times New Roman"/>
+        </w:rPr>
+        <w:t xml:space="preserve">        </w:t>
+      </w:r>
+    </w:p>
+    <w:p>
+      <w:pPr>
+        <w:rPr>
+          <w:rFonts w:ascii="Times New Roman" w:hAnsi="Times New Roman" w:cs="Times New Roman"/>
+        </w:rPr>
+      </w:pPr>
+      <w:r>
+        <w:rPr>
+          <w:rFonts w:ascii="Times New Roman" w:hAnsi="Times New Roman" w:cs="Times New Roman"/>
+        </w:rPr>
+        <w:t>        if roll_no not in students:</w:t>
+      </w:r>
+    </w:p>
+    <w:p>
+      <w:pPr>
+        <w:rPr>
+          <w:rFonts w:ascii="Times New Roman" w:hAnsi="Times New Roman" w:cs="Times New Roman"/>
+        </w:rPr>
+      </w:pPr>
+      <w:r>
+        <w:rPr>
+          <w:rFonts w:ascii="Times New Roman" w:hAnsi="Times New Roman" w:cs="Times New Roman"/>
+        </w:rPr>
+        <w:t>            print("Student not found!")</w:t>
+      </w:r>
+    </w:p>
+    <w:p>
+      <w:pPr>
+        <w:rPr>
+          <w:rFonts w:ascii="Times New Roman" w:hAnsi="Times New Roman" w:cs="Times New Roman"/>
+        </w:rPr>
+      </w:pPr>
+      <w:r>
+        <w:rPr>
+          <w:rFonts w:ascii="Times New Roman" w:hAnsi="Times New Roman" w:cs="Times New Roman"/>
+        </w:rPr>
         <w:t>        else:</w:t>
       </w:r>
     </w:p>
@@ -1637,59 +1973,33 @@
         <w:rPr>
           <w:rFonts w:ascii="Times New Roman" w:hAnsi="Times New Roman" w:cs="Times New Roman"/>
         </w:rPr>
-        <w:t>            name = input("Enter Name: ")</w:t>
-      </w:r>
-    </w:p>
-    <w:p>
-      <w:pPr>
-        <w:rPr>
-          <w:rFonts w:ascii="Times New Roman" w:hAnsi="Times New Roman" w:cs="Times New Roman"/>
-        </w:rPr>
-      </w:pPr>
-      <w:r>
-        <w:rPr>
-          <w:rFonts w:ascii="Times New Roman" w:hAnsi="Times New Roman" w:cs="Times New Roman"/>
-        </w:rPr>
-        <w:t>            math_grade = float(input("Enter Math grade: "))</w:t>
-      </w:r>
-    </w:p>
-    <w:p>
-      <w:pPr>
-        <w:rPr>
-          <w:rFonts w:ascii="Times New Roman" w:hAnsi="Times New Roman" w:cs="Times New Roman"/>
-        </w:rPr>
-      </w:pPr>
-      <w:r>
-        <w:rPr>
-          <w:rFonts w:ascii="Times New Roman" w:hAnsi="Times New Roman" w:cs="Times New Roman"/>
-        </w:rPr>
-        <w:t>            english_grade = float(input("Enter English grade: "))</w:t>
-      </w:r>
-    </w:p>
-    <w:p>
-      <w:pPr>
-        <w:rPr>
-          <w:rFonts w:ascii="Times New Roman" w:hAnsi="Times New Roman" w:cs="Times New Roman"/>
-        </w:rPr>
-      </w:pPr>
-      <w:r>
-        <w:rPr>
-          <w:rFonts w:ascii="Times New Roman" w:hAnsi="Times New Roman" w:cs="Times New Roman"/>
-        </w:rPr>
-        <w:t>            science_grade = float(input("Enter Science grade: "))</w:t>
-      </w:r>
-    </w:p>
-    <w:p>
-      <w:pPr>
-        <w:rPr>
-          <w:rFonts w:ascii="Times New Roman" w:hAnsi="Times New Roman" w:cs="Times New Roman"/>
-        </w:rPr>
-      </w:pPr>
-      <w:r>
-        <w:rPr>
-          <w:rFonts w:ascii="Times New Roman" w:hAnsi="Times New Roman" w:cs="Times New Roman"/>
-        </w:rPr>
-        <w:t>            attendance = float(input("Enter Attendance percentage: "))</w:t>
+        <w:t>            print("\nWhat do you want to update?")</w:t>
+      </w:r>
+    </w:p>
+    <w:p>
+      <w:pPr>
+        <w:rPr>
+          <w:rFonts w:ascii="Times New Roman" w:hAnsi="Times New Roman" w:cs="Times New Roman"/>
+        </w:rPr>
+      </w:pPr>
+      <w:r>
+        <w:rPr>
+          <w:rFonts w:ascii="Times New Roman" w:hAnsi="Times New Roman" w:cs="Times New Roman"/>
+        </w:rPr>
+        <w:t>            print("1. Grades")</w:t>
+      </w:r>
+    </w:p>
+    <w:p>
+      <w:pPr>
+        <w:rPr>
+          <w:rFonts w:ascii="Times New Roman" w:hAnsi="Times New Roman" w:cs="Times New Roman"/>
+        </w:rPr>
+      </w:pPr>
+      <w:r>
+        <w:rPr>
+          <w:rFonts w:ascii="Times New Roman" w:hAnsi="Times New Roman" w:cs="Times New Roman"/>
+        </w:rPr>
+        <w:t>            print("2. Attendance")</w:t>
       </w:r>
     </w:p>
     <w:p>
@@ -1715,59 +2025,7 @@
         <w:rPr>
           <w:rFonts w:ascii="Times New Roman" w:hAnsi="Times New Roman" w:cs="Times New Roman"/>
         </w:rPr>
-        <w:t>            grades = {</w:t>
-      </w:r>
-    </w:p>
-    <w:p>
-      <w:pPr>
-        <w:rPr>
-          <w:rFonts w:ascii="Times New Roman" w:hAnsi="Times New Roman" w:cs="Times New Roman"/>
-        </w:rPr>
-      </w:pPr>
-      <w:r>
-        <w:rPr>
-          <w:rFonts w:ascii="Times New Roman" w:hAnsi="Times New Roman" w:cs="Times New Roman"/>
-        </w:rPr>
-        <w:t>                "Math": math_grade,</w:t>
-      </w:r>
-    </w:p>
-    <w:p>
-      <w:pPr>
-        <w:rPr>
-          <w:rFonts w:ascii="Times New Roman" w:hAnsi="Times New Roman" w:cs="Times New Roman"/>
-        </w:rPr>
-      </w:pPr>
-      <w:r>
-        <w:rPr>
-          <w:rFonts w:ascii="Times New Roman" w:hAnsi="Times New Roman" w:cs="Times New Roman"/>
-        </w:rPr>
-        <w:t>                "English": english_grade,</w:t>
-      </w:r>
-    </w:p>
-    <w:p>
-      <w:pPr>
-        <w:rPr>
-          <w:rFonts w:ascii="Times New Roman" w:hAnsi="Times New Roman" w:cs="Times New Roman"/>
-        </w:rPr>
-      </w:pPr>
-      <w:r>
-        <w:rPr>
-          <w:rFonts w:ascii="Times New Roman" w:hAnsi="Times New Roman" w:cs="Times New Roman"/>
-        </w:rPr>
-        <w:t>                "Science": science_grade</w:t>
-      </w:r>
-    </w:p>
-    <w:p>
-      <w:pPr>
-        <w:rPr>
-          <w:rFonts w:ascii="Times New Roman" w:hAnsi="Times New Roman" w:cs="Times New Roman"/>
-        </w:rPr>
-      </w:pPr>
-      <w:r>
-        <w:rPr>
-          <w:rFonts w:ascii="Times New Roman" w:hAnsi="Times New Roman" w:cs="Times New Roman"/>
-        </w:rPr>
-        <w:t>            }</w:t>
+        <w:t>            update_choice = input("Enter choice (1-2): ")</w:t>
       </w:r>
     </w:p>
     <w:p>
@@ -1793,85 +2051,124 @@
         <w:rPr>
           <w:rFonts w:ascii="Times New Roman" w:hAnsi="Times New Roman" w:cs="Times New Roman"/>
         </w:rPr>
-        <w:t>            students[roll_no] = {</w:t>
-      </w:r>
-    </w:p>
-    <w:p>
-      <w:pPr>
-        <w:rPr>
-          <w:rFonts w:ascii="Times New Roman" w:hAnsi="Times New Roman" w:cs="Times New Roman"/>
-        </w:rPr>
-      </w:pPr>
-      <w:r>
-        <w:rPr>
-          <w:rFonts w:ascii="Times New Roman" w:hAnsi="Times New Roman" w:cs="Times New Roman"/>
-        </w:rPr>
-        <w:t>                "name": name,</w:t>
-      </w:r>
-    </w:p>
-    <w:p>
-      <w:pPr>
-        <w:rPr>
-          <w:rFonts w:ascii="Times New Roman" w:hAnsi="Times New Roman" w:cs="Times New Roman"/>
-        </w:rPr>
-      </w:pPr>
-      <w:r>
-        <w:rPr>
-          <w:rFonts w:ascii="Times New Roman" w:hAnsi="Times New Roman" w:cs="Times New Roman"/>
-        </w:rPr>
-        <w:t>                "grades": grades,</w:t>
-      </w:r>
-    </w:p>
-    <w:p>
-      <w:pPr>
-        <w:rPr>
-          <w:rFonts w:ascii="Times New Roman" w:hAnsi="Times New Roman" w:cs="Times New Roman"/>
-        </w:rPr>
-      </w:pPr>
-      <w:r>
-        <w:rPr>
-          <w:rFonts w:ascii="Times New Roman" w:hAnsi="Times New Roman" w:cs="Times New Roman"/>
-        </w:rPr>
-        <w:t>                "attendance": attendance</w:t>
-      </w:r>
-    </w:p>
-    <w:p>
-      <w:pPr>
-        <w:rPr>
-          <w:rFonts w:ascii="Times New Roman" w:hAnsi="Times New Roman" w:cs="Times New Roman"/>
-        </w:rPr>
-      </w:pPr>
-      <w:r>
-        <w:rPr>
-          <w:rFonts w:ascii="Times New Roman" w:hAnsi="Times New Roman" w:cs="Times New Roman"/>
-        </w:rPr>
-        <w:t>            }</w:t>
-      </w:r>
-    </w:p>
-    <w:p>
-      <w:pPr>
-        <w:rPr>
-          <w:rFonts w:ascii="Times New Roman" w:hAnsi="Times New Roman" w:cs="Times New Roman"/>
-        </w:rPr>
-      </w:pPr>
-      <w:r>
-        <w:rPr>
-          <w:rFonts w:ascii="Times New Roman" w:hAnsi="Times New Roman" w:cs="Times New Roman"/>
-        </w:rPr>
-        <w:t xml:space="preserve">            </w:t>
-      </w:r>
-    </w:p>
-    <w:p>
-      <w:pPr>
-        <w:rPr>
-          <w:rFonts w:ascii="Times New Roman" w:hAnsi="Times New Roman" w:cs="Times New Roman"/>
-        </w:rPr>
-      </w:pPr>
-      <w:r>
-        <w:rPr>
-          <w:rFonts w:ascii="Times New Roman" w:hAnsi="Times New Roman" w:cs="Times New Roman"/>
-        </w:rPr>
-        <w:t>            print("Student added successfully!")</w:t>
+        <w:t>            if update_choice == "1":</w:t>
+      </w:r>
+    </w:p>
+    <w:p>
+      <w:pPr>
+        <w:rPr>
+          <w:rFonts w:ascii="Times New Roman" w:hAnsi="Times New Roman" w:cs="Times New Roman"/>
+        </w:rPr>
+      </w:pPr>
+      <w:r>
+        <w:rPr>
+          <w:rFonts w:ascii="Times New Roman" w:hAnsi="Times New Roman" w:cs="Times New Roman"/>
+        </w:rPr>
+        <w:t>                subject = input("Enter subject (Math/English/Science): ")</w:t>
+      </w:r>
+    </w:p>
+    <w:p>
+      <w:pPr>
+        <w:rPr>
+          <w:rFonts w:ascii="Times New Roman" w:hAnsi="Times New Roman" w:cs="Times New Roman"/>
+        </w:rPr>
+      </w:pPr>
+      <w:r>
+        <w:rPr>
+          <w:rFonts w:ascii="Times New Roman" w:hAnsi="Times New Roman" w:cs="Times New Roman"/>
+        </w:rPr>
+        <w:t>                new_grade = float(input(f"Enter new {subject} grade: "))</w:t>
+      </w:r>
+    </w:p>
+    <w:p>
+      <w:pPr>
+        <w:rPr>
+          <w:rFonts w:ascii="Times New Roman" w:hAnsi="Times New Roman" w:cs="Times New Roman"/>
+        </w:rPr>
+      </w:pPr>
+      <w:r>
+        <w:rPr>
+          <w:rFonts w:ascii="Times New Roman" w:hAnsi="Times New Roman" w:cs="Times New Roman"/>
+        </w:rPr>
+        <w:t>                students[roll_no]["grades"][subject] = new_grade</w:t>
+      </w:r>
+    </w:p>
+    <w:p>
+      <w:pPr>
+        <w:rPr>
+          <w:rFonts w:ascii="Times New Roman" w:hAnsi="Times New Roman" w:cs="Times New Roman"/>
+        </w:rPr>
+      </w:pPr>
+      <w:r>
+        <w:rPr>
+          <w:rFonts w:ascii="Times New Roman" w:hAnsi="Times New Roman" w:cs="Times New Roman"/>
+        </w:rPr>
+        <w:t>                print("Grade updated!")</w:t>
+      </w:r>
+    </w:p>
+    <w:p>
+      <w:pPr>
+        <w:rPr>
+          <w:rFonts w:ascii="Times New Roman" w:hAnsi="Times New Roman" w:cs="Times New Roman"/>
+        </w:rPr>
+      </w:pPr>
+      <w:r>
+        <w:rPr>
+          <w:rFonts w:ascii="Times New Roman" w:hAnsi="Times New Roman" w:cs="Times New Roman"/>
+        </w:rPr>
+        <w:t xml:space="preserve">                </w:t>
+      </w:r>
+    </w:p>
+    <w:p>
+      <w:pPr>
+        <w:rPr>
+          <w:rFonts w:ascii="Times New Roman" w:hAnsi="Times New Roman" w:cs="Times New Roman"/>
+        </w:rPr>
+      </w:pPr>
+      <w:r>
+        <w:rPr>
+          <w:rFonts w:ascii="Times New Roman" w:hAnsi="Times New Roman" w:cs="Times New Roman"/>
+        </w:rPr>
+        <w:t>            elif update_choice == "2":</w:t>
+      </w:r>
+    </w:p>
+    <w:p>
+      <w:pPr>
+        <w:rPr>
+          <w:rFonts w:ascii="Times New Roman" w:hAnsi="Times New Roman" w:cs="Times New Roman"/>
+        </w:rPr>
+      </w:pPr>
+      <w:r>
+        <w:rPr>
+          <w:rFonts w:ascii="Times New Roman" w:hAnsi="Times New Roman" w:cs="Times New Roman"/>
+        </w:rPr>
+        <w:t>                new_attendance = float(input("Enter new attendance: "))</w:t>
+      </w:r>
+    </w:p>
+    <w:p>
+      <w:pPr>
+        <w:rPr>
+          <w:rFonts w:ascii="Times New Roman" w:hAnsi="Times New Roman" w:cs="Times New Roman"/>
+        </w:rPr>
+      </w:pPr>
+      <w:r>
+        <w:rPr>
+          <w:rFonts w:ascii="Times New Roman" w:hAnsi="Times New Roman" w:cs="Times New Roman"/>
+        </w:rPr>
+        <w:t>                students[roll_no]["attendance"] = new_attendance</w:t>
+      </w:r>
+    </w:p>
+    <w:p>
+      <w:pPr>
+        <w:rPr>
+          <w:rFonts w:ascii="Times New Roman" w:hAnsi="Times New Roman" w:cs="Times New Roman"/>
+        </w:rPr>
+      </w:pPr>
+      <w:r>
+        <w:rPr>
+          <w:rFonts w:ascii="Times New Roman" w:hAnsi="Times New Roman" w:cs="Times New Roman"/>
+        </w:rPr>
+        <w:t>                print("Attendance updated!")</w:t>
       </w:r>
     </w:p>
     <w:p>
@@ -1897,20 +2194,164 @@
         <w:rPr>
           <w:rFonts w:ascii="Times New Roman" w:hAnsi="Times New Roman" w:cs="Times New Roman"/>
         </w:rPr>
-        <w:t>    elif choice == "2":</w:t>
-      </w:r>
-    </w:p>
-    <w:p>
-      <w:pPr>
-        <w:rPr>
-          <w:rFonts w:ascii="Times New Roman" w:hAnsi="Times New Roman" w:cs="Times New Roman"/>
-        </w:rPr>
-      </w:pPr>
-      <w:r>
-        <w:rPr>
-          <w:rFonts w:ascii="Times New Roman" w:hAnsi="Times New Roman" w:cs="Times New Roman"/>
-        </w:rPr>
-        <w:t>        roll_no = input("Enter Roll Number to update: ")</w:t>
+        <w:t>    elif choice == "3":</w:t>
+      </w:r>
+    </w:p>
+    <w:p>
+      <w:pPr>
+        <w:rPr>
+          <w:rFonts w:ascii="Times New Roman" w:hAnsi="Times New Roman" w:cs="Times New Roman"/>
+        </w:rPr>
+      </w:pPr>
+      <w:r>
+        <w:rPr>
+          <w:rFonts w:ascii="Times New Roman" w:hAnsi="Times New Roman" w:cs="Times New Roman"/>
+        </w:rPr>
+        <w:t>        if not students:</w:t>
+      </w:r>
+    </w:p>
+    <w:p>
+      <w:pPr>
+        <w:rPr>
+          <w:rFonts w:ascii="Times New Roman" w:hAnsi="Times New Roman" w:cs="Times New Roman"/>
+        </w:rPr>
+      </w:pPr>
+      <w:r>
+        <w:rPr>
+          <w:rFonts w:ascii="Times New Roman" w:hAnsi="Times New Roman" w:cs="Times New Roman"/>
+        </w:rPr>
+        <w:t>            print("No students in records!")</w:t>
+      </w:r>
+    </w:p>
+    <w:p>
+      <w:pPr>
+        <w:rPr>
+          <w:rFonts w:ascii="Times New Roman" w:hAnsi="Times New Roman" w:cs="Times New Roman"/>
+        </w:rPr>
+      </w:pPr>
+      <w:r>
+        <w:rPr>
+          <w:rFonts w:ascii="Times New Roman" w:hAnsi="Times New Roman" w:cs="Times New Roman"/>
+        </w:rPr>
+        <w:t>        else:</w:t>
+      </w:r>
+    </w:p>
+    <w:p>
+      <w:pPr>
+        <w:rPr>
+          <w:rFonts w:ascii="Times New Roman" w:hAnsi="Times New Roman" w:cs="Times New Roman"/>
+        </w:rPr>
+      </w:pPr>
+      <w:r>
+        <w:rPr>
+          <w:rFonts w:ascii="Times New Roman" w:hAnsi="Times New Roman" w:cs="Times New Roman"/>
+        </w:rPr>
+        <w:t>            print("\n--- All Students ---")</w:t>
+      </w:r>
+    </w:p>
+    <w:p>
+      <w:pPr>
+        <w:rPr>
+          <w:rFonts w:ascii="Times New Roman" w:hAnsi="Times New Roman" w:cs="Times New Roman"/>
+        </w:rPr>
+      </w:pPr>
+      <w:r>
+        <w:rPr>
+          <w:rFonts w:ascii="Times New Roman" w:hAnsi="Times New Roman" w:cs="Times New Roman"/>
+        </w:rPr>
+        <w:t>            for roll, details in students.items():</w:t>
+      </w:r>
+    </w:p>
+    <w:p>
+      <w:pPr>
+        <w:rPr>
+          <w:rFonts w:ascii="Times New Roman" w:hAnsi="Times New Roman" w:cs="Times New Roman"/>
+        </w:rPr>
+      </w:pPr>
+      <w:r>
+        <w:rPr>
+          <w:rFonts w:ascii="Times New Roman" w:hAnsi="Times New Roman" w:cs="Times New Roman"/>
+        </w:rPr>
+        <w:t>                print(f"\nRoll No: {roll}")</w:t>
+      </w:r>
+    </w:p>
+    <w:p>
+      <w:pPr>
+        <w:rPr>
+          <w:rFonts w:ascii="Times New Roman" w:hAnsi="Times New Roman" w:cs="Times New Roman"/>
+        </w:rPr>
+      </w:pPr>
+      <w:r>
+        <w:rPr>
+          <w:rFonts w:ascii="Times New Roman" w:hAnsi="Times New Roman" w:cs="Times New Roman"/>
+        </w:rPr>
+        <w:t>                print(f"Name: {details['name']}")</w:t>
+      </w:r>
+    </w:p>
+    <w:p>
+      <w:pPr>
+        <w:rPr>
+          <w:rFonts w:ascii="Times New Roman" w:hAnsi="Times New Roman" w:cs="Times New Roman"/>
+        </w:rPr>
+      </w:pPr>
+      <w:r>
+        <w:rPr>
+          <w:rFonts w:ascii="Times New Roman" w:hAnsi="Times New Roman" w:cs="Times New Roman"/>
+        </w:rPr>
+        <w:t>                print(f"Grades: {details['grades']}")</w:t>
+      </w:r>
+    </w:p>
+    <w:p>
+      <w:pPr>
+        <w:rPr>
+          <w:rFonts w:ascii="Times New Roman" w:hAnsi="Times New Roman" w:cs="Times New Roman"/>
+        </w:rPr>
+      </w:pPr>
+      <w:r>
+        <w:rPr>
+          <w:rFonts w:ascii="Times New Roman" w:hAnsi="Times New Roman" w:cs="Times New Roman"/>
+        </w:rPr>
+        <w:lastRenderedPageBreak/>
+        <w:t>                print(f"Attendance: {details['attendance']}%")</w:t>
+      </w:r>
+    </w:p>
+    <w:p>
+      <w:pPr>
+        <w:rPr>
+          <w:rFonts w:ascii="Times New Roman" w:hAnsi="Times New Roman" w:cs="Times New Roman"/>
+        </w:rPr>
+      </w:pPr>
+      <w:r>
+        <w:rPr>
+          <w:rFonts w:ascii="Times New Roman" w:hAnsi="Times New Roman" w:cs="Times New Roman"/>
+        </w:rPr>
+        <w:t xml:space="preserve">    </w:t>
+      </w:r>
+    </w:p>
+    <w:p>
+      <w:pPr>
+        <w:rPr>
+          <w:rFonts w:ascii="Times New Roman" w:hAnsi="Times New Roman" w:cs="Times New Roman"/>
+        </w:rPr>
+      </w:pPr>
+      <w:r>
+        <w:rPr>
+          <w:rFonts w:ascii="Times New Roman" w:hAnsi="Times New Roman" w:cs="Times New Roman"/>
+        </w:rPr>
+        <w:t>    elif choice == "4":</w:t>
+      </w:r>
+    </w:p>
+    <w:p>
+      <w:pPr>
+        <w:rPr>
+          <w:rFonts w:ascii="Times New Roman" w:hAnsi="Times New Roman" w:cs="Times New Roman"/>
+        </w:rPr>
+      </w:pPr>
+      <w:r>
+        <w:rPr>
+          <w:rFonts w:ascii="Times New Roman" w:hAnsi="Times New Roman" w:cs="Times New Roman"/>
+        </w:rPr>
+        <w:t>        roll_no = input("Enter Roll Number: ")</w:t>
       </w:r>
     </w:p>
     <w:p>
@@ -1975,449 +2416,6 @@
         <w:rPr>
           <w:rFonts w:ascii="Times New Roman" w:hAnsi="Times New Roman" w:cs="Times New Roman"/>
         </w:rPr>
-        <w:t>            print("\nWhat do you want to update?")</w:t>
-      </w:r>
-    </w:p>
-    <w:p>
-      <w:pPr>
-        <w:rPr>
-          <w:rFonts w:ascii="Times New Roman" w:hAnsi="Times New Roman" w:cs="Times New Roman"/>
-        </w:rPr>
-      </w:pPr>
-      <w:r>
-        <w:rPr>
-          <w:rFonts w:ascii="Times New Roman" w:hAnsi="Times New Roman" w:cs="Times New Roman"/>
-        </w:rPr>
-        <w:t>            print("1. Grades")</w:t>
-      </w:r>
-    </w:p>
-    <w:p>
-      <w:pPr>
-        <w:rPr>
-          <w:rFonts w:ascii="Times New Roman" w:hAnsi="Times New Roman" w:cs="Times New Roman"/>
-        </w:rPr>
-      </w:pPr>
-      <w:r>
-        <w:rPr>
-          <w:rFonts w:ascii="Times New Roman" w:hAnsi="Times New Roman" w:cs="Times New Roman"/>
-        </w:rPr>
-        <w:t>            print("2. Attendance")</w:t>
-      </w:r>
-    </w:p>
-    <w:p>
-      <w:pPr>
-        <w:rPr>
-          <w:rFonts w:ascii="Times New Roman" w:hAnsi="Times New Roman" w:cs="Times New Roman"/>
-        </w:rPr>
-      </w:pPr>
-      <w:r>
-        <w:rPr>
-          <w:rFonts w:ascii="Times New Roman" w:hAnsi="Times New Roman" w:cs="Times New Roman"/>
-        </w:rPr>
-        <w:t xml:space="preserve">            </w:t>
-      </w:r>
-    </w:p>
-    <w:p>
-      <w:pPr>
-        <w:rPr>
-          <w:rFonts w:ascii="Times New Roman" w:hAnsi="Times New Roman" w:cs="Times New Roman"/>
-        </w:rPr>
-      </w:pPr>
-      <w:r>
-        <w:rPr>
-          <w:rFonts w:ascii="Times New Roman" w:hAnsi="Times New Roman" w:cs="Times New Roman"/>
-        </w:rPr>
-        <w:t>            update_choice = input("Enter choice (1-2): ")</w:t>
-      </w:r>
-    </w:p>
-    <w:p>
-      <w:pPr>
-        <w:rPr>
-          <w:rFonts w:ascii="Times New Roman" w:hAnsi="Times New Roman" w:cs="Times New Roman"/>
-        </w:rPr>
-      </w:pPr>
-      <w:r>
-        <w:rPr>
-          <w:rFonts w:ascii="Times New Roman" w:hAnsi="Times New Roman" w:cs="Times New Roman"/>
-        </w:rPr>
-        <w:t xml:space="preserve">            </w:t>
-      </w:r>
-    </w:p>
-    <w:p>
-      <w:pPr>
-        <w:rPr>
-          <w:rFonts w:ascii="Times New Roman" w:hAnsi="Times New Roman" w:cs="Times New Roman"/>
-        </w:rPr>
-      </w:pPr>
-      <w:r>
-        <w:rPr>
-          <w:rFonts w:ascii="Times New Roman" w:hAnsi="Times New Roman" w:cs="Times New Roman"/>
-        </w:rPr>
-        <w:lastRenderedPageBreak/>
-        <w:t>            if update_choice == "1":</w:t>
-      </w:r>
-    </w:p>
-    <w:p>
-      <w:pPr>
-        <w:rPr>
-          <w:rFonts w:ascii="Times New Roman" w:hAnsi="Times New Roman" w:cs="Times New Roman"/>
-        </w:rPr>
-      </w:pPr>
-      <w:r>
-        <w:rPr>
-          <w:rFonts w:ascii="Times New Roman" w:hAnsi="Times New Roman" w:cs="Times New Roman"/>
-        </w:rPr>
-        <w:t>                subject = input("Enter subject (Math/English/Science): ")</w:t>
-      </w:r>
-    </w:p>
-    <w:p>
-      <w:pPr>
-        <w:rPr>
-          <w:rFonts w:ascii="Times New Roman" w:hAnsi="Times New Roman" w:cs="Times New Roman"/>
-        </w:rPr>
-      </w:pPr>
-      <w:r>
-        <w:rPr>
-          <w:rFonts w:ascii="Times New Roman" w:hAnsi="Times New Roman" w:cs="Times New Roman"/>
-        </w:rPr>
-        <w:t>                new_grade = float(input(f"Enter new {subject} grade: "))</w:t>
-      </w:r>
-    </w:p>
-    <w:p>
-      <w:pPr>
-        <w:rPr>
-          <w:rFonts w:ascii="Times New Roman" w:hAnsi="Times New Roman" w:cs="Times New Roman"/>
-        </w:rPr>
-      </w:pPr>
-      <w:r>
-        <w:rPr>
-          <w:rFonts w:ascii="Times New Roman" w:hAnsi="Times New Roman" w:cs="Times New Roman"/>
-        </w:rPr>
-        <w:t>                students[roll_no]["grades"][subject] = new_grade</w:t>
-      </w:r>
-    </w:p>
-    <w:p>
-      <w:pPr>
-        <w:rPr>
-          <w:rFonts w:ascii="Times New Roman" w:hAnsi="Times New Roman" w:cs="Times New Roman"/>
-        </w:rPr>
-      </w:pPr>
-      <w:r>
-        <w:rPr>
-          <w:rFonts w:ascii="Times New Roman" w:hAnsi="Times New Roman" w:cs="Times New Roman"/>
-        </w:rPr>
-        <w:t>                print("Grade updated!")</w:t>
-      </w:r>
-    </w:p>
-    <w:p>
-      <w:pPr>
-        <w:rPr>
-          <w:rFonts w:ascii="Times New Roman" w:hAnsi="Times New Roman" w:cs="Times New Roman"/>
-        </w:rPr>
-      </w:pPr>
-      <w:r>
-        <w:rPr>
-          <w:rFonts w:ascii="Times New Roman" w:hAnsi="Times New Roman" w:cs="Times New Roman"/>
-        </w:rPr>
-        <w:t xml:space="preserve">                </w:t>
-      </w:r>
-    </w:p>
-    <w:p>
-      <w:pPr>
-        <w:rPr>
-          <w:rFonts w:ascii="Times New Roman" w:hAnsi="Times New Roman" w:cs="Times New Roman"/>
-        </w:rPr>
-      </w:pPr>
-      <w:r>
-        <w:rPr>
-          <w:rFonts w:ascii="Times New Roman" w:hAnsi="Times New Roman" w:cs="Times New Roman"/>
-        </w:rPr>
-        <w:t>            elif update_choice == "2":</w:t>
-      </w:r>
-    </w:p>
-    <w:p>
-      <w:pPr>
-        <w:rPr>
-          <w:rFonts w:ascii="Times New Roman" w:hAnsi="Times New Roman" w:cs="Times New Roman"/>
-        </w:rPr>
-      </w:pPr>
-      <w:r>
-        <w:rPr>
-          <w:rFonts w:ascii="Times New Roman" w:hAnsi="Times New Roman" w:cs="Times New Roman"/>
-        </w:rPr>
-        <w:t>                new_attendance = float(input("Enter new attendance: "))</w:t>
-      </w:r>
-    </w:p>
-    <w:p>
-      <w:pPr>
-        <w:rPr>
-          <w:rFonts w:ascii="Times New Roman" w:hAnsi="Times New Roman" w:cs="Times New Roman"/>
-        </w:rPr>
-      </w:pPr>
-      <w:r>
-        <w:rPr>
-          <w:rFonts w:ascii="Times New Roman" w:hAnsi="Times New Roman" w:cs="Times New Roman"/>
-        </w:rPr>
-        <w:t>                students[roll_no]["attendance"] = new_attendance</w:t>
-      </w:r>
-    </w:p>
-    <w:p>
-      <w:pPr>
-        <w:rPr>
-          <w:rFonts w:ascii="Times New Roman" w:hAnsi="Times New Roman" w:cs="Times New Roman"/>
-        </w:rPr>
-      </w:pPr>
-      <w:r>
-        <w:rPr>
-          <w:rFonts w:ascii="Times New Roman" w:hAnsi="Times New Roman" w:cs="Times New Roman"/>
-        </w:rPr>
-        <w:t>                print("Attendance updated!")</w:t>
-      </w:r>
-    </w:p>
-    <w:p>
-      <w:pPr>
-        <w:rPr>
-          <w:rFonts w:ascii="Times New Roman" w:hAnsi="Times New Roman" w:cs="Times New Roman"/>
-        </w:rPr>
-      </w:pPr>
-      <w:r>
-        <w:rPr>
-          <w:rFonts w:ascii="Times New Roman" w:hAnsi="Times New Roman" w:cs="Times New Roman"/>
-        </w:rPr>
-        <w:t xml:space="preserve">    </w:t>
-      </w:r>
-    </w:p>
-    <w:p>
-      <w:pPr>
-        <w:rPr>
-          <w:rFonts w:ascii="Times New Roman" w:hAnsi="Times New Roman" w:cs="Times New Roman"/>
-        </w:rPr>
-      </w:pPr>
-      <w:r>
-        <w:rPr>
-          <w:rFonts w:ascii="Times New Roman" w:hAnsi="Times New Roman" w:cs="Times New Roman"/>
-        </w:rPr>
-        <w:t>    elif choice == "3":</w:t>
-      </w:r>
-    </w:p>
-    <w:p>
-      <w:pPr>
-        <w:rPr>
-          <w:rFonts w:ascii="Times New Roman" w:hAnsi="Times New Roman" w:cs="Times New Roman"/>
-        </w:rPr>
-      </w:pPr>
-      <w:r>
-        <w:rPr>
-          <w:rFonts w:ascii="Times New Roman" w:hAnsi="Times New Roman" w:cs="Times New Roman"/>
-        </w:rPr>
-        <w:t>        if not students:</w:t>
-      </w:r>
-    </w:p>
-    <w:p>
-      <w:pPr>
-        <w:rPr>
-          <w:rFonts w:ascii="Times New Roman" w:hAnsi="Times New Roman" w:cs="Times New Roman"/>
-        </w:rPr>
-      </w:pPr>
-      <w:r>
-        <w:rPr>
-          <w:rFonts w:ascii="Times New Roman" w:hAnsi="Times New Roman" w:cs="Times New Roman"/>
-        </w:rPr>
-        <w:t>            print("No students in records!")</w:t>
-      </w:r>
-    </w:p>
-    <w:p>
-      <w:pPr>
-        <w:rPr>
-          <w:rFonts w:ascii="Times New Roman" w:hAnsi="Times New Roman" w:cs="Times New Roman"/>
-        </w:rPr>
-      </w:pPr>
-      <w:r>
-        <w:rPr>
-          <w:rFonts w:ascii="Times New Roman" w:hAnsi="Times New Roman" w:cs="Times New Roman"/>
-        </w:rPr>
-        <w:t>        else:</w:t>
-      </w:r>
-    </w:p>
-    <w:p>
-      <w:pPr>
-        <w:rPr>
-          <w:rFonts w:ascii="Times New Roman" w:hAnsi="Times New Roman" w:cs="Times New Roman"/>
-        </w:rPr>
-      </w:pPr>
-      <w:r>
-        <w:rPr>
-          <w:rFonts w:ascii="Times New Roman" w:hAnsi="Times New Roman" w:cs="Times New Roman"/>
-        </w:rPr>
-        <w:t>            print("\n--- All Students ---")</w:t>
-      </w:r>
-    </w:p>
-    <w:p>
-      <w:pPr>
-        <w:rPr>
-          <w:rFonts w:ascii="Times New Roman" w:hAnsi="Times New Roman" w:cs="Times New Roman"/>
-        </w:rPr>
-      </w:pPr>
-      <w:r>
-        <w:rPr>
-          <w:rFonts w:ascii="Times New Roman" w:hAnsi="Times New Roman" w:cs="Times New Roman"/>
-        </w:rPr>
-        <w:t>            for roll, details in students.items():</w:t>
-      </w:r>
-    </w:p>
-    <w:p>
-      <w:pPr>
-        <w:rPr>
-          <w:rFonts w:ascii="Times New Roman" w:hAnsi="Times New Roman" w:cs="Times New Roman"/>
-        </w:rPr>
-      </w:pPr>
-      <w:r>
-        <w:rPr>
-          <w:rFonts w:ascii="Times New Roman" w:hAnsi="Times New Roman" w:cs="Times New Roman"/>
-        </w:rPr>
-        <w:t>                print(f"\nRoll No: {roll}")</w:t>
-      </w:r>
-    </w:p>
-    <w:p>
-      <w:pPr>
-        <w:rPr>
-          <w:rFonts w:ascii="Times New Roman" w:hAnsi="Times New Roman" w:cs="Times New Roman"/>
-        </w:rPr>
-      </w:pPr>
-      <w:r>
-        <w:rPr>
-          <w:rFonts w:ascii="Times New Roman" w:hAnsi="Times New Roman" w:cs="Times New Roman"/>
-        </w:rPr>
-        <w:t>                print(f"Name: {details['name']}")</w:t>
-      </w:r>
-    </w:p>
-    <w:p>
-      <w:pPr>
-        <w:rPr>
-          <w:rFonts w:ascii="Times New Roman" w:hAnsi="Times New Roman" w:cs="Times New Roman"/>
-        </w:rPr>
-      </w:pPr>
-      <w:r>
-        <w:rPr>
-          <w:rFonts w:ascii="Times New Roman" w:hAnsi="Times New Roman" w:cs="Times New Roman"/>
-        </w:rPr>
-        <w:t>                print(f"Grades: {details['grades']}")</w:t>
-      </w:r>
-    </w:p>
-    <w:p>
-      <w:pPr>
-        <w:rPr>
-          <w:rFonts w:ascii="Times New Roman" w:hAnsi="Times New Roman" w:cs="Times New Roman"/>
-        </w:rPr>
-      </w:pPr>
-      <w:r>
-        <w:rPr>
-          <w:rFonts w:ascii="Times New Roman" w:hAnsi="Times New Roman" w:cs="Times New Roman"/>
-        </w:rPr>
-        <w:t>                print(f"Attendance: {details['attendance']}%")</w:t>
-      </w:r>
-    </w:p>
-    <w:p>
-      <w:pPr>
-        <w:rPr>
-          <w:rFonts w:ascii="Times New Roman" w:hAnsi="Times New Roman" w:cs="Times New Roman"/>
-        </w:rPr>
-      </w:pPr>
-      <w:r>
-        <w:rPr>
-          <w:rFonts w:ascii="Times New Roman" w:hAnsi="Times New Roman" w:cs="Times New Roman"/>
-        </w:rPr>
-        <w:t xml:space="preserve">    </w:t>
-      </w:r>
-    </w:p>
-    <w:p>
-      <w:pPr>
-        <w:rPr>
-          <w:rFonts w:ascii="Times New Roman" w:hAnsi="Times New Roman" w:cs="Times New Roman"/>
-        </w:rPr>
-      </w:pPr>
-      <w:r>
-        <w:rPr>
-          <w:rFonts w:ascii="Times New Roman" w:hAnsi="Times New Roman" w:cs="Times New Roman"/>
-        </w:rPr>
-        <w:t>    elif choice == "4":</w:t>
-      </w:r>
-    </w:p>
-    <w:p>
-      <w:pPr>
-        <w:rPr>
-          <w:rFonts w:ascii="Times New Roman" w:hAnsi="Times New Roman" w:cs="Times New Roman"/>
-        </w:rPr>
-      </w:pPr>
-      <w:r>
-        <w:rPr>
-          <w:rFonts w:ascii="Times New Roman" w:hAnsi="Times New Roman" w:cs="Times New Roman"/>
-        </w:rPr>
-        <w:t>        roll_no = input("Enter Roll Number: ")</w:t>
-      </w:r>
-    </w:p>
-    <w:p>
-      <w:pPr>
-        <w:rPr>
-          <w:rFonts w:ascii="Times New Roman" w:hAnsi="Times New Roman" w:cs="Times New Roman"/>
-        </w:rPr>
-      </w:pPr>
-      <w:r>
-        <w:rPr>
-          <w:rFonts w:ascii="Times New Roman" w:hAnsi="Times New Roman" w:cs="Times New Roman"/>
-        </w:rPr>
-        <w:t xml:space="preserve">        </w:t>
-      </w:r>
-    </w:p>
-    <w:p>
-      <w:pPr>
-        <w:rPr>
-          <w:rFonts w:ascii="Times New Roman" w:hAnsi="Times New Roman" w:cs="Times New Roman"/>
-        </w:rPr>
-      </w:pPr>
-      <w:r>
-        <w:rPr>
-          <w:rFonts w:ascii="Times New Roman" w:hAnsi="Times New Roman" w:cs="Times New Roman"/>
-        </w:rPr>
-        <w:t>        if roll_no not in students:</w:t>
-      </w:r>
-    </w:p>
-    <w:p>
-      <w:pPr>
-        <w:rPr>
-          <w:rFonts w:ascii="Times New Roman" w:hAnsi="Times New Roman" w:cs="Times New Roman"/>
-        </w:rPr>
-      </w:pPr>
-      <w:r>
-        <w:rPr>
-          <w:rFonts w:ascii="Times New Roman" w:hAnsi="Times New Roman" w:cs="Times New Roman"/>
-        </w:rPr>
-        <w:t>            print("Student not found!")</w:t>
-      </w:r>
-    </w:p>
-    <w:p>
-      <w:pPr>
-        <w:rPr>
-          <w:rFonts w:ascii="Times New Roman" w:hAnsi="Times New Roman" w:cs="Times New Roman"/>
-        </w:rPr>
-      </w:pPr>
-      <w:r>
-        <w:rPr>
-          <w:rFonts w:ascii="Times New Roman" w:hAnsi="Times New Roman" w:cs="Times New Roman"/>
-        </w:rPr>
-        <w:t>        else:</w:t>
-      </w:r>
-    </w:p>
-    <w:p>
-      <w:pPr>
-        <w:rPr>
-          <w:rFonts w:ascii="Times New Roman" w:hAnsi="Times New Roman" w:cs="Times New Roman"/>
-        </w:rPr>
-      </w:pPr>
-      <w:r>
-        <w:rPr>
-          <w:rFonts w:ascii="Times New Roman" w:hAnsi="Times New Roman" w:cs="Times New Roman"/>
-        </w:rPr>
         <w:t>            details = students[roll_no]</w:t>
       </w:r>
     </w:p>
@@ -2483,7 +2481,6 @@
         <w:rPr>
           <w:rFonts w:ascii="Times New Roman" w:hAnsi="Times New Roman" w:cs="Times New Roman"/>
         </w:rPr>
-        <w:lastRenderedPageBreak/>
         <w:t>            print(f"Attendance: {details['attendance']}%")</w:t>
       </w:r>
     </w:p>
